--- a/Инвестиционный ПОРТФЕЛЬ.docx
+++ b/Инвестиционный ПОРТФЕЛЬ.docx
@@ -106,7 +106,46 @@
       </w:r>
     </w:p>
     <w:p/>
+    <w:p>
+      <w:r>
+        <w:t>БД</w:t>
+      </w:r>
+    </w:p>
+    <w:p>
+      <w:r>
+        <w:rPr>
+          <w:lang w:val="en-US"/>
+        </w:rPr>
+        <w:t>Postgre</w:t>
+      </w:r>
+    </w:p>
     <w:p/>
+    <w:p>
+      <w:r>
+        <w:t>Тесты</w:t>
+      </w:r>
+    </w:p>
+    <w:p>
+      <w:pPr>
+        <w:rPr>
+          <w:lang w:val="en-US"/>
+        </w:rPr>
+      </w:pPr>
+    </w:p>
+    <w:p>
+      <w:pPr>
+        <w:rPr>
+          <w:lang w:val="en-US"/>
+        </w:rPr>
+      </w:pPr>
+    </w:p>
+    <w:p>
+      <w:pPr>
+        <w:rPr>
+          <w:lang w:val="en-US"/>
+        </w:rPr>
+      </w:pPr>
+    </w:p>
     <w:p>
       <w:r>
         <w:t>Репозиторий</w:t>
@@ -114,47 +153,74 @@
       <w:r>
         <w:t xml:space="preserve"> - </w:t>
       </w:r>
+      <w:hyperlink r:id="rId5" w:history="1">
+        <w:r>
+          <w:rPr>
+            <w:rStyle w:val="ac"/>
+            <w:lang w:val="en-US"/>
+          </w:rPr>
+          <w:t>https</w:t>
+        </w:r>
+        <w:r>
+          <w:rPr>
+            <w:rStyle w:val="ac"/>
+          </w:rPr>
+          <w:t>://</w:t>
+        </w:r>
+        <w:r>
+          <w:rPr>
+            <w:rStyle w:val="ac"/>
+            <w:lang w:val="en-US"/>
+          </w:rPr>
+          <w:t>github</w:t>
+        </w:r>
+        <w:r>
+          <w:rPr>
+            <w:rStyle w:val="ac"/>
+          </w:rPr>
+          <w:t>.</w:t>
+        </w:r>
+        <w:r>
+          <w:rPr>
+            <w:rStyle w:val="ac"/>
+            <w:lang w:val="en-US"/>
+          </w:rPr>
+          <w:t>com</w:t>
+        </w:r>
+        <w:r>
+          <w:rPr>
+            <w:rStyle w:val="ac"/>
+          </w:rPr>
+          <w:t>/</w:t>
+        </w:r>
+        <w:r>
+          <w:rPr>
+            <w:rStyle w:val="ac"/>
+            <w:lang w:val="en-US"/>
+          </w:rPr>
+          <w:t>KironIllo</w:t>
+        </w:r>
+        <w:r>
+          <w:rPr>
+            <w:rStyle w:val="ac"/>
+          </w:rPr>
+          <w:t>/</w:t>
+        </w:r>
+        <w:r>
+          <w:rPr>
+            <w:rStyle w:val="ac"/>
+            <w:lang w:val="en-US"/>
+          </w:rPr>
+          <w:t>EduPractice</w:t>
+        </w:r>
+      </w:hyperlink>
+    </w:p>
+    <w:p>
       <w:r>
         <w:rPr>
           <w:lang w:val="en-US"/>
         </w:rPr>
-        <w:t>https</w:t>
-      </w:r>
-      <w:r>
-        <w:t>://</w:t>
-      </w:r>
-      <w:r>
-        <w:rPr>
-          <w:lang w:val="en-US"/>
-        </w:rPr>
-        <w:t>github</w:t>
-      </w:r>
-      <w:r>
-        <w:t>.</w:t>
-      </w:r>
-      <w:r>
-        <w:rPr>
-          <w:lang w:val="en-US"/>
-        </w:rPr>
-        <w:t>com</w:t>
-      </w:r>
-      <w:r>
-        <w:t>/</w:t>
-      </w:r>
-      <w:r>
-        <w:rPr>
-          <w:lang w:val="en-US"/>
-        </w:rPr>
-        <w:t>KironIllo</w:t>
-      </w:r>
-      <w:r>
-        <w:t>/</w:t>
-      </w:r>
-      <w:r>
-        <w:rPr>
-          <w:lang w:val="en-US"/>
-        </w:rPr>
-        <w:t>EduPractice</w:t>
+        <w:t>README</w:t>
       </w:r>
     </w:p>
     <w:sectPr>
@@ -1205,6 +1271,29 @@
       <w:spacing w:val="5"/>
     </w:rPr>
   </w:style>
+  <w:style w:type="character" w:styleId="ac">
+    <w:name w:val="Hyperlink"/>
+    <w:basedOn w:val="a0"/>
+    <w:uiPriority w:val="99"/>
+    <w:unhideWhenUsed/>
+    <w:rsid w:val="00156D4D"/>
+    <w:rPr>
+      <w:color w:val="467886" w:themeColor="hyperlink"/>
+      <w:u w:val="single"/>
+    </w:rPr>
+  </w:style>
+  <w:style w:type="character" w:styleId="ad">
+    <w:name w:val="Unresolved Mention"/>
+    <w:basedOn w:val="a0"/>
+    <w:uiPriority w:val="99"/>
+    <w:semiHidden/>
+    <w:unhideWhenUsed/>
+    <w:rsid w:val="00156D4D"/>
+    <w:rPr>
+      <w:color w:val="605E5C"/>
+      <w:shd w:val="clear" w:color="auto" w:fill="E1DFDD"/>
+    </w:rPr>
+  </w:style>
 </w:styles>
 </file>
 

--- a/Инвестиционный ПОРТФЕЛЬ.docx
+++ b/Инвестиционный ПОРТФЕЛЬ.docx
@@ -112,12 +112,14 @@
       </w:r>
     </w:p>
     <w:p>
+      <w:proofErr w:type="spellStart"/>
       <w:r>
         <w:rPr>
           <w:lang w:val="en-US"/>
         </w:rPr>
         <w:t>Postgre</w:t>
       </w:r>
+      <w:proofErr w:type="spellEnd"/>
     </w:p>
     <w:p/>
     <w:p>
@@ -167,6 +169,7 @@
           </w:rPr>
           <w:t>://</w:t>
         </w:r>
+        <w:proofErr w:type="spellStart"/>
         <w:r>
           <w:rPr>
             <w:rStyle w:val="ac"/>
@@ -174,6 +177,7 @@
           </w:rPr>
           <w:t>github</w:t>
         </w:r>
+        <w:proofErr w:type="spellEnd"/>
         <w:r>
           <w:rPr>
             <w:rStyle w:val="ac"/>
@@ -193,6 +197,7 @@
           </w:rPr>
           <w:t>/</w:t>
         </w:r>
+        <w:proofErr w:type="spellStart"/>
         <w:r>
           <w:rPr>
             <w:rStyle w:val="ac"/>
@@ -200,12 +205,14 @@
           </w:rPr>
           <w:t>KironIllo</w:t>
         </w:r>
+        <w:proofErr w:type="spellEnd"/>
         <w:r>
           <w:rPr>
             <w:rStyle w:val="ac"/>
           </w:rPr>
           <w:t>/</w:t>
         </w:r>
+        <w:proofErr w:type="spellStart"/>
         <w:r>
           <w:rPr>
             <w:rStyle w:val="ac"/>
@@ -213,6 +220,7 @@
           </w:rPr>
           <w:t>EduPractice</w:t>
         </w:r>
+        <w:proofErr w:type="spellEnd"/>
       </w:hyperlink>
     </w:p>
     <w:p>
@@ -223,6 +231,1739 @@
         <w:t>README</w:t>
       </w:r>
     </w:p>
+    <w:p/>
+    <w:p/>
+    <w:p/>
+    <w:p>
+      <w:pPr>
+        <w:rPr>
+          <w:b/>
+          <w:bCs/>
+        </w:rPr>
+      </w:pPr>
+      <w:r>
+        <w:rPr>
+          <w:b/>
+          <w:bCs/>
+        </w:rPr>
+        <w:br w:type="page"/>
+      </w:r>
+    </w:p>
+    <w:p>
+      <w:pPr>
+        <w:rPr>
+          <w:b/>
+          <w:bCs/>
+        </w:rPr>
+      </w:pPr>
+      <w:r>
+        <w:rPr>
+          <w:b/>
+          <w:bCs/>
+        </w:rPr>
+        <w:t>Структура базы данных</w:t>
+      </w:r>
+    </w:p>
+    <w:p>
+      <w:r>
+        <w:rPr>
+          <w:b/>
+          <w:bCs/>
+        </w:rPr>
+        <w:t>1. Таблица </w:t>
+      </w:r>
+      <w:proofErr w:type="spellStart"/>
+      <w:r>
+        <w:t>users</w:t>
+      </w:r>
+      <w:proofErr w:type="spellEnd"/>
+      <w:r>
+        <w:t> (пользователи):</w:t>
+      </w:r>
+    </w:p>
+    <w:p>
+      <w:pPr>
+        <w:numPr>
+          <w:ilvl w:val="0"/>
+          <w:numId w:val="2"/>
+        </w:numPr>
+      </w:pPr>
+      <w:proofErr w:type="spellStart"/>
+      <w:r>
+        <w:t>user_id</w:t>
+      </w:r>
+      <w:proofErr w:type="spellEnd"/>
+      <w:r>
+        <w:t> (PK, INT, </w:t>
+      </w:r>
+      <w:proofErr w:type="spellStart"/>
+      <w:r>
+        <w:t>автоинкремент</w:t>
+      </w:r>
+      <w:proofErr w:type="spellEnd"/>
+      <w:r>
+        <w:t>) — ID пользователя;</w:t>
+      </w:r>
+    </w:p>
+    <w:p>
+      <w:pPr>
+        <w:numPr>
+          <w:ilvl w:val="0"/>
+          <w:numId w:val="2"/>
+        </w:numPr>
+      </w:pPr>
+      <w:proofErr w:type="spellStart"/>
+      <w:r>
+        <w:t>username</w:t>
+      </w:r>
+      <w:proofErr w:type="spellEnd"/>
+      <w:r>
+        <w:t> (VARCHAR) — логин;</w:t>
+      </w:r>
+    </w:p>
+    <w:p>
+      <w:pPr>
+        <w:numPr>
+          <w:ilvl w:val="0"/>
+          <w:numId w:val="2"/>
+        </w:numPr>
+      </w:pPr>
+      <w:proofErr w:type="spellStart"/>
+      <w:r>
+        <w:t>email</w:t>
+      </w:r>
+      <w:proofErr w:type="spellEnd"/>
+      <w:r>
+        <w:t xml:space="preserve"> (VARCHAR, уникальный) — </w:t>
+      </w:r>
+      <w:proofErr w:type="spellStart"/>
+      <w:r>
+        <w:t>email</w:t>
+      </w:r>
+      <w:proofErr w:type="spellEnd"/>
+      <w:r>
+        <w:t>;</w:t>
+      </w:r>
+    </w:p>
+    <w:p>
+      <w:pPr>
+        <w:numPr>
+          <w:ilvl w:val="0"/>
+          <w:numId w:val="2"/>
+        </w:numPr>
+        <w:rPr>
+          <w:lang w:val="en-US"/>
+        </w:rPr>
+      </w:pPr>
+      <w:proofErr w:type="spellStart"/>
+      <w:r>
+        <w:rPr>
+          <w:lang w:val="en-US"/>
+        </w:rPr>
+        <w:t>password_hash</w:t>
+      </w:r>
+      <w:proofErr w:type="spellEnd"/>
+      <w:r>
+        <w:rPr>
+          <w:lang w:val="en-US"/>
+        </w:rPr>
+        <w:t xml:space="preserve"> (VARCHAR) — </w:t>
+      </w:r>
+      <w:r>
+        <w:t>хэш</w:t>
+      </w:r>
+      <w:r>
+        <w:rPr>
+          <w:lang w:val="en-US"/>
+        </w:rPr>
+        <w:t> </w:t>
+      </w:r>
+      <w:r>
+        <w:t>пароля</w:t>
+      </w:r>
+      <w:r>
+        <w:rPr>
+          <w:lang w:val="en-US"/>
+        </w:rPr>
+        <w:t>;</w:t>
+      </w:r>
+    </w:p>
+    <w:p>
+      <w:pPr>
+        <w:numPr>
+          <w:ilvl w:val="0"/>
+          <w:numId w:val="2"/>
+        </w:numPr>
+        <w:rPr>
+          <w:lang w:val="en-US"/>
+        </w:rPr>
+      </w:pPr>
+      <w:proofErr w:type="spellStart"/>
+      <w:r>
+        <w:rPr>
+          <w:lang w:val="en-US"/>
+        </w:rPr>
+        <w:t>registration_date</w:t>
+      </w:r>
+      <w:proofErr w:type="spellEnd"/>
+      <w:r>
+        <w:rPr>
+          <w:lang w:val="en-US"/>
+        </w:rPr>
+        <w:t xml:space="preserve"> (DATETIME) — </w:t>
+      </w:r>
+      <w:r>
+        <w:t>дата</w:t>
+      </w:r>
+      <w:r>
+        <w:rPr>
+          <w:lang w:val="en-US"/>
+        </w:rPr>
+        <w:t> </w:t>
+      </w:r>
+      <w:r>
+        <w:t>регистрации</w:t>
+      </w:r>
+      <w:r>
+        <w:rPr>
+          <w:lang w:val="en-US"/>
+        </w:rPr>
+        <w:t>.</w:t>
+      </w:r>
+    </w:p>
+    <w:p>
+      <w:r>
+        <w:rPr>
+          <w:b/>
+          <w:bCs/>
+        </w:rPr>
+        <w:t>2. Таблица </w:t>
+      </w:r>
+      <w:proofErr w:type="spellStart"/>
+      <w:r>
+        <w:t>portfolios</w:t>
+      </w:r>
+      <w:proofErr w:type="spellEnd"/>
+      <w:r>
+        <w:t> (портфели):</w:t>
+      </w:r>
+    </w:p>
+    <w:p>
+      <w:pPr>
+        <w:numPr>
+          <w:ilvl w:val="0"/>
+          <w:numId w:val="3"/>
+        </w:numPr>
+      </w:pPr>
+      <w:proofErr w:type="spellStart"/>
+      <w:r>
+        <w:t>portfolio_id</w:t>
+      </w:r>
+      <w:proofErr w:type="spellEnd"/>
+      <w:r>
+        <w:t> (PK, INT, </w:t>
+      </w:r>
+      <w:proofErr w:type="spellStart"/>
+      <w:r>
+        <w:t>автоинкремент</w:t>
+      </w:r>
+      <w:proofErr w:type="spellEnd"/>
+      <w:r>
+        <w:t>) — ID портфеля;</w:t>
+      </w:r>
+    </w:p>
+    <w:p>
+      <w:pPr>
+        <w:numPr>
+          <w:ilvl w:val="0"/>
+          <w:numId w:val="3"/>
+        </w:numPr>
+      </w:pPr>
+      <w:proofErr w:type="spellStart"/>
+      <w:r>
+        <w:t>user_id</w:t>
+      </w:r>
+      <w:proofErr w:type="spellEnd"/>
+      <w:r>
+        <w:t> (FK, INT) — ссылка на пользователя;</w:t>
+      </w:r>
+    </w:p>
+    <w:p>
+      <w:pPr>
+        <w:numPr>
+          <w:ilvl w:val="0"/>
+          <w:numId w:val="3"/>
+        </w:numPr>
+      </w:pPr>
+      <w:proofErr w:type="spellStart"/>
+      <w:r>
+        <w:t>name</w:t>
+      </w:r>
+      <w:proofErr w:type="spellEnd"/>
+      <w:r>
+        <w:t> (VARCHAR) — название портфеля;</w:t>
+      </w:r>
+    </w:p>
+    <w:p>
+      <w:pPr>
+        <w:numPr>
+          <w:ilvl w:val="0"/>
+          <w:numId w:val="3"/>
+        </w:numPr>
+        <w:rPr>
+          <w:lang w:val="en-US"/>
+        </w:rPr>
+      </w:pPr>
+      <w:proofErr w:type="spellStart"/>
+      <w:r>
+        <w:rPr>
+          <w:lang w:val="en-US"/>
+        </w:rPr>
+        <w:t>creation_date</w:t>
+      </w:r>
+      <w:proofErr w:type="spellEnd"/>
+      <w:r>
+        <w:rPr>
+          <w:lang w:val="en-US"/>
+        </w:rPr>
+        <w:t xml:space="preserve"> (DATETIME) — </w:t>
+      </w:r>
+      <w:r>
+        <w:t>дата</w:t>
+      </w:r>
+      <w:r>
+        <w:rPr>
+          <w:lang w:val="en-US"/>
+        </w:rPr>
+        <w:t> </w:t>
+      </w:r>
+      <w:r>
+        <w:t>создания</w:t>
+      </w:r>
+      <w:r>
+        <w:rPr>
+          <w:lang w:val="en-US"/>
+        </w:rPr>
+        <w:t>.</w:t>
+      </w:r>
+    </w:p>
+    <w:p>
+      <w:r>
+        <w:rPr>
+          <w:b/>
+          <w:bCs/>
+        </w:rPr>
+        <w:t>3. Таблица </w:t>
+      </w:r>
+      <w:proofErr w:type="spellStart"/>
+      <w:r>
+        <w:t>assets</w:t>
+      </w:r>
+      <w:proofErr w:type="spellEnd"/>
+      <w:r>
+        <w:t> (активы):</w:t>
+      </w:r>
+    </w:p>
+    <w:p>
+      <w:pPr>
+        <w:numPr>
+          <w:ilvl w:val="0"/>
+          <w:numId w:val="4"/>
+        </w:numPr>
+      </w:pPr>
+      <w:proofErr w:type="spellStart"/>
+      <w:r>
+        <w:t>asset_id</w:t>
+      </w:r>
+      <w:proofErr w:type="spellEnd"/>
+      <w:r>
+        <w:t> (PK, INT, </w:t>
+      </w:r>
+      <w:proofErr w:type="spellStart"/>
+      <w:r>
+        <w:t>автоинкремент</w:t>
+      </w:r>
+      <w:proofErr w:type="spellEnd"/>
+      <w:r>
+        <w:t>) — ID актива;</w:t>
+      </w:r>
+    </w:p>
+    <w:p>
+      <w:pPr>
+        <w:numPr>
+          <w:ilvl w:val="0"/>
+          <w:numId w:val="4"/>
+        </w:numPr>
+      </w:pPr>
+      <w:proofErr w:type="spellStart"/>
+      <w:r>
+        <w:t>symbol</w:t>
+      </w:r>
+      <w:proofErr w:type="spellEnd"/>
+      <w:r>
+        <w:t> (VARCHAR, уникальный) — тикер (например, AAPL, BTC-USD);</w:t>
+      </w:r>
+    </w:p>
+    <w:p>
+      <w:pPr>
+        <w:numPr>
+          <w:ilvl w:val="0"/>
+          <w:numId w:val="4"/>
+        </w:numPr>
+        <w:rPr>
+          <w:lang w:val="en-US"/>
+        </w:rPr>
+      </w:pPr>
+      <w:r>
+        <w:rPr>
+          <w:lang w:val="en-US"/>
+        </w:rPr>
+        <w:t xml:space="preserve">name (VARCHAR) — </w:t>
+      </w:r>
+      <w:r>
+        <w:t>полное</w:t>
+      </w:r>
+      <w:r>
+        <w:rPr>
+          <w:lang w:val="en-US"/>
+        </w:rPr>
+        <w:t> </w:t>
+      </w:r>
+      <w:r>
+        <w:t>название</w:t>
+      </w:r>
+      <w:r>
+        <w:rPr>
+          <w:lang w:val="en-US"/>
+        </w:rPr>
+        <w:t> (Apple Inc., Bitcoin);</w:t>
+      </w:r>
+    </w:p>
+    <w:p>
+      <w:pPr>
+        <w:numPr>
+          <w:ilvl w:val="0"/>
+          <w:numId w:val="4"/>
+        </w:numPr>
+      </w:pPr>
+      <w:proofErr w:type="spellStart"/>
+      <w:r>
+        <w:t>type</w:t>
+      </w:r>
+      <w:proofErr w:type="spellEnd"/>
+      <w:r>
+        <w:t> (ENUM) — тип: «акция», «облигация», «валюта», «криптовалюта», «ETF» и т. д.</w:t>
+      </w:r>
+    </w:p>
+    <w:p>
+      <w:r>
+        <w:rPr>
+          <w:b/>
+          <w:bCs/>
+        </w:rPr>
+        <w:t>4. Таблица </w:t>
+      </w:r>
+      <w:proofErr w:type="spellStart"/>
+      <w:r>
+        <w:t>transactions</w:t>
+      </w:r>
+      <w:proofErr w:type="spellEnd"/>
+      <w:r>
+        <w:t> (сделки):</w:t>
+      </w:r>
+    </w:p>
+    <w:p>
+      <w:pPr>
+        <w:numPr>
+          <w:ilvl w:val="0"/>
+          <w:numId w:val="5"/>
+        </w:numPr>
+        <w:rPr>
+          <w:lang w:val="en-US"/>
+        </w:rPr>
+      </w:pPr>
+      <w:proofErr w:type="spellStart"/>
+      <w:r>
+        <w:rPr>
+          <w:lang w:val="en-US"/>
+        </w:rPr>
+        <w:t>transaction_id</w:t>
+      </w:r>
+      <w:proofErr w:type="spellEnd"/>
+      <w:r>
+        <w:rPr>
+          <w:lang w:val="en-US"/>
+        </w:rPr>
+        <w:t> (PK, INT, </w:t>
+      </w:r>
+      <w:proofErr w:type="spellStart"/>
+      <w:r>
+        <w:t>автоинкремент</w:t>
+      </w:r>
+      <w:proofErr w:type="spellEnd"/>
+      <w:r>
+        <w:rPr>
+          <w:lang w:val="en-US"/>
+        </w:rPr>
+        <w:t>) — ID </w:t>
+      </w:r>
+      <w:r>
+        <w:t>сделки</w:t>
+      </w:r>
+      <w:r>
+        <w:rPr>
+          <w:lang w:val="en-US"/>
+        </w:rPr>
+        <w:t>;</w:t>
+      </w:r>
+    </w:p>
+    <w:p>
+      <w:pPr>
+        <w:numPr>
+          <w:ilvl w:val="0"/>
+          <w:numId w:val="5"/>
+        </w:numPr>
+        <w:rPr>
+          <w:lang w:val="en-US"/>
+        </w:rPr>
+      </w:pPr>
+      <w:proofErr w:type="spellStart"/>
+      <w:r>
+        <w:rPr>
+          <w:lang w:val="en-US"/>
+        </w:rPr>
+        <w:t>portfolio_id</w:t>
+      </w:r>
+      <w:proofErr w:type="spellEnd"/>
+      <w:r>
+        <w:rPr>
+          <w:lang w:val="en-US"/>
+        </w:rPr>
+        <w:t> (FK, INT) — ID </w:t>
+      </w:r>
+      <w:r>
+        <w:t>портфеля</w:t>
+      </w:r>
+      <w:r>
+        <w:rPr>
+          <w:lang w:val="en-US"/>
+        </w:rPr>
+        <w:t>;</w:t>
+      </w:r>
+    </w:p>
+    <w:p>
+      <w:pPr>
+        <w:numPr>
+          <w:ilvl w:val="0"/>
+          <w:numId w:val="5"/>
+        </w:numPr>
+        <w:rPr>
+          <w:lang w:val="en-US"/>
+        </w:rPr>
+      </w:pPr>
+      <w:proofErr w:type="spellStart"/>
+      <w:r>
+        <w:rPr>
+          <w:lang w:val="en-US"/>
+        </w:rPr>
+        <w:t>asset_id</w:t>
+      </w:r>
+      <w:proofErr w:type="spellEnd"/>
+      <w:r>
+        <w:rPr>
+          <w:lang w:val="en-US"/>
+        </w:rPr>
+        <w:t> (FK, INT) — ID </w:t>
+      </w:r>
+      <w:r>
+        <w:t>актива</w:t>
+      </w:r>
+      <w:r>
+        <w:rPr>
+          <w:lang w:val="en-US"/>
+        </w:rPr>
+        <w:t>;</w:t>
+      </w:r>
+    </w:p>
+    <w:p>
+      <w:pPr>
+        <w:numPr>
+          <w:ilvl w:val="0"/>
+          <w:numId w:val="5"/>
+        </w:numPr>
+        <w:rPr>
+          <w:lang w:val="en-US"/>
+        </w:rPr>
+      </w:pPr>
+      <w:proofErr w:type="spellStart"/>
+      <w:r>
+        <w:rPr>
+          <w:lang w:val="en-US"/>
+        </w:rPr>
+        <w:t>transaction_type</w:t>
+      </w:r>
+      <w:proofErr w:type="spellEnd"/>
+      <w:r>
+        <w:rPr>
+          <w:lang w:val="en-US"/>
+        </w:rPr>
+        <w:t xml:space="preserve"> (ENUM: ‘buy’, ‘sell’) — </w:t>
+      </w:r>
+      <w:r>
+        <w:t>тип</w:t>
+      </w:r>
+      <w:r>
+        <w:rPr>
+          <w:lang w:val="en-US"/>
+        </w:rPr>
+        <w:t> </w:t>
+      </w:r>
+      <w:r>
+        <w:t>сделки</w:t>
+      </w:r>
+      <w:r>
+        <w:rPr>
+          <w:lang w:val="en-US"/>
+        </w:rPr>
+        <w:t>;</w:t>
+      </w:r>
+    </w:p>
+    <w:p>
+      <w:pPr>
+        <w:numPr>
+          <w:ilvl w:val="0"/>
+          <w:numId w:val="5"/>
+        </w:numPr>
+      </w:pPr>
+      <w:proofErr w:type="spellStart"/>
+      <w:r>
+        <w:t>quantity</w:t>
+      </w:r>
+      <w:proofErr w:type="spellEnd"/>
+      <w:r>
+        <w:t> (DECIMAL) — количество;</w:t>
+      </w:r>
+    </w:p>
+    <w:p>
+      <w:pPr>
+        <w:numPr>
+          <w:ilvl w:val="0"/>
+          <w:numId w:val="5"/>
+        </w:numPr>
+      </w:pPr>
+      <w:proofErr w:type="spellStart"/>
+      <w:r>
+        <w:t>price</w:t>
+      </w:r>
+      <w:proofErr w:type="spellEnd"/>
+      <w:r>
+        <w:t> (DECIMAL) — цена за единицу;</w:t>
+      </w:r>
+    </w:p>
+    <w:p>
+      <w:pPr>
+        <w:numPr>
+          <w:ilvl w:val="0"/>
+          <w:numId w:val="5"/>
+        </w:numPr>
+      </w:pPr>
+      <w:proofErr w:type="spellStart"/>
+      <w:r>
+        <w:t>total_amount</w:t>
+      </w:r>
+      <w:proofErr w:type="spellEnd"/>
+      <w:r>
+        <w:t> (DECIMAL) — общая сумма (с учётом комиссий);</w:t>
+      </w:r>
+    </w:p>
+    <w:p>
+      <w:pPr>
+        <w:numPr>
+          <w:ilvl w:val="0"/>
+          <w:numId w:val="5"/>
+        </w:numPr>
+      </w:pPr>
+      <w:proofErr w:type="spellStart"/>
+      <w:r>
+        <w:t>commission</w:t>
+      </w:r>
+      <w:proofErr w:type="spellEnd"/>
+      <w:r>
+        <w:t> (DECIMAL) — комиссия;</w:t>
+      </w:r>
+    </w:p>
+    <w:p>
+      <w:pPr>
+        <w:numPr>
+          <w:ilvl w:val="0"/>
+          <w:numId w:val="5"/>
+        </w:numPr>
+        <w:rPr>
+          <w:lang w:val="en-US"/>
+        </w:rPr>
+      </w:pPr>
+      <w:r>
+        <w:rPr>
+          <w:lang w:val="en-US"/>
+        </w:rPr>
+        <w:t xml:space="preserve">currency (VARCHAR) — </w:t>
+      </w:r>
+      <w:r>
+        <w:t>валюта</w:t>
+      </w:r>
+      <w:r>
+        <w:rPr>
+          <w:lang w:val="en-US"/>
+        </w:rPr>
+        <w:t> </w:t>
+      </w:r>
+      <w:r>
+        <w:t>сделки</w:t>
+      </w:r>
+      <w:r>
+        <w:rPr>
+          <w:lang w:val="en-US"/>
+        </w:rPr>
+        <w:t> (USD, RUB);</w:t>
+      </w:r>
+    </w:p>
+    <w:p>
+      <w:pPr>
+        <w:numPr>
+          <w:ilvl w:val="0"/>
+          <w:numId w:val="5"/>
+        </w:numPr>
+        <w:rPr>
+          <w:lang w:val="en-US"/>
+        </w:rPr>
+      </w:pPr>
+      <w:proofErr w:type="spellStart"/>
+      <w:r>
+        <w:rPr>
+          <w:lang w:val="en-US"/>
+        </w:rPr>
+        <w:t>transaction_date</w:t>
+      </w:r>
+      <w:proofErr w:type="spellEnd"/>
+      <w:r>
+        <w:rPr>
+          <w:lang w:val="en-US"/>
+        </w:rPr>
+        <w:t xml:space="preserve"> (DATETIME) — </w:t>
+      </w:r>
+      <w:r>
+        <w:t>дата</w:t>
+      </w:r>
+      <w:r>
+        <w:rPr>
+          <w:lang w:val="en-US"/>
+        </w:rPr>
+        <w:t> </w:t>
+      </w:r>
+      <w:r>
+        <w:t>и</w:t>
+      </w:r>
+      <w:r>
+        <w:rPr>
+          <w:lang w:val="en-US"/>
+        </w:rPr>
+        <w:t> </w:t>
+      </w:r>
+      <w:r>
+        <w:t>время</w:t>
+      </w:r>
+      <w:r>
+        <w:rPr>
+          <w:lang w:val="en-US"/>
+        </w:rPr>
+        <w:t> </w:t>
+      </w:r>
+      <w:r>
+        <w:t>сделки</w:t>
+      </w:r>
+      <w:r>
+        <w:rPr>
+          <w:lang w:val="en-US"/>
+        </w:rPr>
+        <w:t>.</w:t>
+      </w:r>
+    </w:p>
+    <w:p>
+      <w:r>
+        <w:rPr>
+          <w:b/>
+          <w:bCs/>
+        </w:rPr>
+        <w:t>5. Таблица </w:t>
+      </w:r>
+      <w:proofErr w:type="spellStart"/>
+      <w:r>
+        <w:t>market_data</w:t>
+      </w:r>
+      <w:proofErr w:type="spellEnd"/>
+      <w:r>
+        <w:t> (актуальные рыночные данные):</w:t>
+      </w:r>
+    </w:p>
+    <w:p>
+      <w:pPr>
+        <w:numPr>
+          <w:ilvl w:val="0"/>
+          <w:numId w:val="6"/>
+        </w:numPr>
+      </w:pPr>
+      <w:proofErr w:type="spellStart"/>
+      <w:r>
+        <w:t>data_id</w:t>
+      </w:r>
+      <w:proofErr w:type="spellEnd"/>
+      <w:r>
+        <w:t> (PK, INT, </w:t>
+      </w:r>
+      <w:proofErr w:type="spellStart"/>
+      <w:r>
+        <w:t>автоинкремент</w:t>
+      </w:r>
+      <w:proofErr w:type="spellEnd"/>
+      <w:r>
+        <w:t>);</w:t>
+      </w:r>
+    </w:p>
+    <w:p>
+      <w:pPr>
+        <w:numPr>
+          <w:ilvl w:val="0"/>
+          <w:numId w:val="6"/>
+        </w:numPr>
+      </w:pPr>
+      <w:proofErr w:type="spellStart"/>
+      <w:r>
+        <w:t>asset_id</w:t>
+      </w:r>
+      <w:proofErr w:type="spellEnd"/>
+      <w:r>
+        <w:t> (FK, INT);</w:t>
+      </w:r>
+    </w:p>
+    <w:p>
+      <w:pPr>
+        <w:numPr>
+          <w:ilvl w:val="0"/>
+          <w:numId w:val="6"/>
+        </w:numPr>
+        <w:rPr>
+          <w:lang w:val="en-US"/>
+        </w:rPr>
+      </w:pPr>
+      <w:proofErr w:type="spellStart"/>
+      <w:r>
+        <w:rPr>
+          <w:lang w:val="en-US"/>
+        </w:rPr>
+        <w:t>current_price</w:t>
+      </w:r>
+      <w:proofErr w:type="spellEnd"/>
+      <w:r>
+        <w:rPr>
+          <w:lang w:val="en-US"/>
+        </w:rPr>
+        <w:t xml:space="preserve"> (DECIMAL) — </w:t>
+      </w:r>
+      <w:r>
+        <w:t>актуальная</w:t>
+      </w:r>
+      <w:r>
+        <w:rPr>
+          <w:lang w:val="en-US"/>
+        </w:rPr>
+        <w:t> </w:t>
+      </w:r>
+      <w:r>
+        <w:t>цена</w:t>
+      </w:r>
+      <w:r>
+        <w:rPr>
+          <w:lang w:val="en-US"/>
+        </w:rPr>
+        <w:t>;</w:t>
+      </w:r>
+    </w:p>
+    <w:p>
+      <w:pPr>
+        <w:numPr>
+          <w:ilvl w:val="0"/>
+          <w:numId w:val="6"/>
+        </w:numPr>
+      </w:pPr>
+      <w:proofErr w:type="spellStart"/>
+      <w:r>
+        <w:t>last_updated</w:t>
+      </w:r>
+      <w:proofErr w:type="spellEnd"/>
+      <w:r>
+        <w:t> (DATETIME) — время последнего обновления;</w:t>
+      </w:r>
+    </w:p>
+    <w:p>
+      <w:pPr>
+        <w:numPr>
+          <w:ilvl w:val="0"/>
+          <w:numId w:val="6"/>
+        </w:numPr>
+      </w:pPr>
+      <w:proofErr w:type="spellStart"/>
+      <w:r>
+        <w:t>change_percent</w:t>
+      </w:r>
+      <w:proofErr w:type="spellEnd"/>
+      <w:r>
+        <w:t> (DECIMAL) — изменение в % за день.</w:t>
+      </w:r>
+    </w:p>
+    <w:p>
+      <w:r>
+        <w:rPr>
+          <w:b/>
+          <w:bCs/>
+        </w:rPr>
+        <w:t>6. Таблица </w:t>
+      </w:r>
+      <w:proofErr w:type="spellStart"/>
+      <w:r>
+        <w:t>notifications</w:t>
+      </w:r>
+      <w:proofErr w:type="spellEnd"/>
+      <w:r>
+        <w:t> (уведомления):</w:t>
+      </w:r>
+    </w:p>
+    <w:p>
+      <w:pPr>
+        <w:numPr>
+          <w:ilvl w:val="0"/>
+          <w:numId w:val="7"/>
+        </w:numPr>
+        <w:rPr>
+          <w:lang w:val="en-US"/>
+        </w:rPr>
+      </w:pPr>
+      <w:proofErr w:type="spellStart"/>
+      <w:r>
+        <w:rPr>
+          <w:lang w:val="en-US"/>
+        </w:rPr>
+        <w:t>notification_id</w:t>
+      </w:r>
+      <w:proofErr w:type="spellEnd"/>
+      <w:r>
+        <w:rPr>
+          <w:lang w:val="en-US"/>
+        </w:rPr>
+        <w:t> (PK, INT, </w:t>
+      </w:r>
+      <w:proofErr w:type="spellStart"/>
+      <w:r>
+        <w:t>автоинкремент</w:t>
+      </w:r>
+      <w:proofErr w:type="spellEnd"/>
+      <w:r>
+        <w:rPr>
+          <w:lang w:val="en-US"/>
+        </w:rPr>
+        <w:t>);</w:t>
+      </w:r>
+    </w:p>
+    <w:p>
+      <w:pPr>
+        <w:numPr>
+          <w:ilvl w:val="0"/>
+          <w:numId w:val="7"/>
+        </w:numPr>
+      </w:pPr>
+      <w:proofErr w:type="spellStart"/>
+      <w:r>
+        <w:t>user_id</w:t>
+      </w:r>
+      <w:proofErr w:type="spellEnd"/>
+      <w:r>
+        <w:t> (FK, INT);</w:t>
+      </w:r>
+    </w:p>
+    <w:p>
+      <w:pPr>
+        <w:numPr>
+          <w:ilvl w:val="0"/>
+          <w:numId w:val="7"/>
+        </w:numPr>
+      </w:pPr>
+      <w:proofErr w:type="spellStart"/>
+      <w:r>
+        <w:t>message</w:t>
+      </w:r>
+      <w:proofErr w:type="spellEnd"/>
+      <w:r>
+        <w:t> (TEXT) — текст уведомления;</w:t>
+      </w:r>
+    </w:p>
+    <w:p>
+      <w:pPr>
+        <w:numPr>
+          <w:ilvl w:val="0"/>
+          <w:numId w:val="7"/>
+        </w:numPr>
+      </w:pPr>
+      <w:proofErr w:type="spellStart"/>
+      <w:r>
+        <w:t>is_read</w:t>
+      </w:r>
+      <w:proofErr w:type="spellEnd"/>
+      <w:r>
+        <w:t> (BOOLEAN) — прочитано ли;</w:t>
+      </w:r>
+    </w:p>
+    <w:p>
+      <w:pPr>
+        <w:numPr>
+          <w:ilvl w:val="0"/>
+          <w:numId w:val="7"/>
+        </w:numPr>
+        <w:rPr>
+          <w:lang w:val="en-US"/>
+        </w:rPr>
+      </w:pPr>
+      <w:proofErr w:type="spellStart"/>
+      <w:r>
+        <w:rPr>
+          <w:lang w:val="en-US"/>
+        </w:rPr>
+        <w:t>created_at</w:t>
+      </w:r>
+      <w:proofErr w:type="spellEnd"/>
+      <w:r>
+        <w:rPr>
+          <w:lang w:val="en-US"/>
+        </w:rPr>
+        <w:t xml:space="preserve"> (DATETIME) — </w:t>
+      </w:r>
+      <w:r>
+        <w:t>дата</w:t>
+      </w:r>
+      <w:r>
+        <w:rPr>
+          <w:lang w:val="en-US"/>
+        </w:rPr>
+        <w:t> </w:t>
+      </w:r>
+      <w:r>
+        <w:t>создания</w:t>
+      </w:r>
+      <w:r>
+        <w:rPr>
+          <w:lang w:val="en-US"/>
+        </w:rPr>
+        <w:t>.</w:t>
+      </w:r>
+    </w:p>
+    <w:p>
+      <w:r>
+        <w:pict w14:anchorId="70EF0DC8">
+          <v:rect id="_x0000_i1037" style="width:0;height:1.5pt" o:hralign="center" o:hrstd="t" o:hr="t" fillcolor="#a0a0a0" stroked="f"/>
+        </w:pict>
+      </w:r>
+    </w:p>
+    <w:p>
+      <w:pPr>
+        <w:rPr>
+          <w:b/>
+          <w:bCs/>
+        </w:rPr>
+      </w:pPr>
+      <w:r>
+        <w:rPr>
+          <w:b/>
+          <w:bCs/>
+        </w:rPr>
+        <w:t>Логика работы системы</w:t>
+      </w:r>
+    </w:p>
+    <w:p>
+      <w:r>
+        <w:rPr>
+          <w:b/>
+          <w:bCs/>
+        </w:rPr>
+        <w:t>1. Регистрация и авторизация:</w:t>
+      </w:r>
+    </w:p>
+    <w:p>
+      <w:pPr>
+        <w:numPr>
+          <w:ilvl w:val="0"/>
+          <w:numId w:val="8"/>
+        </w:numPr>
+      </w:pPr>
+      <w:r>
+        <w:t>пользователь регистрируется, данные сохраняются в </w:t>
+      </w:r>
+      <w:proofErr w:type="spellStart"/>
+      <w:r>
+        <w:t>users</w:t>
+      </w:r>
+      <w:proofErr w:type="spellEnd"/>
+      <w:r>
+        <w:t>;</w:t>
+      </w:r>
+    </w:p>
+    <w:p>
+      <w:pPr>
+        <w:numPr>
+          <w:ilvl w:val="0"/>
+          <w:numId w:val="8"/>
+        </w:numPr>
+      </w:pPr>
+      <w:r>
+        <w:t>при авторизации система проверяет </w:t>
+      </w:r>
+      <w:proofErr w:type="spellStart"/>
+      <w:r>
+        <w:t>email</w:t>
+      </w:r>
+      <w:proofErr w:type="spellEnd"/>
+      <w:r>
+        <w:t> и хэш пароля.</w:t>
+      </w:r>
+    </w:p>
+    <w:p>
+      <w:r>
+        <w:rPr>
+          <w:b/>
+          <w:bCs/>
+        </w:rPr>
+        <w:t>2. Создание портфеля:</w:t>
+      </w:r>
+    </w:p>
+    <w:p>
+      <w:pPr>
+        <w:numPr>
+          <w:ilvl w:val="0"/>
+          <w:numId w:val="9"/>
+        </w:numPr>
+      </w:pPr>
+      <w:r>
+        <w:t>пользователь создаёт портфель, запись добавляется в portfolios с привязкой к user_id.</w:t>
+      </w:r>
+    </w:p>
+    <w:p>
+      <w:r>
+        <w:rPr>
+          <w:b/>
+          <w:bCs/>
+        </w:rPr>
+        <w:t>3. Ввод сделок:</w:t>
+      </w:r>
+    </w:p>
+    <w:p>
+      <w:pPr>
+        <w:numPr>
+          <w:ilvl w:val="0"/>
+          <w:numId w:val="10"/>
+        </w:numPr>
+      </w:pPr>
+      <w:r>
+        <w:t>при покупке/продаже создаётся запись в </w:t>
+      </w:r>
+      <w:proofErr w:type="spellStart"/>
+      <w:r>
+        <w:t>transactions</w:t>
+      </w:r>
+      <w:proofErr w:type="spellEnd"/>
+      <w:r>
+        <w:t> с указанием:</w:t>
+      </w:r>
+    </w:p>
+    <w:p>
+      <w:pPr>
+        <w:numPr>
+          <w:ilvl w:val="1"/>
+          <w:numId w:val="10"/>
+        </w:numPr>
+      </w:pPr>
+      <w:r>
+        <w:t>портфеля (</w:t>
+      </w:r>
+      <w:proofErr w:type="spellStart"/>
+      <w:r>
+        <w:t>portfolio_id</w:t>
+      </w:r>
+      <w:proofErr w:type="spellEnd"/>
+      <w:r>
+        <w:t>);</w:t>
+      </w:r>
+    </w:p>
+    <w:p>
+      <w:pPr>
+        <w:numPr>
+          <w:ilvl w:val="1"/>
+          <w:numId w:val="10"/>
+        </w:numPr>
+      </w:pPr>
+      <w:r>
+        <w:t>актива (</w:t>
+      </w:r>
+      <w:proofErr w:type="spellStart"/>
+      <w:r>
+        <w:t>asset_id</w:t>
+      </w:r>
+      <w:proofErr w:type="spellEnd"/>
+      <w:r>
+        <w:t>);</w:t>
+      </w:r>
+    </w:p>
+    <w:p>
+      <w:pPr>
+        <w:numPr>
+          <w:ilvl w:val="1"/>
+          <w:numId w:val="10"/>
+        </w:numPr>
+      </w:pPr>
+      <w:r>
+        <w:t>типа сделки (</w:t>
+      </w:r>
+      <w:proofErr w:type="spellStart"/>
+      <w:r>
+        <w:t>buy</w:t>
+      </w:r>
+      <w:proofErr w:type="spellEnd"/>
+      <w:r>
+        <w:t>/</w:t>
+      </w:r>
+      <w:proofErr w:type="spellStart"/>
+      <w:r>
+        <w:t>sell</w:t>
+      </w:r>
+      <w:proofErr w:type="spellEnd"/>
+      <w:r>
+        <w:t>);</w:t>
+      </w:r>
+    </w:p>
+    <w:p>
+      <w:pPr>
+        <w:numPr>
+          <w:ilvl w:val="1"/>
+          <w:numId w:val="10"/>
+        </w:numPr>
+      </w:pPr>
+      <w:r>
+        <w:t>количества, цены, комиссии.</w:t>
+      </w:r>
+    </w:p>
+    <w:p>
+      <w:r>
+        <w:rPr>
+          <w:b/>
+          <w:bCs/>
+        </w:rPr>
+        <w:t>4. Расчёт средней стоимости портфеля:</w:t>
+      </w:r>
+    </w:p>
+    <w:p>
+      <w:pPr>
+        <w:numPr>
+          <w:ilvl w:val="0"/>
+          <w:numId w:val="11"/>
+        </w:numPr>
+      </w:pPr>
+      <w:r>
+        <w:t>система суммирует стоимость всех активов в портфеле:</w:t>
+      </w:r>
+    </w:p>
+    <w:p>
+      <w:pPr>
+        <w:numPr>
+          <w:ilvl w:val="1"/>
+          <w:numId w:val="11"/>
+        </w:numPr>
+      </w:pPr>
+      <w:r>
+        <w:t>для каждого актива: </w:t>
+      </w:r>
+      <w:proofErr w:type="spellStart"/>
+      <w:r>
+        <w:t>количество_в_портфеле</w:t>
+      </w:r>
+      <w:proofErr w:type="spellEnd"/>
+      <w:r>
+        <w:t xml:space="preserve"> × </w:t>
+      </w:r>
+      <w:proofErr w:type="spellStart"/>
+      <w:r>
+        <w:t>актуальная_цена</w:t>
+      </w:r>
+      <w:proofErr w:type="spellEnd"/>
+      <w:r>
+        <w:t>;</w:t>
+      </w:r>
+    </w:p>
+    <w:p>
+      <w:pPr>
+        <w:numPr>
+          <w:ilvl w:val="1"/>
+          <w:numId w:val="11"/>
+        </w:numPr>
+      </w:pPr>
+      <w:r>
+        <w:t>учитывает нереализованную прибыль/убыток по сделкам.</w:t>
+      </w:r>
+    </w:p>
+    <w:p>
+      <w:pPr>
+        <w:numPr>
+          <w:ilvl w:val="0"/>
+          <w:numId w:val="11"/>
+        </w:numPr>
+      </w:pPr>
+      <w:r>
+        <w:t>формула:</w:t>
+      </w:r>
+    </w:p>
+    <w:p>
+      <w:r>
+        <w:t>Средняя стоимость=∑(</w:t>
+      </w:r>
+      <w:proofErr w:type="spellStart"/>
+      <w:r>
+        <w:t>количество</w:t>
+      </w:r>
+      <w:r>
+        <w:rPr>
+          <w:i/>
+          <w:iCs/>
+        </w:rPr>
+        <w:t>i</w:t>
+      </w:r>
+      <w:proofErr w:type="spellEnd"/>
+      <w:r>
+        <w:t>​×</w:t>
+      </w:r>
+      <w:proofErr w:type="spellStart"/>
+      <w:r>
+        <w:t>актуальная_цена</w:t>
+      </w:r>
+      <w:r>
+        <w:rPr>
+          <w:i/>
+          <w:iCs/>
+        </w:rPr>
+        <w:t>i</w:t>
+      </w:r>
+      <w:proofErr w:type="spellEnd"/>
+      <w:r>
+        <w:t>​)</w:t>
+      </w:r>
+    </w:p>
+    <w:p>
+      <w:r>
+        <w:rPr>
+          <w:b/>
+          <w:bCs/>
+        </w:rPr>
+        <w:t>5. Получение актуальных цен (интеграция с API):</w:t>
+      </w:r>
+    </w:p>
+    <w:p>
+      <w:pPr>
+        <w:numPr>
+          <w:ilvl w:val="0"/>
+          <w:numId w:val="12"/>
+        </w:numPr>
+      </w:pPr>
+      <w:r>
+        <w:t>система периодически запрашивает данные у внешних API (например, Yahoo Finance, Alpha Vantage, Investing.com):</w:t>
+      </w:r>
+    </w:p>
+    <w:p>
+      <w:pPr>
+        <w:numPr>
+          <w:ilvl w:val="1"/>
+          <w:numId w:val="12"/>
+        </w:numPr>
+      </w:pPr>
+      <w:r>
+        <w:t>по расписанию (каждые 5–15 минут);</w:t>
+      </w:r>
+    </w:p>
+    <w:p>
+      <w:pPr>
+        <w:numPr>
+          <w:ilvl w:val="1"/>
+          <w:numId w:val="12"/>
+        </w:numPr>
+      </w:pPr>
+      <w:r>
+        <w:t>или при открытии пользователем страницы портфеля.</w:t>
+      </w:r>
+    </w:p>
+    <w:p>
+      <w:pPr>
+        <w:numPr>
+          <w:ilvl w:val="0"/>
+          <w:numId w:val="12"/>
+        </w:numPr>
+      </w:pPr>
+      <w:r>
+        <w:t>полученные цены обновляются в таблице </w:t>
+      </w:r>
+      <w:proofErr w:type="spellStart"/>
+      <w:r>
+        <w:t>market_data</w:t>
+      </w:r>
+      <w:proofErr w:type="spellEnd"/>
+      <w:r>
+        <w:t>.</w:t>
+      </w:r>
+    </w:p>
+    <w:p>
+      <w:r>
+        <w:rPr>
+          <w:b/>
+          <w:bCs/>
+        </w:rPr>
+        <w:t>6. Расчёт прибыльности:</w:t>
+      </w:r>
+    </w:p>
+    <w:p>
+      <w:pPr>
+        <w:numPr>
+          <w:ilvl w:val="0"/>
+          <w:numId w:val="13"/>
+        </w:numPr>
+      </w:pPr>
+      <w:r>
+        <w:t>для каждой позиции:</w:t>
+      </w:r>
+    </w:p>
+    <w:p>
+      <w:r>
+        <w:t>Прибыль/убыток=(</w:t>
+      </w:r>
+      <w:proofErr w:type="spellStart"/>
+      <w:r>
+        <w:t>актуальная_цена−средняя_цена_</w:t>
+      </w:r>
+      <w:proofErr w:type="gramStart"/>
+      <w:r>
+        <w:t>покупки</w:t>
+      </w:r>
+      <w:proofErr w:type="spellEnd"/>
+      <w:r>
+        <w:t>)×</w:t>
+      </w:r>
+      <w:proofErr w:type="gramEnd"/>
+      <w:r>
+        <w:t>количество</w:t>
+      </w:r>
+    </w:p>
+    <w:p>
+      <w:pPr>
+        <w:numPr>
+          <w:ilvl w:val="0"/>
+          <w:numId w:val="14"/>
+        </w:numPr>
+      </w:pPr>
+      <w:r>
+        <w:t>средняя цена покупки рассчитывается как средневзвешенная по всем сделкам buy.</w:t>
+      </w:r>
+    </w:p>
+    <w:p>
+      <w:pPr>
+        <w:numPr>
+          <w:ilvl w:val="0"/>
+          <w:numId w:val="14"/>
+        </w:numPr>
+      </w:pPr>
+      <w:r>
+        <w:t>общая прибыльность портфеля — сумма прибылей/убытков по всем позициям.</w:t>
+      </w:r>
+    </w:p>
+    <w:p>
+      <w:r>
+        <w:rPr>
+          <w:b/>
+          <w:bCs/>
+        </w:rPr>
+        <w:t>7. Уведомления о возможной прибыли:</w:t>
+      </w:r>
+    </w:p>
+    <w:p>
+      <w:pPr>
+        <w:numPr>
+          <w:ilvl w:val="0"/>
+          <w:numId w:val="15"/>
+        </w:numPr>
+      </w:pPr>
+      <w:r>
+        <w:t>система отслеживает условия (например, рост цены актива на 10 % от средней цены покупки);</w:t>
+      </w:r>
+    </w:p>
+    <w:p>
+      <w:pPr>
+        <w:numPr>
+          <w:ilvl w:val="0"/>
+          <w:numId w:val="15"/>
+        </w:numPr>
+      </w:pPr>
+      <w:r>
+        <w:t>при срабатывании условия создаётся запись в notifications для пользователя.</w:t>
+      </w:r>
+    </w:p>
+    <w:p>
+      <w:r>
+        <w:pict w14:anchorId="1DF09C95">
+          <v:rect id="_x0000_i1038" style="width:0;height:1.5pt" o:hralign="center" o:hrstd="t" o:hr="t" fillcolor="#a0a0a0" stroked="f"/>
+        </w:pict>
+      </w:r>
+    </w:p>
+    <w:p>
+      <w:pPr>
+        <w:rPr>
+          <w:b/>
+          <w:bCs/>
+        </w:rPr>
+      </w:pPr>
+      <w:r>
+        <w:rPr>
+          <w:b/>
+          <w:bCs/>
+        </w:rPr>
+        <w:t>Технические рекомендации</w:t>
+      </w:r>
+    </w:p>
+    <w:p>
+      <w:r>
+        <w:rPr>
+          <w:b/>
+          <w:bCs/>
+        </w:rPr>
+        <w:t>Технологии:</w:t>
+      </w:r>
+    </w:p>
+    <w:p>
+      <w:pPr>
+        <w:numPr>
+          <w:ilvl w:val="0"/>
+          <w:numId w:val="16"/>
+        </w:numPr>
+        <w:rPr>
+          <w:lang w:val="en-US"/>
+        </w:rPr>
+      </w:pPr>
+      <w:r>
+        <w:rPr>
+          <w:b/>
+          <w:bCs/>
+        </w:rPr>
+        <w:t>Бэкенд</w:t>
+      </w:r>
+      <w:r>
+        <w:rPr>
+          <w:b/>
+          <w:bCs/>
+          <w:lang w:val="en-US"/>
+        </w:rPr>
+        <w:t>:</w:t>
+      </w:r>
+      <w:r>
+        <w:rPr>
+          <w:lang w:val="en-US"/>
+        </w:rPr>
+        <w:t> Python (Django/</w:t>
+      </w:r>
+      <w:proofErr w:type="spellStart"/>
+      <w:r>
+        <w:rPr>
+          <w:lang w:val="en-US"/>
+        </w:rPr>
+        <w:t>FastAPI</w:t>
+      </w:r>
+      <w:proofErr w:type="spellEnd"/>
+      <w:r>
+        <w:rPr>
+          <w:lang w:val="en-US"/>
+        </w:rPr>
+        <w:t>), Node.js (Express), PHP (Laravel) </w:t>
+      </w:r>
+      <w:r>
+        <w:t>или</w:t>
+      </w:r>
+      <w:r>
+        <w:rPr>
+          <w:lang w:val="en-US"/>
+        </w:rPr>
+        <w:t> Java (Spring).</w:t>
+      </w:r>
+    </w:p>
+    <w:p>
+      <w:pPr>
+        <w:numPr>
+          <w:ilvl w:val="0"/>
+          <w:numId w:val="16"/>
+        </w:numPr>
+      </w:pPr>
+      <w:r>
+        <w:rPr>
+          <w:b/>
+          <w:bCs/>
+        </w:rPr>
+        <w:t>База данных:</w:t>
+      </w:r>
+      <w:r>
+        <w:t> PostgreSQL или MySQL (надёжность, поддержка сложных запросов).</w:t>
+      </w:r>
+    </w:p>
+    <w:p>
+      <w:pPr>
+        <w:numPr>
+          <w:ilvl w:val="0"/>
+          <w:numId w:val="16"/>
+        </w:numPr>
+      </w:pPr>
+      <w:r>
+        <w:rPr>
+          <w:b/>
+          <w:bCs/>
+        </w:rPr>
+        <w:t>Фронтенд:</w:t>
+      </w:r>
+      <w:r>
+        <w:t> React, Vue.js или Angular для интерактивного интерфейса.</w:t>
+      </w:r>
+    </w:p>
+    <w:p>
+      <w:pPr>
+        <w:numPr>
+          <w:ilvl w:val="0"/>
+          <w:numId w:val="16"/>
+        </w:numPr>
+      </w:pPr>
+      <w:r>
+        <w:rPr>
+          <w:b/>
+          <w:bCs/>
+        </w:rPr>
+        <w:t>API для цен:</w:t>
+      </w:r>
+      <w:r>
+        <w:t> Yahoo Finance API, Alpha Vantage API, Investing.com (через веб</w:t>
+      </w:r>
+      <w:r>
+        <w:noBreakHyphen/>
+        <w:t>скрапинг или неофициальные библиотеки), MOEX API для российских активов.</w:t>
+      </w:r>
+    </w:p>
+    <w:p>
+      <w:pPr>
+        <w:numPr>
+          <w:ilvl w:val="0"/>
+          <w:numId w:val="16"/>
+        </w:numPr>
+      </w:pPr>
+      <w:r>
+        <w:rPr>
+          <w:b/>
+          <w:bCs/>
+        </w:rPr>
+        <w:t>Планировщик задач:</w:t>
+      </w:r>
+      <w:r>
+        <w:t> Celery (Python), Bull (Node.js) для регулярного обновления цен.</w:t>
+      </w:r>
+    </w:p>
+    <w:p>
+      <w:r>
+        <w:rPr>
+          <w:b/>
+          <w:bCs/>
+        </w:rPr>
+        <w:t>Важные моменты:</w:t>
+      </w:r>
+    </w:p>
+    <w:p>
+      <w:pPr>
+        <w:numPr>
+          <w:ilvl w:val="0"/>
+          <w:numId w:val="17"/>
+        </w:numPr>
+      </w:pPr>
+      <w:r>
+        <w:rPr>
+          <w:b/>
+          <w:bCs/>
+        </w:rPr>
+        <w:t>Безопасность:</w:t>
+      </w:r>
+      <w:r>
+        <w:t> хэширование паролей (bcrypt), HTTPS, защита от SQL</w:t>
+      </w:r>
+      <w:r>
+        <w:noBreakHyphen/>
+        <w:t>инъекций и XSS.</w:t>
+      </w:r>
+    </w:p>
+    <w:p>
+      <w:pPr>
+        <w:numPr>
+          <w:ilvl w:val="0"/>
+          <w:numId w:val="17"/>
+        </w:numPr>
+      </w:pPr>
+      <w:r>
+        <w:rPr>
+          <w:b/>
+          <w:bCs/>
+        </w:rPr>
+        <w:t>Валидация данных:</w:t>
+      </w:r>
+      <w:r>
+        <w:t> проверка корректности вводимых сумм, количества, тикеров.</w:t>
+      </w:r>
+    </w:p>
+    <w:p>
+      <w:pPr>
+        <w:numPr>
+          <w:ilvl w:val="0"/>
+          <w:numId w:val="17"/>
+        </w:numPr>
+      </w:pPr>
+      <w:r>
+        <w:rPr>
+          <w:b/>
+          <w:bCs/>
+        </w:rPr>
+        <w:t>Обработка ошибок:</w:t>
+      </w:r>
+      <w:r>
+        <w:t> логирование сбоев при запросах к API.</w:t>
+      </w:r>
+    </w:p>
+    <w:p>
+      <w:pPr>
+        <w:numPr>
+          <w:ilvl w:val="0"/>
+          <w:numId w:val="17"/>
+        </w:numPr>
+      </w:pPr>
+      <w:r>
+        <w:rPr>
+          <w:b/>
+          <w:bCs/>
+        </w:rPr>
+        <w:t>Производительность:</w:t>
+      </w:r>
+      <w:r>
+        <w:t> кэширование актуальных цен (Redis), индексы в БД для быстрого поиска.</w:t>
+      </w:r>
+    </w:p>
+    <w:p/>
     <w:sectPr>
       <w:pgSz w:w="11906" w:h="16838"/>
       <w:pgMar w:top="284" w:right="284" w:bottom="284" w:left="284" w:header="709" w:footer="709" w:gutter="0"/>
@@ -236,6 +1977,1049 @@
 <file path=word/numbering.xml><?xml version="1.0" encoding="utf-8"?>
 <w:numbering xmlns:wpc="http://schemas.microsoft.com/office/word/2010/wordprocessingCanvas" xmlns:cx="http://schemas.microsoft.com/office/drawing/2014/chartex" xmlns:cx1="http://schemas.microsoft.com/office/drawing/2015/9/8/chartex" xmlns:cx2="http://schemas.microsoft.com/office/drawing/2015/10/21/chartex" xmlns:cx3="http://schemas.microsoft.com/office/drawing/2016/5/9/chartex" xmlns:cx4="http://schemas.microsoft.com/office/drawing/2016/5/10/chartex" xmlns:cx5="http://schemas.microsoft.com/office/drawing/2016/5/11/chartex" xmlns:cx6="http://schemas.microsoft.com/office/drawing/2016/5/12/chartex" xmlns:cx7="http://schemas.microsoft.com/office/drawing/2016/5/13/chartex" xmlns:cx8="http://schemas.microsoft.com/office/drawing/2016/5/14/chartex" xmlns:mc="http://schemas.openxmlformats.org/markup-compatibility/2006" xmlns:aink="http://schemas.microsoft.com/office/drawing/2016/ink" xmlns:am3d="http://schemas.microsoft.com/office/drawing/2017/model3d" xmlns:o="urn:schemas-microsoft-com:office:office" xmlns:oel="http://schemas.microsoft.com/office/2019/extlst" xmlns:r="http://schemas.openxmlformats.org/officeDocument/2006/relationships" xmlns:m="http://schemas.openxmlformats.org/officeDocument/2006/math" xmlns:v="urn:schemas-microsoft-com:vml" xmlns:wp14="http://schemas.microsoft.com/office/word/2010/wordprocessingDrawing" xmlns:wp="http://schemas.openxmlformats.org/drawingml/2006/wordprocessingDrawing" xmlns:w10="urn:schemas-microsoft-com:office:word" xmlns:w="http://schemas.openxmlformats.org/wordprocessingml/2006/main" xmlns:w14="http://schemas.microsoft.com/office/word/2010/wordml" xmlns:w15="http://schemas.microsoft.com/office/word/2012/wordml" xmlns:w16cex="http://schemas.microsoft.com/office/word/2018/wordml/cex" xmlns:w16cid="http://schemas.microsoft.com/office/word/2016/wordml/cid" xmlns:w16="http://schemas.microsoft.com/office/word/2018/wordml" xmlns:w16sdtdh="http://schemas.microsoft.com/office/word/2020/wordml/sdtdatahash" xmlns:w16se="http://schemas.microsoft.com/office/word/2015/wordml/symex" xmlns:wpg="http://schemas.microsoft.com/office/word/2010/wordprocessingGroup" xmlns:wpi="http://schemas.microsoft.com/office/word/2010/wordprocessingInk" xmlns:wne="http://schemas.microsoft.com/office/word/2006/wordml" xmlns:wps="http://schemas.microsoft.com/office/word/2010/wordprocessingShape" mc:Ignorable="w14 w15 w16se w16cid w16 w16cex w16sdtdh wp14">
   <w:abstractNum w:abstractNumId="0" w15:restartNumberingAfterBreak="0">
+    <w:nsid w:val="0F084E38"/>
+    <w:multiLevelType w:val="multilevel"/>
+    <w:tmpl w:val="EF484B8A"/>
+    <w:lvl w:ilvl="0">
+      <w:start w:val="1"/>
+      <w:numFmt w:val="bullet"/>
+      <w:lvlText w:val=""/>
+      <w:lvlJc w:val="left"/>
+      <w:pPr>
+        <w:tabs>
+          <w:tab w:val="num" w:pos="720"/>
+        </w:tabs>
+        <w:ind w:left="720" w:hanging="360"/>
+      </w:pPr>
+      <w:rPr>
+        <w:rFonts w:ascii="Symbol" w:hAnsi="Symbol" w:hint="default"/>
+        <w:sz w:val="20"/>
+      </w:rPr>
+    </w:lvl>
+    <w:lvl w:ilvl="1" w:tentative="1">
+      <w:start w:val="1"/>
+      <w:numFmt w:val="bullet"/>
+      <w:lvlText w:val="o"/>
+      <w:lvlJc w:val="left"/>
+      <w:pPr>
+        <w:tabs>
+          <w:tab w:val="num" w:pos="1440"/>
+        </w:tabs>
+        <w:ind w:left="1440" w:hanging="360"/>
+      </w:pPr>
+      <w:rPr>
+        <w:rFonts w:ascii="Courier New" w:hAnsi="Courier New" w:hint="default"/>
+        <w:sz w:val="20"/>
+      </w:rPr>
+    </w:lvl>
+    <w:lvl w:ilvl="2" w:tentative="1">
+      <w:start w:val="1"/>
+      <w:numFmt w:val="bullet"/>
+      <w:lvlText w:val=""/>
+      <w:lvlJc w:val="left"/>
+      <w:pPr>
+        <w:tabs>
+          <w:tab w:val="num" w:pos="2160"/>
+        </w:tabs>
+        <w:ind w:left="2160" w:hanging="360"/>
+      </w:pPr>
+      <w:rPr>
+        <w:rFonts w:ascii="Wingdings" w:hAnsi="Wingdings" w:hint="default"/>
+        <w:sz w:val="20"/>
+      </w:rPr>
+    </w:lvl>
+    <w:lvl w:ilvl="3" w:tentative="1">
+      <w:start w:val="1"/>
+      <w:numFmt w:val="bullet"/>
+      <w:lvlText w:val=""/>
+      <w:lvlJc w:val="left"/>
+      <w:pPr>
+        <w:tabs>
+          <w:tab w:val="num" w:pos="2880"/>
+        </w:tabs>
+        <w:ind w:left="2880" w:hanging="360"/>
+      </w:pPr>
+      <w:rPr>
+        <w:rFonts w:ascii="Wingdings" w:hAnsi="Wingdings" w:hint="default"/>
+        <w:sz w:val="20"/>
+      </w:rPr>
+    </w:lvl>
+    <w:lvl w:ilvl="4" w:tentative="1">
+      <w:start w:val="1"/>
+      <w:numFmt w:val="bullet"/>
+      <w:lvlText w:val=""/>
+      <w:lvlJc w:val="left"/>
+      <w:pPr>
+        <w:tabs>
+          <w:tab w:val="num" w:pos="3600"/>
+        </w:tabs>
+        <w:ind w:left="3600" w:hanging="360"/>
+      </w:pPr>
+      <w:rPr>
+        <w:rFonts w:ascii="Wingdings" w:hAnsi="Wingdings" w:hint="default"/>
+        <w:sz w:val="20"/>
+      </w:rPr>
+    </w:lvl>
+    <w:lvl w:ilvl="5" w:tentative="1">
+      <w:start w:val="1"/>
+      <w:numFmt w:val="bullet"/>
+      <w:lvlText w:val=""/>
+      <w:lvlJc w:val="left"/>
+      <w:pPr>
+        <w:tabs>
+          <w:tab w:val="num" w:pos="4320"/>
+        </w:tabs>
+        <w:ind w:left="4320" w:hanging="360"/>
+      </w:pPr>
+      <w:rPr>
+        <w:rFonts w:ascii="Wingdings" w:hAnsi="Wingdings" w:hint="default"/>
+        <w:sz w:val="20"/>
+      </w:rPr>
+    </w:lvl>
+    <w:lvl w:ilvl="6" w:tentative="1">
+      <w:start w:val="1"/>
+      <w:numFmt w:val="bullet"/>
+      <w:lvlText w:val=""/>
+      <w:lvlJc w:val="left"/>
+      <w:pPr>
+        <w:tabs>
+          <w:tab w:val="num" w:pos="5040"/>
+        </w:tabs>
+        <w:ind w:left="5040" w:hanging="360"/>
+      </w:pPr>
+      <w:rPr>
+        <w:rFonts w:ascii="Wingdings" w:hAnsi="Wingdings" w:hint="default"/>
+        <w:sz w:val="20"/>
+      </w:rPr>
+    </w:lvl>
+    <w:lvl w:ilvl="7" w:tentative="1">
+      <w:start w:val="1"/>
+      <w:numFmt w:val="bullet"/>
+      <w:lvlText w:val=""/>
+      <w:lvlJc w:val="left"/>
+      <w:pPr>
+        <w:tabs>
+          <w:tab w:val="num" w:pos="5760"/>
+        </w:tabs>
+        <w:ind w:left="5760" w:hanging="360"/>
+      </w:pPr>
+      <w:rPr>
+        <w:rFonts w:ascii="Wingdings" w:hAnsi="Wingdings" w:hint="default"/>
+        <w:sz w:val="20"/>
+      </w:rPr>
+    </w:lvl>
+    <w:lvl w:ilvl="8" w:tentative="1">
+      <w:start w:val="1"/>
+      <w:numFmt w:val="bullet"/>
+      <w:lvlText w:val=""/>
+      <w:lvlJc w:val="left"/>
+      <w:pPr>
+        <w:tabs>
+          <w:tab w:val="num" w:pos="6480"/>
+        </w:tabs>
+        <w:ind w:left="6480" w:hanging="360"/>
+      </w:pPr>
+      <w:rPr>
+        <w:rFonts w:ascii="Wingdings" w:hAnsi="Wingdings" w:hint="default"/>
+        <w:sz w:val="20"/>
+      </w:rPr>
+    </w:lvl>
+  </w:abstractNum>
+  <w:abstractNum w:abstractNumId="1" w15:restartNumberingAfterBreak="0">
+    <w:nsid w:val="189C4CF6"/>
+    <w:multiLevelType w:val="multilevel"/>
+    <w:tmpl w:val="948C610E"/>
+    <w:lvl w:ilvl="0">
+      <w:start w:val="1"/>
+      <w:numFmt w:val="bullet"/>
+      <w:lvlText w:val=""/>
+      <w:lvlJc w:val="left"/>
+      <w:pPr>
+        <w:tabs>
+          <w:tab w:val="num" w:pos="720"/>
+        </w:tabs>
+        <w:ind w:left="720" w:hanging="360"/>
+      </w:pPr>
+      <w:rPr>
+        <w:rFonts w:ascii="Symbol" w:hAnsi="Symbol" w:hint="default"/>
+        <w:sz w:val="20"/>
+      </w:rPr>
+    </w:lvl>
+    <w:lvl w:ilvl="1" w:tentative="1">
+      <w:start w:val="1"/>
+      <w:numFmt w:val="bullet"/>
+      <w:lvlText w:val="o"/>
+      <w:lvlJc w:val="left"/>
+      <w:pPr>
+        <w:tabs>
+          <w:tab w:val="num" w:pos="1440"/>
+        </w:tabs>
+        <w:ind w:left="1440" w:hanging="360"/>
+      </w:pPr>
+      <w:rPr>
+        <w:rFonts w:ascii="Courier New" w:hAnsi="Courier New" w:hint="default"/>
+        <w:sz w:val="20"/>
+      </w:rPr>
+    </w:lvl>
+    <w:lvl w:ilvl="2" w:tentative="1">
+      <w:start w:val="1"/>
+      <w:numFmt w:val="bullet"/>
+      <w:lvlText w:val=""/>
+      <w:lvlJc w:val="left"/>
+      <w:pPr>
+        <w:tabs>
+          <w:tab w:val="num" w:pos="2160"/>
+        </w:tabs>
+        <w:ind w:left="2160" w:hanging="360"/>
+      </w:pPr>
+      <w:rPr>
+        <w:rFonts w:ascii="Wingdings" w:hAnsi="Wingdings" w:hint="default"/>
+        <w:sz w:val="20"/>
+      </w:rPr>
+    </w:lvl>
+    <w:lvl w:ilvl="3" w:tentative="1">
+      <w:start w:val="1"/>
+      <w:numFmt w:val="bullet"/>
+      <w:lvlText w:val=""/>
+      <w:lvlJc w:val="left"/>
+      <w:pPr>
+        <w:tabs>
+          <w:tab w:val="num" w:pos="2880"/>
+        </w:tabs>
+        <w:ind w:left="2880" w:hanging="360"/>
+      </w:pPr>
+      <w:rPr>
+        <w:rFonts w:ascii="Wingdings" w:hAnsi="Wingdings" w:hint="default"/>
+        <w:sz w:val="20"/>
+      </w:rPr>
+    </w:lvl>
+    <w:lvl w:ilvl="4" w:tentative="1">
+      <w:start w:val="1"/>
+      <w:numFmt w:val="bullet"/>
+      <w:lvlText w:val=""/>
+      <w:lvlJc w:val="left"/>
+      <w:pPr>
+        <w:tabs>
+          <w:tab w:val="num" w:pos="3600"/>
+        </w:tabs>
+        <w:ind w:left="3600" w:hanging="360"/>
+      </w:pPr>
+      <w:rPr>
+        <w:rFonts w:ascii="Wingdings" w:hAnsi="Wingdings" w:hint="default"/>
+        <w:sz w:val="20"/>
+      </w:rPr>
+    </w:lvl>
+    <w:lvl w:ilvl="5" w:tentative="1">
+      <w:start w:val="1"/>
+      <w:numFmt w:val="bullet"/>
+      <w:lvlText w:val=""/>
+      <w:lvlJc w:val="left"/>
+      <w:pPr>
+        <w:tabs>
+          <w:tab w:val="num" w:pos="4320"/>
+        </w:tabs>
+        <w:ind w:left="4320" w:hanging="360"/>
+      </w:pPr>
+      <w:rPr>
+        <w:rFonts w:ascii="Wingdings" w:hAnsi="Wingdings" w:hint="default"/>
+        <w:sz w:val="20"/>
+      </w:rPr>
+    </w:lvl>
+    <w:lvl w:ilvl="6" w:tentative="1">
+      <w:start w:val="1"/>
+      <w:numFmt w:val="bullet"/>
+      <w:lvlText w:val=""/>
+      <w:lvlJc w:val="left"/>
+      <w:pPr>
+        <w:tabs>
+          <w:tab w:val="num" w:pos="5040"/>
+        </w:tabs>
+        <w:ind w:left="5040" w:hanging="360"/>
+      </w:pPr>
+      <w:rPr>
+        <w:rFonts w:ascii="Wingdings" w:hAnsi="Wingdings" w:hint="default"/>
+        <w:sz w:val="20"/>
+      </w:rPr>
+    </w:lvl>
+    <w:lvl w:ilvl="7" w:tentative="1">
+      <w:start w:val="1"/>
+      <w:numFmt w:val="bullet"/>
+      <w:lvlText w:val=""/>
+      <w:lvlJc w:val="left"/>
+      <w:pPr>
+        <w:tabs>
+          <w:tab w:val="num" w:pos="5760"/>
+        </w:tabs>
+        <w:ind w:left="5760" w:hanging="360"/>
+      </w:pPr>
+      <w:rPr>
+        <w:rFonts w:ascii="Wingdings" w:hAnsi="Wingdings" w:hint="default"/>
+        <w:sz w:val="20"/>
+      </w:rPr>
+    </w:lvl>
+    <w:lvl w:ilvl="8" w:tentative="1">
+      <w:start w:val="1"/>
+      <w:numFmt w:val="bullet"/>
+      <w:lvlText w:val=""/>
+      <w:lvlJc w:val="left"/>
+      <w:pPr>
+        <w:tabs>
+          <w:tab w:val="num" w:pos="6480"/>
+        </w:tabs>
+        <w:ind w:left="6480" w:hanging="360"/>
+      </w:pPr>
+      <w:rPr>
+        <w:rFonts w:ascii="Wingdings" w:hAnsi="Wingdings" w:hint="default"/>
+        <w:sz w:val="20"/>
+      </w:rPr>
+    </w:lvl>
+  </w:abstractNum>
+  <w:abstractNum w:abstractNumId="2" w15:restartNumberingAfterBreak="0">
+    <w:nsid w:val="19F62504"/>
+    <w:multiLevelType w:val="multilevel"/>
+    <w:tmpl w:val="7166ECEC"/>
+    <w:lvl w:ilvl="0">
+      <w:start w:val="1"/>
+      <w:numFmt w:val="bullet"/>
+      <w:lvlText w:val=""/>
+      <w:lvlJc w:val="left"/>
+      <w:pPr>
+        <w:tabs>
+          <w:tab w:val="num" w:pos="720"/>
+        </w:tabs>
+        <w:ind w:left="720" w:hanging="360"/>
+      </w:pPr>
+      <w:rPr>
+        <w:rFonts w:ascii="Symbol" w:hAnsi="Symbol" w:hint="default"/>
+        <w:sz w:val="20"/>
+      </w:rPr>
+    </w:lvl>
+    <w:lvl w:ilvl="1" w:tentative="1">
+      <w:start w:val="1"/>
+      <w:numFmt w:val="bullet"/>
+      <w:lvlText w:val="o"/>
+      <w:lvlJc w:val="left"/>
+      <w:pPr>
+        <w:tabs>
+          <w:tab w:val="num" w:pos="1440"/>
+        </w:tabs>
+        <w:ind w:left="1440" w:hanging="360"/>
+      </w:pPr>
+      <w:rPr>
+        <w:rFonts w:ascii="Courier New" w:hAnsi="Courier New" w:hint="default"/>
+        <w:sz w:val="20"/>
+      </w:rPr>
+    </w:lvl>
+    <w:lvl w:ilvl="2" w:tentative="1">
+      <w:start w:val="1"/>
+      <w:numFmt w:val="bullet"/>
+      <w:lvlText w:val=""/>
+      <w:lvlJc w:val="left"/>
+      <w:pPr>
+        <w:tabs>
+          <w:tab w:val="num" w:pos="2160"/>
+        </w:tabs>
+        <w:ind w:left="2160" w:hanging="360"/>
+      </w:pPr>
+      <w:rPr>
+        <w:rFonts w:ascii="Wingdings" w:hAnsi="Wingdings" w:hint="default"/>
+        <w:sz w:val="20"/>
+      </w:rPr>
+    </w:lvl>
+    <w:lvl w:ilvl="3" w:tentative="1">
+      <w:start w:val="1"/>
+      <w:numFmt w:val="bullet"/>
+      <w:lvlText w:val=""/>
+      <w:lvlJc w:val="left"/>
+      <w:pPr>
+        <w:tabs>
+          <w:tab w:val="num" w:pos="2880"/>
+        </w:tabs>
+        <w:ind w:left="2880" w:hanging="360"/>
+      </w:pPr>
+      <w:rPr>
+        <w:rFonts w:ascii="Wingdings" w:hAnsi="Wingdings" w:hint="default"/>
+        <w:sz w:val="20"/>
+      </w:rPr>
+    </w:lvl>
+    <w:lvl w:ilvl="4" w:tentative="1">
+      <w:start w:val="1"/>
+      <w:numFmt w:val="bullet"/>
+      <w:lvlText w:val=""/>
+      <w:lvlJc w:val="left"/>
+      <w:pPr>
+        <w:tabs>
+          <w:tab w:val="num" w:pos="3600"/>
+        </w:tabs>
+        <w:ind w:left="3600" w:hanging="360"/>
+      </w:pPr>
+      <w:rPr>
+        <w:rFonts w:ascii="Wingdings" w:hAnsi="Wingdings" w:hint="default"/>
+        <w:sz w:val="20"/>
+      </w:rPr>
+    </w:lvl>
+    <w:lvl w:ilvl="5" w:tentative="1">
+      <w:start w:val="1"/>
+      <w:numFmt w:val="bullet"/>
+      <w:lvlText w:val=""/>
+      <w:lvlJc w:val="left"/>
+      <w:pPr>
+        <w:tabs>
+          <w:tab w:val="num" w:pos="4320"/>
+        </w:tabs>
+        <w:ind w:left="4320" w:hanging="360"/>
+      </w:pPr>
+      <w:rPr>
+        <w:rFonts w:ascii="Wingdings" w:hAnsi="Wingdings" w:hint="default"/>
+        <w:sz w:val="20"/>
+      </w:rPr>
+    </w:lvl>
+    <w:lvl w:ilvl="6" w:tentative="1">
+      <w:start w:val="1"/>
+      <w:numFmt w:val="bullet"/>
+      <w:lvlText w:val=""/>
+      <w:lvlJc w:val="left"/>
+      <w:pPr>
+        <w:tabs>
+          <w:tab w:val="num" w:pos="5040"/>
+        </w:tabs>
+        <w:ind w:left="5040" w:hanging="360"/>
+      </w:pPr>
+      <w:rPr>
+        <w:rFonts w:ascii="Wingdings" w:hAnsi="Wingdings" w:hint="default"/>
+        <w:sz w:val="20"/>
+      </w:rPr>
+    </w:lvl>
+    <w:lvl w:ilvl="7" w:tentative="1">
+      <w:start w:val="1"/>
+      <w:numFmt w:val="bullet"/>
+      <w:lvlText w:val=""/>
+      <w:lvlJc w:val="left"/>
+      <w:pPr>
+        <w:tabs>
+          <w:tab w:val="num" w:pos="5760"/>
+        </w:tabs>
+        <w:ind w:left="5760" w:hanging="360"/>
+      </w:pPr>
+      <w:rPr>
+        <w:rFonts w:ascii="Wingdings" w:hAnsi="Wingdings" w:hint="default"/>
+        <w:sz w:val="20"/>
+      </w:rPr>
+    </w:lvl>
+    <w:lvl w:ilvl="8" w:tentative="1">
+      <w:start w:val="1"/>
+      <w:numFmt w:val="bullet"/>
+      <w:lvlText w:val=""/>
+      <w:lvlJc w:val="left"/>
+      <w:pPr>
+        <w:tabs>
+          <w:tab w:val="num" w:pos="6480"/>
+        </w:tabs>
+        <w:ind w:left="6480" w:hanging="360"/>
+      </w:pPr>
+      <w:rPr>
+        <w:rFonts w:ascii="Wingdings" w:hAnsi="Wingdings" w:hint="default"/>
+        <w:sz w:val="20"/>
+      </w:rPr>
+    </w:lvl>
+  </w:abstractNum>
+  <w:abstractNum w:abstractNumId="3" w15:restartNumberingAfterBreak="0">
+    <w:nsid w:val="25C95713"/>
+    <w:multiLevelType w:val="multilevel"/>
+    <w:tmpl w:val="8CCE5CCA"/>
+    <w:lvl w:ilvl="0">
+      <w:start w:val="1"/>
+      <w:numFmt w:val="bullet"/>
+      <w:lvlText w:val=""/>
+      <w:lvlJc w:val="left"/>
+      <w:pPr>
+        <w:tabs>
+          <w:tab w:val="num" w:pos="720"/>
+        </w:tabs>
+        <w:ind w:left="720" w:hanging="360"/>
+      </w:pPr>
+      <w:rPr>
+        <w:rFonts w:ascii="Symbol" w:hAnsi="Symbol" w:hint="default"/>
+        <w:sz w:val="20"/>
+      </w:rPr>
+    </w:lvl>
+    <w:lvl w:ilvl="1" w:tentative="1">
+      <w:start w:val="1"/>
+      <w:numFmt w:val="bullet"/>
+      <w:lvlText w:val="o"/>
+      <w:lvlJc w:val="left"/>
+      <w:pPr>
+        <w:tabs>
+          <w:tab w:val="num" w:pos="1440"/>
+        </w:tabs>
+        <w:ind w:left="1440" w:hanging="360"/>
+      </w:pPr>
+      <w:rPr>
+        <w:rFonts w:ascii="Courier New" w:hAnsi="Courier New" w:hint="default"/>
+        <w:sz w:val="20"/>
+      </w:rPr>
+    </w:lvl>
+    <w:lvl w:ilvl="2" w:tentative="1">
+      <w:start w:val="1"/>
+      <w:numFmt w:val="bullet"/>
+      <w:lvlText w:val=""/>
+      <w:lvlJc w:val="left"/>
+      <w:pPr>
+        <w:tabs>
+          <w:tab w:val="num" w:pos="2160"/>
+        </w:tabs>
+        <w:ind w:left="2160" w:hanging="360"/>
+      </w:pPr>
+      <w:rPr>
+        <w:rFonts w:ascii="Wingdings" w:hAnsi="Wingdings" w:hint="default"/>
+        <w:sz w:val="20"/>
+      </w:rPr>
+    </w:lvl>
+    <w:lvl w:ilvl="3" w:tentative="1">
+      <w:start w:val="1"/>
+      <w:numFmt w:val="bullet"/>
+      <w:lvlText w:val=""/>
+      <w:lvlJc w:val="left"/>
+      <w:pPr>
+        <w:tabs>
+          <w:tab w:val="num" w:pos="2880"/>
+        </w:tabs>
+        <w:ind w:left="2880" w:hanging="360"/>
+      </w:pPr>
+      <w:rPr>
+        <w:rFonts w:ascii="Wingdings" w:hAnsi="Wingdings" w:hint="default"/>
+        <w:sz w:val="20"/>
+      </w:rPr>
+    </w:lvl>
+    <w:lvl w:ilvl="4" w:tentative="1">
+      <w:start w:val="1"/>
+      <w:numFmt w:val="bullet"/>
+      <w:lvlText w:val=""/>
+      <w:lvlJc w:val="left"/>
+      <w:pPr>
+        <w:tabs>
+          <w:tab w:val="num" w:pos="3600"/>
+        </w:tabs>
+        <w:ind w:left="3600" w:hanging="360"/>
+      </w:pPr>
+      <w:rPr>
+        <w:rFonts w:ascii="Wingdings" w:hAnsi="Wingdings" w:hint="default"/>
+        <w:sz w:val="20"/>
+      </w:rPr>
+    </w:lvl>
+    <w:lvl w:ilvl="5" w:tentative="1">
+      <w:start w:val="1"/>
+      <w:numFmt w:val="bullet"/>
+      <w:lvlText w:val=""/>
+      <w:lvlJc w:val="left"/>
+      <w:pPr>
+        <w:tabs>
+          <w:tab w:val="num" w:pos="4320"/>
+        </w:tabs>
+        <w:ind w:left="4320" w:hanging="360"/>
+      </w:pPr>
+      <w:rPr>
+        <w:rFonts w:ascii="Wingdings" w:hAnsi="Wingdings" w:hint="default"/>
+        <w:sz w:val="20"/>
+      </w:rPr>
+    </w:lvl>
+    <w:lvl w:ilvl="6" w:tentative="1">
+      <w:start w:val="1"/>
+      <w:numFmt w:val="bullet"/>
+      <w:lvlText w:val=""/>
+      <w:lvlJc w:val="left"/>
+      <w:pPr>
+        <w:tabs>
+          <w:tab w:val="num" w:pos="5040"/>
+        </w:tabs>
+        <w:ind w:left="5040" w:hanging="360"/>
+      </w:pPr>
+      <w:rPr>
+        <w:rFonts w:ascii="Wingdings" w:hAnsi="Wingdings" w:hint="default"/>
+        <w:sz w:val="20"/>
+      </w:rPr>
+    </w:lvl>
+    <w:lvl w:ilvl="7" w:tentative="1">
+      <w:start w:val="1"/>
+      <w:numFmt w:val="bullet"/>
+      <w:lvlText w:val=""/>
+      <w:lvlJc w:val="left"/>
+      <w:pPr>
+        <w:tabs>
+          <w:tab w:val="num" w:pos="5760"/>
+        </w:tabs>
+        <w:ind w:left="5760" w:hanging="360"/>
+      </w:pPr>
+      <w:rPr>
+        <w:rFonts w:ascii="Wingdings" w:hAnsi="Wingdings" w:hint="default"/>
+        <w:sz w:val="20"/>
+      </w:rPr>
+    </w:lvl>
+    <w:lvl w:ilvl="8" w:tentative="1">
+      <w:start w:val="1"/>
+      <w:numFmt w:val="bullet"/>
+      <w:lvlText w:val=""/>
+      <w:lvlJc w:val="left"/>
+      <w:pPr>
+        <w:tabs>
+          <w:tab w:val="num" w:pos="6480"/>
+        </w:tabs>
+        <w:ind w:left="6480" w:hanging="360"/>
+      </w:pPr>
+      <w:rPr>
+        <w:rFonts w:ascii="Wingdings" w:hAnsi="Wingdings" w:hint="default"/>
+        <w:sz w:val="20"/>
+      </w:rPr>
+    </w:lvl>
+  </w:abstractNum>
+  <w:abstractNum w:abstractNumId="4" w15:restartNumberingAfterBreak="0">
+    <w:nsid w:val="2CC6509F"/>
+    <w:multiLevelType w:val="multilevel"/>
+    <w:tmpl w:val="58F41F3A"/>
+    <w:lvl w:ilvl="0">
+      <w:start w:val="1"/>
+      <w:numFmt w:val="bullet"/>
+      <w:lvlText w:val=""/>
+      <w:lvlJc w:val="left"/>
+      <w:pPr>
+        <w:tabs>
+          <w:tab w:val="num" w:pos="720"/>
+        </w:tabs>
+        <w:ind w:left="720" w:hanging="360"/>
+      </w:pPr>
+      <w:rPr>
+        <w:rFonts w:ascii="Symbol" w:hAnsi="Symbol" w:hint="default"/>
+        <w:sz w:val="20"/>
+      </w:rPr>
+    </w:lvl>
+    <w:lvl w:ilvl="1">
+      <w:start w:val="1"/>
+      <w:numFmt w:val="bullet"/>
+      <w:lvlText w:val="o"/>
+      <w:lvlJc w:val="left"/>
+      <w:pPr>
+        <w:tabs>
+          <w:tab w:val="num" w:pos="1440"/>
+        </w:tabs>
+        <w:ind w:left="1440" w:hanging="360"/>
+      </w:pPr>
+      <w:rPr>
+        <w:rFonts w:ascii="Courier New" w:hAnsi="Courier New" w:hint="default"/>
+        <w:sz w:val="20"/>
+      </w:rPr>
+    </w:lvl>
+    <w:lvl w:ilvl="2" w:tentative="1">
+      <w:start w:val="1"/>
+      <w:numFmt w:val="bullet"/>
+      <w:lvlText w:val=""/>
+      <w:lvlJc w:val="left"/>
+      <w:pPr>
+        <w:tabs>
+          <w:tab w:val="num" w:pos="2160"/>
+        </w:tabs>
+        <w:ind w:left="2160" w:hanging="360"/>
+      </w:pPr>
+      <w:rPr>
+        <w:rFonts w:ascii="Wingdings" w:hAnsi="Wingdings" w:hint="default"/>
+        <w:sz w:val="20"/>
+      </w:rPr>
+    </w:lvl>
+    <w:lvl w:ilvl="3" w:tentative="1">
+      <w:start w:val="1"/>
+      <w:numFmt w:val="bullet"/>
+      <w:lvlText w:val=""/>
+      <w:lvlJc w:val="left"/>
+      <w:pPr>
+        <w:tabs>
+          <w:tab w:val="num" w:pos="2880"/>
+        </w:tabs>
+        <w:ind w:left="2880" w:hanging="360"/>
+      </w:pPr>
+      <w:rPr>
+        <w:rFonts w:ascii="Wingdings" w:hAnsi="Wingdings" w:hint="default"/>
+        <w:sz w:val="20"/>
+      </w:rPr>
+    </w:lvl>
+    <w:lvl w:ilvl="4" w:tentative="1">
+      <w:start w:val="1"/>
+      <w:numFmt w:val="bullet"/>
+      <w:lvlText w:val=""/>
+      <w:lvlJc w:val="left"/>
+      <w:pPr>
+        <w:tabs>
+          <w:tab w:val="num" w:pos="3600"/>
+        </w:tabs>
+        <w:ind w:left="3600" w:hanging="360"/>
+      </w:pPr>
+      <w:rPr>
+        <w:rFonts w:ascii="Wingdings" w:hAnsi="Wingdings" w:hint="default"/>
+        <w:sz w:val="20"/>
+      </w:rPr>
+    </w:lvl>
+    <w:lvl w:ilvl="5" w:tentative="1">
+      <w:start w:val="1"/>
+      <w:numFmt w:val="bullet"/>
+      <w:lvlText w:val=""/>
+      <w:lvlJc w:val="left"/>
+      <w:pPr>
+        <w:tabs>
+          <w:tab w:val="num" w:pos="4320"/>
+        </w:tabs>
+        <w:ind w:left="4320" w:hanging="360"/>
+      </w:pPr>
+      <w:rPr>
+        <w:rFonts w:ascii="Wingdings" w:hAnsi="Wingdings" w:hint="default"/>
+        <w:sz w:val="20"/>
+      </w:rPr>
+    </w:lvl>
+    <w:lvl w:ilvl="6" w:tentative="1">
+      <w:start w:val="1"/>
+      <w:numFmt w:val="bullet"/>
+      <w:lvlText w:val=""/>
+      <w:lvlJc w:val="left"/>
+      <w:pPr>
+        <w:tabs>
+          <w:tab w:val="num" w:pos="5040"/>
+        </w:tabs>
+        <w:ind w:left="5040" w:hanging="360"/>
+      </w:pPr>
+      <w:rPr>
+        <w:rFonts w:ascii="Wingdings" w:hAnsi="Wingdings" w:hint="default"/>
+        <w:sz w:val="20"/>
+      </w:rPr>
+    </w:lvl>
+    <w:lvl w:ilvl="7" w:tentative="1">
+      <w:start w:val="1"/>
+      <w:numFmt w:val="bullet"/>
+      <w:lvlText w:val=""/>
+      <w:lvlJc w:val="left"/>
+      <w:pPr>
+        <w:tabs>
+          <w:tab w:val="num" w:pos="5760"/>
+        </w:tabs>
+        <w:ind w:left="5760" w:hanging="360"/>
+      </w:pPr>
+      <w:rPr>
+        <w:rFonts w:ascii="Wingdings" w:hAnsi="Wingdings" w:hint="default"/>
+        <w:sz w:val="20"/>
+      </w:rPr>
+    </w:lvl>
+    <w:lvl w:ilvl="8" w:tentative="1">
+      <w:start w:val="1"/>
+      <w:numFmt w:val="bullet"/>
+      <w:lvlText w:val=""/>
+      <w:lvlJc w:val="left"/>
+      <w:pPr>
+        <w:tabs>
+          <w:tab w:val="num" w:pos="6480"/>
+        </w:tabs>
+        <w:ind w:left="6480" w:hanging="360"/>
+      </w:pPr>
+      <w:rPr>
+        <w:rFonts w:ascii="Wingdings" w:hAnsi="Wingdings" w:hint="default"/>
+        <w:sz w:val="20"/>
+      </w:rPr>
+    </w:lvl>
+  </w:abstractNum>
+  <w:abstractNum w:abstractNumId="5" w15:restartNumberingAfterBreak="0">
+    <w:nsid w:val="32EE0AA9"/>
+    <w:multiLevelType w:val="multilevel"/>
+    <w:tmpl w:val="31F6F85A"/>
+    <w:lvl w:ilvl="0">
+      <w:start w:val="1"/>
+      <w:numFmt w:val="bullet"/>
+      <w:lvlText w:val=""/>
+      <w:lvlJc w:val="left"/>
+      <w:pPr>
+        <w:tabs>
+          <w:tab w:val="num" w:pos="720"/>
+        </w:tabs>
+        <w:ind w:left="720" w:hanging="360"/>
+      </w:pPr>
+      <w:rPr>
+        <w:rFonts w:ascii="Symbol" w:hAnsi="Symbol" w:hint="default"/>
+        <w:sz w:val="20"/>
+      </w:rPr>
+    </w:lvl>
+    <w:lvl w:ilvl="1" w:tentative="1">
+      <w:start w:val="1"/>
+      <w:numFmt w:val="bullet"/>
+      <w:lvlText w:val="o"/>
+      <w:lvlJc w:val="left"/>
+      <w:pPr>
+        <w:tabs>
+          <w:tab w:val="num" w:pos="1440"/>
+        </w:tabs>
+        <w:ind w:left="1440" w:hanging="360"/>
+      </w:pPr>
+      <w:rPr>
+        <w:rFonts w:ascii="Courier New" w:hAnsi="Courier New" w:hint="default"/>
+        <w:sz w:val="20"/>
+      </w:rPr>
+    </w:lvl>
+    <w:lvl w:ilvl="2" w:tentative="1">
+      <w:start w:val="1"/>
+      <w:numFmt w:val="bullet"/>
+      <w:lvlText w:val=""/>
+      <w:lvlJc w:val="left"/>
+      <w:pPr>
+        <w:tabs>
+          <w:tab w:val="num" w:pos="2160"/>
+        </w:tabs>
+        <w:ind w:left="2160" w:hanging="360"/>
+      </w:pPr>
+      <w:rPr>
+        <w:rFonts w:ascii="Wingdings" w:hAnsi="Wingdings" w:hint="default"/>
+        <w:sz w:val="20"/>
+      </w:rPr>
+    </w:lvl>
+    <w:lvl w:ilvl="3" w:tentative="1">
+      <w:start w:val="1"/>
+      <w:numFmt w:val="bullet"/>
+      <w:lvlText w:val=""/>
+      <w:lvlJc w:val="left"/>
+      <w:pPr>
+        <w:tabs>
+          <w:tab w:val="num" w:pos="2880"/>
+        </w:tabs>
+        <w:ind w:left="2880" w:hanging="360"/>
+      </w:pPr>
+      <w:rPr>
+        <w:rFonts w:ascii="Wingdings" w:hAnsi="Wingdings" w:hint="default"/>
+        <w:sz w:val="20"/>
+      </w:rPr>
+    </w:lvl>
+    <w:lvl w:ilvl="4" w:tentative="1">
+      <w:start w:val="1"/>
+      <w:numFmt w:val="bullet"/>
+      <w:lvlText w:val=""/>
+      <w:lvlJc w:val="left"/>
+      <w:pPr>
+        <w:tabs>
+          <w:tab w:val="num" w:pos="3600"/>
+        </w:tabs>
+        <w:ind w:left="3600" w:hanging="360"/>
+      </w:pPr>
+      <w:rPr>
+        <w:rFonts w:ascii="Wingdings" w:hAnsi="Wingdings" w:hint="default"/>
+        <w:sz w:val="20"/>
+      </w:rPr>
+    </w:lvl>
+    <w:lvl w:ilvl="5" w:tentative="1">
+      <w:start w:val="1"/>
+      <w:numFmt w:val="bullet"/>
+      <w:lvlText w:val=""/>
+      <w:lvlJc w:val="left"/>
+      <w:pPr>
+        <w:tabs>
+          <w:tab w:val="num" w:pos="4320"/>
+        </w:tabs>
+        <w:ind w:left="4320" w:hanging="360"/>
+      </w:pPr>
+      <w:rPr>
+        <w:rFonts w:ascii="Wingdings" w:hAnsi="Wingdings" w:hint="default"/>
+        <w:sz w:val="20"/>
+      </w:rPr>
+    </w:lvl>
+    <w:lvl w:ilvl="6" w:tentative="1">
+      <w:start w:val="1"/>
+      <w:numFmt w:val="bullet"/>
+      <w:lvlText w:val=""/>
+      <w:lvlJc w:val="left"/>
+      <w:pPr>
+        <w:tabs>
+          <w:tab w:val="num" w:pos="5040"/>
+        </w:tabs>
+        <w:ind w:left="5040" w:hanging="360"/>
+      </w:pPr>
+      <w:rPr>
+        <w:rFonts w:ascii="Wingdings" w:hAnsi="Wingdings" w:hint="default"/>
+        <w:sz w:val="20"/>
+      </w:rPr>
+    </w:lvl>
+    <w:lvl w:ilvl="7" w:tentative="1">
+      <w:start w:val="1"/>
+      <w:numFmt w:val="bullet"/>
+      <w:lvlText w:val=""/>
+      <w:lvlJc w:val="left"/>
+      <w:pPr>
+        <w:tabs>
+          <w:tab w:val="num" w:pos="5760"/>
+        </w:tabs>
+        <w:ind w:left="5760" w:hanging="360"/>
+      </w:pPr>
+      <w:rPr>
+        <w:rFonts w:ascii="Wingdings" w:hAnsi="Wingdings" w:hint="default"/>
+        <w:sz w:val="20"/>
+      </w:rPr>
+    </w:lvl>
+    <w:lvl w:ilvl="8" w:tentative="1">
+      <w:start w:val="1"/>
+      <w:numFmt w:val="bullet"/>
+      <w:lvlText w:val=""/>
+      <w:lvlJc w:val="left"/>
+      <w:pPr>
+        <w:tabs>
+          <w:tab w:val="num" w:pos="6480"/>
+        </w:tabs>
+        <w:ind w:left="6480" w:hanging="360"/>
+      </w:pPr>
+      <w:rPr>
+        <w:rFonts w:ascii="Wingdings" w:hAnsi="Wingdings" w:hint="default"/>
+        <w:sz w:val="20"/>
+      </w:rPr>
+    </w:lvl>
+  </w:abstractNum>
+  <w:abstractNum w:abstractNumId="6" w15:restartNumberingAfterBreak="0">
+    <w:nsid w:val="366C1DDE"/>
+    <w:multiLevelType w:val="multilevel"/>
+    <w:tmpl w:val="25D47E34"/>
+    <w:lvl w:ilvl="0">
+      <w:start w:val="1"/>
+      <w:numFmt w:val="bullet"/>
+      <w:lvlText w:val=""/>
+      <w:lvlJc w:val="left"/>
+      <w:pPr>
+        <w:tabs>
+          <w:tab w:val="num" w:pos="720"/>
+        </w:tabs>
+        <w:ind w:left="720" w:hanging="360"/>
+      </w:pPr>
+      <w:rPr>
+        <w:rFonts w:ascii="Symbol" w:hAnsi="Symbol" w:hint="default"/>
+        <w:sz w:val="20"/>
+      </w:rPr>
+    </w:lvl>
+    <w:lvl w:ilvl="1" w:tentative="1">
+      <w:start w:val="1"/>
+      <w:numFmt w:val="bullet"/>
+      <w:lvlText w:val="o"/>
+      <w:lvlJc w:val="left"/>
+      <w:pPr>
+        <w:tabs>
+          <w:tab w:val="num" w:pos="1440"/>
+        </w:tabs>
+        <w:ind w:left="1440" w:hanging="360"/>
+      </w:pPr>
+      <w:rPr>
+        <w:rFonts w:ascii="Courier New" w:hAnsi="Courier New" w:hint="default"/>
+        <w:sz w:val="20"/>
+      </w:rPr>
+    </w:lvl>
+    <w:lvl w:ilvl="2" w:tentative="1">
+      <w:start w:val="1"/>
+      <w:numFmt w:val="bullet"/>
+      <w:lvlText w:val=""/>
+      <w:lvlJc w:val="left"/>
+      <w:pPr>
+        <w:tabs>
+          <w:tab w:val="num" w:pos="2160"/>
+        </w:tabs>
+        <w:ind w:left="2160" w:hanging="360"/>
+      </w:pPr>
+      <w:rPr>
+        <w:rFonts w:ascii="Wingdings" w:hAnsi="Wingdings" w:hint="default"/>
+        <w:sz w:val="20"/>
+      </w:rPr>
+    </w:lvl>
+    <w:lvl w:ilvl="3" w:tentative="1">
+      <w:start w:val="1"/>
+      <w:numFmt w:val="bullet"/>
+      <w:lvlText w:val=""/>
+      <w:lvlJc w:val="left"/>
+      <w:pPr>
+        <w:tabs>
+          <w:tab w:val="num" w:pos="2880"/>
+        </w:tabs>
+        <w:ind w:left="2880" w:hanging="360"/>
+      </w:pPr>
+      <w:rPr>
+        <w:rFonts w:ascii="Wingdings" w:hAnsi="Wingdings" w:hint="default"/>
+        <w:sz w:val="20"/>
+      </w:rPr>
+    </w:lvl>
+    <w:lvl w:ilvl="4" w:tentative="1">
+      <w:start w:val="1"/>
+      <w:numFmt w:val="bullet"/>
+      <w:lvlText w:val=""/>
+      <w:lvlJc w:val="left"/>
+      <w:pPr>
+        <w:tabs>
+          <w:tab w:val="num" w:pos="3600"/>
+        </w:tabs>
+        <w:ind w:left="3600" w:hanging="360"/>
+      </w:pPr>
+      <w:rPr>
+        <w:rFonts w:ascii="Wingdings" w:hAnsi="Wingdings" w:hint="default"/>
+        <w:sz w:val="20"/>
+      </w:rPr>
+    </w:lvl>
+    <w:lvl w:ilvl="5" w:tentative="1">
+      <w:start w:val="1"/>
+      <w:numFmt w:val="bullet"/>
+      <w:lvlText w:val=""/>
+      <w:lvlJc w:val="left"/>
+      <w:pPr>
+        <w:tabs>
+          <w:tab w:val="num" w:pos="4320"/>
+        </w:tabs>
+        <w:ind w:left="4320" w:hanging="360"/>
+      </w:pPr>
+      <w:rPr>
+        <w:rFonts w:ascii="Wingdings" w:hAnsi="Wingdings" w:hint="default"/>
+        <w:sz w:val="20"/>
+      </w:rPr>
+    </w:lvl>
+    <w:lvl w:ilvl="6" w:tentative="1">
+      <w:start w:val="1"/>
+      <w:numFmt w:val="bullet"/>
+      <w:lvlText w:val=""/>
+      <w:lvlJc w:val="left"/>
+      <w:pPr>
+        <w:tabs>
+          <w:tab w:val="num" w:pos="5040"/>
+        </w:tabs>
+        <w:ind w:left="5040" w:hanging="360"/>
+      </w:pPr>
+      <w:rPr>
+        <w:rFonts w:ascii="Wingdings" w:hAnsi="Wingdings" w:hint="default"/>
+        <w:sz w:val="20"/>
+      </w:rPr>
+    </w:lvl>
+    <w:lvl w:ilvl="7" w:tentative="1">
+      <w:start w:val="1"/>
+      <w:numFmt w:val="bullet"/>
+      <w:lvlText w:val=""/>
+      <w:lvlJc w:val="left"/>
+      <w:pPr>
+        <w:tabs>
+          <w:tab w:val="num" w:pos="5760"/>
+        </w:tabs>
+        <w:ind w:left="5760" w:hanging="360"/>
+      </w:pPr>
+      <w:rPr>
+        <w:rFonts w:ascii="Wingdings" w:hAnsi="Wingdings" w:hint="default"/>
+        <w:sz w:val="20"/>
+      </w:rPr>
+    </w:lvl>
+    <w:lvl w:ilvl="8" w:tentative="1">
+      <w:start w:val="1"/>
+      <w:numFmt w:val="bullet"/>
+      <w:lvlText w:val=""/>
+      <w:lvlJc w:val="left"/>
+      <w:pPr>
+        <w:tabs>
+          <w:tab w:val="num" w:pos="6480"/>
+        </w:tabs>
+        <w:ind w:left="6480" w:hanging="360"/>
+      </w:pPr>
+      <w:rPr>
+        <w:rFonts w:ascii="Wingdings" w:hAnsi="Wingdings" w:hint="default"/>
+        <w:sz w:val="20"/>
+      </w:rPr>
+    </w:lvl>
+  </w:abstractNum>
+  <w:abstractNum w:abstractNumId="7" w15:restartNumberingAfterBreak="0">
     <w:nsid w:val="3DC164FA"/>
     <w:multiLevelType w:val="hybridMultilevel"/>
     <w:tmpl w:val="3446CBAA"/>
@@ -348,8 +3132,1397 @@
       </w:rPr>
     </w:lvl>
   </w:abstractNum>
+  <w:abstractNum w:abstractNumId="8" w15:restartNumberingAfterBreak="0">
+    <w:nsid w:val="40A666CD"/>
+    <w:multiLevelType w:val="multilevel"/>
+    <w:tmpl w:val="08E0D786"/>
+    <w:lvl w:ilvl="0">
+      <w:start w:val="1"/>
+      <w:numFmt w:val="bullet"/>
+      <w:lvlText w:val=""/>
+      <w:lvlJc w:val="left"/>
+      <w:pPr>
+        <w:tabs>
+          <w:tab w:val="num" w:pos="720"/>
+        </w:tabs>
+        <w:ind w:left="720" w:hanging="360"/>
+      </w:pPr>
+      <w:rPr>
+        <w:rFonts w:ascii="Symbol" w:hAnsi="Symbol" w:hint="default"/>
+        <w:sz w:val="20"/>
+      </w:rPr>
+    </w:lvl>
+    <w:lvl w:ilvl="1">
+      <w:start w:val="1"/>
+      <w:numFmt w:val="bullet"/>
+      <w:lvlText w:val="o"/>
+      <w:lvlJc w:val="left"/>
+      <w:pPr>
+        <w:tabs>
+          <w:tab w:val="num" w:pos="1440"/>
+        </w:tabs>
+        <w:ind w:left="1440" w:hanging="360"/>
+      </w:pPr>
+      <w:rPr>
+        <w:rFonts w:ascii="Courier New" w:hAnsi="Courier New" w:hint="default"/>
+        <w:sz w:val="20"/>
+      </w:rPr>
+    </w:lvl>
+    <w:lvl w:ilvl="2" w:tentative="1">
+      <w:start w:val="1"/>
+      <w:numFmt w:val="bullet"/>
+      <w:lvlText w:val=""/>
+      <w:lvlJc w:val="left"/>
+      <w:pPr>
+        <w:tabs>
+          <w:tab w:val="num" w:pos="2160"/>
+        </w:tabs>
+        <w:ind w:left="2160" w:hanging="360"/>
+      </w:pPr>
+      <w:rPr>
+        <w:rFonts w:ascii="Wingdings" w:hAnsi="Wingdings" w:hint="default"/>
+        <w:sz w:val="20"/>
+      </w:rPr>
+    </w:lvl>
+    <w:lvl w:ilvl="3" w:tentative="1">
+      <w:start w:val="1"/>
+      <w:numFmt w:val="bullet"/>
+      <w:lvlText w:val=""/>
+      <w:lvlJc w:val="left"/>
+      <w:pPr>
+        <w:tabs>
+          <w:tab w:val="num" w:pos="2880"/>
+        </w:tabs>
+        <w:ind w:left="2880" w:hanging="360"/>
+      </w:pPr>
+      <w:rPr>
+        <w:rFonts w:ascii="Wingdings" w:hAnsi="Wingdings" w:hint="default"/>
+        <w:sz w:val="20"/>
+      </w:rPr>
+    </w:lvl>
+    <w:lvl w:ilvl="4" w:tentative="1">
+      <w:start w:val="1"/>
+      <w:numFmt w:val="bullet"/>
+      <w:lvlText w:val=""/>
+      <w:lvlJc w:val="left"/>
+      <w:pPr>
+        <w:tabs>
+          <w:tab w:val="num" w:pos="3600"/>
+        </w:tabs>
+        <w:ind w:left="3600" w:hanging="360"/>
+      </w:pPr>
+      <w:rPr>
+        <w:rFonts w:ascii="Wingdings" w:hAnsi="Wingdings" w:hint="default"/>
+        <w:sz w:val="20"/>
+      </w:rPr>
+    </w:lvl>
+    <w:lvl w:ilvl="5" w:tentative="1">
+      <w:start w:val="1"/>
+      <w:numFmt w:val="bullet"/>
+      <w:lvlText w:val=""/>
+      <w:lvlJc w:val="left"/>
+      <w:pPr>
+        <w:tabs>
+          <w:tab w:val="num" w:pos="4320"/>
+        </w:tabs>
+        <w:ind w:left="4320" w:hanging="360"/>
+      </w:pPr>
+      <w:rPr>
+        <w:rFonts w:ascii="Wingdings" w:hAnsi="Wingdings" w:hint="default"/>
+        <w:sz w:val="20"/>
+      </w:rPr>
+    </w:lvl>
+    <w:lvl w:ilvl="6" w:tentative="1">
+      <w:start w:val="1"/>
+      <w:numFmt w:val="bullet"/>
+      <w:lvlText w:val=""/>
+      <w:lvlJc w:val="left"/>
+      <w:pPr>
+        <w:tabs>
+          <w:tab w:val="num" w:pos="5040"/>
+        </w:tabs>
+        <w:ind w:left="5040" w:hanging="360"/>
+      </w:pPr>
+      <w:rPr>
+        <w:rFonts w:ascii="Wingdings" w:hAnsi="Wingdings" w:hint="default"/>
+        <w:sz w:val="20"/>
+      </w:rPr>
+    </w:lvl>
+    <w:lvl w:ilvl="7" w:tentative="1">
+      <w:start w:val="1"/>
+      <w:numFmt w:val="bullet"/>
+      <w:lvlText w:val=""/>
+      <w:lvlJc w:val="left"/>
+      <w:pPr>
+        <w:tabs>
+          <w:tab w:val="num" w:pos="5760"/>
+        </w:tabs>
+        <w:ind w:left="5760" w:hanging="360"/>
+      </w:pPr>
+      <w:rPr>
+        <w:rFonts w:ascii="Wingdings" w:hAnsi="Wingdings" w:hint="default"/>
+        <w:sz w:val="20"/>
+      </w:rPr>
+    </w:lvl>
+    <w:lvl w:ilvl="8" w:tentative="1">
+      <w:start w:val="1"/>
+      <w:numFmt w:val="bullet"/>
+      <w:lvlText w:val=""/>
+      <w:lvlJc w:val="left"/>
+      <w:pPr>
+        <w:tabs>
+          <w:tab w:val="num" w:pos="6480"/>
+        </w:tabs>
+        <w:ind w:left="6480" w:hanging="360"/>
+      </w:pPr>
+      <w:rPr>
+        <w:rFonts w:ascii="Wingdings" w:hAnsi="Wingdings" w:hint="default"/>
+        <w:sz w:val="20"/>
+      </w:rPr>
+    </w:lvl>
+  </w:abstractNum>
+  <w:abstractNum w:abstractNumId="9" w15:restartNumberingAfterBreak="0">
+    <w:nsid w:val="435A2043"/>
+    <w:multiLevelType w:val="multilevel"/>
+    <w:tmpl w:val="D8442416"/>
+    <w:lvl w:ilvl="0">
+      <w:start w:val="1"/>
+      <w:numFmt w:val="bullet"/>
+      <w:lvlText w:val=""/>
+      <w:lvlJc w:val="left"/>
+      <w:pPr>
+        <w:tabs>
+          <w:tab w:val="num" w:pos="720"/>
+        </w:tabs>
+        <w:ind w:left="720" w:hanging="360"/>
+      </w:pPr>
+      <w:rPr>
+        <w:rFonts w:ascii="Symbol" w:hAnsi="Symbol" w:hint="default"/>
+        <w:sz w:val="20"/>
+      </w:rPr>
+    </w:lvl>
+    <w:lvl w:ilvl="1" w:tentative="1">
+      <w:start w:val="1"/>
+      <w:numFmt w:val="bullet"/>
+      <w:lvlText w:val="o"/>
+      <w:lvlJc w:val="left"/>
+      <w:pPr>
+        <w:tabs>
+          <w:tab w:val="num" w:pos="1440"/>
+        </w:tabs>
+        <w:ind w:left="1440" w:hanging="360"/>
+      </w:pPr>
+      <w:rPr>
+        <w:rFonts w:ascii="Courier New" w:hAnsi="Courier New" w:hint="default"/>
+        <w:sz w:val="20"/>
+      </w:rPr>
+    </w:lvl>
+    <w:lvl w:ilvl="2" w:tentative="1">
+      <w:start w:val="1"/>
+      <w:numFmt w:val="bullet"/>
+      <w:lvlText w:val=""/>
+      <w:lvlJc w:val="left"/>
+      <w:pPr>
+        <w:tabs>
+          <w:tab w:val="num" w:pos="2160"/>
+        </w:tabs>
+        <w:ind w:left="2160" w:hanging="360"/>
+      </w:pPr>
+      <w:rPr>
+        <w:rFonts w:ascii="Wingdings" w:hAnsi="Wingdings" w:hint="default"/>
+        <w:sz w:val="20"/>
+      </w:rPr>
+    </w:lvl>
+    <w:lvl w:ilvl="3" w:tentative="1">
+      <w:start w:val="1"/>
+      <w:numFmt w:val="bullet"/>
+      <w:lvlText w:val=""/>
+      <w:lvlJc w:val="left"/>
+      <w:pPr>
+        <w:tabs>
+          <w:tab w:val="num" w:pos="2880"/>
+        </w:tabs>
+        <w:ind w:left="2880" w:hanging="360"/>
+      </w:pPr>
+      <w:rPr>
+        <w:rFonts w:ascii="Wingdings" w:hAnsi="Wingdings" w:hint="default"/>
+        <w:sz w:val="20"/>
+      </w:rPr>
+    </w:lvl>
+    <w:lvl w:ilvl="4" w:tentative="1">
+      <w:start w:val="1"/>
+      <w:numFmt w:val="bullet"/>
+      <w:lvlText w:val=""/>
+      <w:lvlJc w:val="left"/>
+      <w:pPr>
+        <w:tabs>
+          <w:tab w:val="num" w:pos="3600"/>
+        </w:tabs>
+        <w:ind w:left="3600" w:hanging="360"/>
+      </w:pPr>
+      <w:rPr>
+        <w:rFonts w:ascii="Wingdings" w:hAnsi="Wingdings" w:hint="default"/>
+        <w:sz w:val="20"/>
+      </w:rPr>
+    </w:lvl>
+    <w:lvl w:ilvl="5" w:tentative="1">
+      <w:start w:val="1"/>
+      <w:numFmt w:val="bullet"/>
+      <w:lvlText w:val=""/>
+      <w:lvlJc w:val="left"/>
+      <w:pPr>
+        <w:tabs>
+          <w:tab w:val="num" w:pos="4320"/>
+        </w:tabs>
+        <w:ind w:left="4320" w:hanging="360"/>
+      </w:pPr>
+      <w:rPr>
+        <w:rFonts w:ascii="Wingdings" w:hAnsi="Wingdings" w:hint="default"/>
+        <w:sz w:val="20"/>
+      </w:rPr>
+    </w:lvl>
+    <w:lvl w:ilvl="6" w:tentative="1">
+      <w:start w:val="1"/>
+      <w:numFmt w:val="bullet"/>
+      <w:lvlText w:val=""/>
+      <w:lvlJc w:val="left"/>
+      <w:pPr>
+        <w:tabs>
+          <w:tab w:val="num" w:pos="5040"/>
+        </w:tabs>
+        <w:ind w:left="5040" w:hanging="360"/>
+      </w:pPr>
+      <w:rPr>
+        <w:rFonts w:ascii="Wingdings" w:hAnsi="Wingdings" w:hint="default"/>
+        <w:sz w:val="20"/>
+      </w:rPr>
+    </w:lvl>
+    <w:lvl w:ilvl="7" w:tentative="1">
+      <w:start w:val="1"/>
+      <w:numFmt w:val="bullet"/>
+      <w:lvlText w:val=""/>
+      <w:lvlJc w:val="left"/>
+      <w:pPr>
+        <w:tabs>
+          <w:tab w:val="num" w:pos="5760"/>
+        </w:tabs>
+        <w:ind w:left="5760" w:hanging="360"/>
+      </w:pPr>
+      <w:rPr>
+        <w:rFonts w:ascii="Wingdings" w:hAnsi="Wingdings" w:hint="default"/>
+        <w:sz w:val="20"/>
+      </w:rPr>
+    </w:lvl>
+    <w:lvl w:ilvl="8" w:tentative="1">
+      <w:start w:val="1"/>
+      <w:numFmt w:val="bullet"/>
+      <w:lvlText w:val=""/>
+      <w:lvlJc w:val="left"/>
+      <w:pPr>
+        <w:tabs>
+          <w:tab w:val="num" w:pos="6480"/>
+        </w:tabs>
+        <w:ind w:left="6480" w:hanging="360"/>
+      </w:pPr>
+      <w:rPr>
+        <w:rFonts w:ascii="Wingdings" w:hAnsi="Wingdings" w:hint="default"/>
+        <w:sz w:val="20"/>
+      </w:rPr>
+    </w:lvl>
+  </w:abstractNum>
+  <w:abstractNum w:abstractNumId="10" w15:restartNumberingAfterBreak="0">
+    <w:nsid w:val="4A1C4DE3"/>
+    <w:multiLevelType w:val="multilevel"/>
+    <w:tmpl w:val="9014FB3A"/>
+    <w:lvl w:ilvl="0">
+      <w:start w:val="1"/>
+      <w:numFmt w:val="bullet"/>
+      <w:lvlText w:val=""/>
+      <w:lvlJc w:val="left"/>
+      <w:pPr>
+        <w:tabs>
+          <w:tab w:val="num" w:pos="720"/>
+        </w:tabs>
+        <w:ind w:left="720" w:hanging="360"/>
+      </w:pPr>
+      <w:rPr>
+        <w:rFonts w:ascii="Symbol" w:hAnsi="Symbol" w:hint="default"/>
+        <w:sz w:val="20"/>
+      </w:rPr>
+    </w:lvl>
+    <w:lvl w:ilvl="1" w:tentative="1">
+      <w:start w:val="1"/>
+      <w:numFmt w:val="bullet"/>
+      <w:lvlText w:val="o"/>
+      <w:lvlJc w:val="left"/>
+      <w:pPr>
+        <w:tabs>
+          <w:tab w:val="num" w:pos="1440"/>
+        </w:tabs>
+        <w:ind w:left="1440" w:hanging="360"/>
+      </w:pPr>
+      <w:rPr>
+        <w:rFonts w:ascii="Courier New" w:hAnsi="Courier New" w:hint="default"/>
+        <w:sz w:val="20"/>
+      </w:rPr>
+    </w:lvl>
+    <w:lvl w:ilvl="2" w:tentative="1">
+      <w:start w:val="1"/>
+      <w:numFmt w:val="bullet"/>
+      <w:lvlText w:val=""/>
+      <w:lvlJc w:val="left"/>
+      <w:pPr>
+        <w:tabs>
+          <w:tab w:val="num" w:pos="2160"/>
+        </w:tabs>
+        <w:ind w:left="2160" w:hanging="360"/>
+      </w:pPr>
+      <w:rPr>
+        <w:rFonts w:ascii="Wingdings" w:hAnsi="Wingdings" w:hint="default"/>
+        <w:sz w:val="20"/>
+      </w:rPr>
+    </w:lvl>
+    <w:lvl w:ilvl="3" w:tentative="1">
+      <w:start w:val="1"/>
+      <w:numFmt w:val="bullet"/>
+      <w:lvlText w:val=""/>
+      <w:lvlJc w:val="left"/>
+      <w:pPr>
+        <w:tabs>
+          <w:tab w:val="num" w:pos="2880"/>
+        </w:tabs>
+        <w:ind w:left="2880" w:hanging="360"/>
+      </w:pPr>
+      <w:rPr>
+        <w:rFonts w:ascii="Wingdings" w:hAnsi="Wingdings" w:hint="default"/>
+        <w:sz w:val="20"/>
+      </w:rPr>
+    </w:lvl>
+    <w:lvl w:ilvl="4" w:tentative="1">
+      <w:start w:val="1"/>
+      <w:numFmt w:val="bullet"/>
+      <w:lvlText w:val=""/>
+      <w:lvlJc w:val="left"/>
+      <w:pPr>
+        <w:tabs>
+          <w:tab w:val="num" w:pos="3600"/>
+        </w:tabs>
+        <w:ind w:left="3600" w:hanging="360"/>
+      </w:pPr>
+      <w:rPr>
+        <w:rFonts w:ascii="Wingdings" w:hAnsi="Wingdings" w:hint="default"/>
+        <w:sz w:val="20"/>
+      </w:rPr>
+    </w:lvl>
+    <w:lvl w:ilvl="5" w:tentative="1">
+      <w:start w:val="1"/>
+      <w:numFmt w:val="bullet"/>
+      <w:lvlText w:val=""/>
+      <w:lvlJc w:val="left"/>
+      <w:pPr>
+        <w:tabs>
+          <w:tab w:val="num" w:pos="4320"/>
+        </w:tabs>
+        <w:ind w:left="4320" w:hanging="360"/>
+      </w:pPr>
+      <w:rPr>
+        <w:rFonts w:ascii="Wingdings" w:hAnsi="Wingdings" w:hint="default"/>
+        <w:sz w:val="20"/>
+      </w:rPr>
+    </w:lvl>
+    <w:lvl w:ilvl="6" w:tentative="1">
+      <w:start w:val="1"/>
+      <w:numFmt w:val="bullet"/>
+      <w:lvlText w:val=""/>
+      <w:lvlJc w:val="left"/>
+      <w:pPr>
+        <w:tabs>
+          <w:tab w:val="num" w:pos="5040"/>
+        </w:tabs>
+        <w:ind w:left="5040" w:hanging="360"/>
+      </w:pPr>
+      <w:rPr>
+        <w:rFonts w:ascii="Wingdings" w:hAnsi="Wingdings" w:hint="default"/>
+        <w:sz w:val="20"/>
+      </w:rPr>
+    </w:lvl>
+    <w:lvl w:ilvl="7" w:tentative="1">
+      <w:start w:val="1"/>
+      <w:numFmt w:val="bullet"/>
+      <w:lvlText w:val=""/>
+      <w:lvlJc w:val="left"/>
+      <w:pPr>
+        <w:tabs>
+          <w:tab w:val="num" w:pos="5760"/>
+        </w:tabs>
+        <w:ind w:left="5760" w:hanging="360"/>
+      </w:pPr>
+      <w:rPr>
+        <w:rFonts w:ascii="Wingdings" w:hAnsi="Wingdings" w:hint="default"/>
+        <w:sz w:val="20"/>
+      </w:rPr>
+    </w:lvl>
+    <w:lvl w:ilvl="8" w:tentative="1">
+      <w:start w:val="1"/>
+      <w:numFmt w:val="bullet"/>
+      <w:lvlText w:val=""/>
+      <w:lvlJc w:val="left"/>
+      <w:pPr>
+        <w:tabs>
+          <w:tab w:val="num" w:pos="6480"/>
+        </w:tabs>
+        <w:ind w:left="6480" w:hanging="360"/>
+      </w:pPr>
+      <w:rPr>
+        <w:rFonts w:ascii="Wingdings" w:hAnsi="Wingdings" w:hint="default"/>
+        <w:sz w:val="20"/>
+      </w:rPr>
+    </w:lvl>
+  </w:abstractNum>
+  <w:abstractNum w:abstractNumId="11" w15:restartNumberingAfterBreak="0">
+    <w:nsid w:val="4C830475"/>
+    <w:multiLevelType w:val="multilevel"/>
+    <w:tmpl w:val="6D3CF166"/>
+    <w:lvl w:ilvl="0">
+      <w:start w:val="1"/>
+      <w:numFmt w:val="bullet"/>
+      <w:lvlText w:val=""/>
+      <w:lvlJc w:val="left"/>
+      <w:pPr>
+        <w:tabs>
+          <w:tab w:val="num" w:pos="720"/>
+        </w:tabs>
+        <w:ind w:left="720" w:hanging="360"/>
+      </w:pPr>
+      <w:rPr>
+        <w:rFonts w:ascii="Symbol" w:hAnsi="Symbol" w:hint="default"/>
+        <w:sz w:val="20"/>
+      </w:rPr>
+    </w:lvl>
+    <w:lvl w:ilvl="1" w:tentative="1">
+      <w:start w:val="1"/>
+      <w:numFmt w:val="bullet"/>
+      <w:lvlText w:val="o"/>
+      <w:lvlJc w:val="left"/>
+      <w:pPr>
+        <w:tabs>
+          <w:tab w:val="num" w:pos="1440"/>
+        </w:tabs>
+        <w:ind w:left="1440" w:hanging="360"/>
+      </w:pPr>
+      <w:rPr>
+        <w:rFonts w:ascii="Courier New" w:hAnsi="Courier New" w:hint="default"/>
+        <w:sz w:val="20"/>
+      </w:rPr>
+    </w:lvl>
+    <w:lvl w:ilvl="2" w:tentative="1">
+      <w:start w:val="1"/>
+      <w:numFmt w:val="bullet"/>
+      <w:lvlText w:val=""/>
+      <w:lvlJc w:val="left"/>
+      <w:pPr>
+        <w:tabs>
+          <w:tab w:val="num" w:pos="2160"/>
+        </w:tabs>
+        <w:ind w:left="2160" w:hanging="360"/>
+      </w:pPr>
+      <w:rPr>
+        <w:rFonts w:ascii="Wingdings" w:hAnsi="Wingdings" w:hint="default"/>
+        <w:sz w:val="20"/>
+      </w:rPr>
+    </w:lvl>
+    <w:lvl w:ilvl="3" w:tentative="1">
+      <w:start w:val="1"/>
+      <w:numFmt w:val="bullet"/>
+      <w:lvlText w:val=""/>
+      <w:lvlJc w:val="left"/>
+      <w:pPr>
+        <w:tabs>
+          <w:tab w:val="num" w:pos="2880"/>
+        </w:tabs>
+        <w:ind w:left="2880" w:hanging="360"/>
+      </w:pPr>
+      <w:rPr>
+        <w:rFonts w:ascii="Wingdings" w:hAnsi="Wingdings" w:hint="default"/>
+        <w:sz w:val="20"/>
+      </w:rPr>
+    </w:lvl>
+    <w:lvl w:ilvl="4" w:tentative="1">
+      <w:start w:val="1"/>
+      <w:numFmt w:val="bullet"/>
+      <w:lvlText w:val=""/>
+      <w:lvlJc w:val="left"/>
+      <w:pPr>
+        <w:tabs>
+          <w:tab w:val="num" w:pos="3600"/>
+        </w:tabs>
+        <w:ind w:left="3600" w:hanging="360"/>
+      </w:pPr>
+      <w:rPr>
+        <w:rFonts w:ascii="Wingdings" w:hAnsi="Wingdings" w:hint="default"/>
+        <w:sz w:val="20"/>
+      </w:rPr>
+    </w:lvl>
+    <w:lvl w:ilvl="5" w:tentative="1">
+      <w:start w:val="1"/>
+      <w:numFmt w:val="bullet"/>
+      <w:lvlText w:val=""/>
+      <w:lvlJc w:val="left"/>
+      <w:pPr>
+        <w:tabs>
+          <w:tab w:val="num" w:pos="4320"/>
+        </w:tabs>
+        <w:ind w:left="4320" w:hanging="360"/>
+      </w:pPr>
+      <w:rPr>
+        <w:rFonts w:ascii="Wingdings" w:hAnsi="Wingdings" w:hint="default"/>
+        <w:sz w:val="20"/>
+      </w:rPr>
+    </w:lvl>
+    <w:lvl w:ilvl="6" w:tentative="1">
+      <w:start w:val="1"/>
+      <w:numFmt w:val="bullet"/>
+      <w:lvlText w:val=""/>
+      <w:lvlJc w:val="left"/>
+      <w:pPr>
+        <w:tabs>
+          <w:tab w:val="num" w:pos="5040"/>
+        </w:tabs>
+        <w:ind w:left="5040" w:hanging="360"/>
+      </w:pPr>
+      <w:rPr>
+        <w:rFonts w:ascii="Wingdings" w:hAnsi="Wingdings" w:hint="default"/>
+        <w:sz w:val="20"/>
+      </w:rPr>
+    </w:lvl>
+    <w:lvl w:ilvl="7" w:tentative="1">
+      <w:start w:val="1"/>
+      <w:numFmt w:val="bullet"/>
+      <w:lvlText w:val=""/>
+      <w:lvlJc w:val="left"/>
+      <w:pPr>
+        <w:tabs>
+          <w:tab w:val="num" w:pos="5760"/>
+        </w:tabs>
+        <w:ind w:left="5760" w:hanging="360"/>
+      </w:pPr>
+      <w:rPr>
+        <w:rFonts w:ascii="Wingdings" w:hAnsi="Wingdings" w:hint="default"/>
+        <w:sz w:val="20"/>
+      </w:rPr>
+    </w:lvl>
+    <w:lvl w:ilvl="8" w:tentative="1">
+      <w:start w:val="1"/>
+      <w:numFmt w:val="bullet"/>
+      <w:lvlText w:val=""/>
+      <w:lvlJc w:val="left"/>
+      <w:pPr>
+        <w:tabs>
+          <w:tab w:val="num" w:pos="6480"/>
+        </w:tabs>
+        <w:ind w:left="6480" w:hanging="360"/>
+      </w:pPr>
+      <w:rPr>
+        <w:rFonts w:ascii="Wingdings" w:hAnsi="Wingdings" w:hint="default"/>
+        <w:sz w:val="20"/>
+      </w:rPr>
+    </w:lvl>
+  </w:abstractNum>
+  <w:abstractNum w:abstractNumId="12" w15:restartNumberingAfterBreak="0">
+    <w:nsid w:val="4CC02022"/>
+    <w:multiLevelType w:val="multilevel"/>
+    <w:tmpl w:val="F7E0EEC0"/>
+    <w:lvl w:ilvl="0">
+      <w:start w:val="1"/>
+      <w:numFmt w:val="bullet"/>
+      <w:lvlText w:val=""/>
+      <w:lvlJc w:val="left"/>
+      <w:pPr>
+        <w:tabs>
+          <w:tab w:val="num" w:pos="720"/>
+        </w:tabs>
+        <w:ind w:left="720" w:hanging="360"/>
+      </w:pPr>
+      <w:rPr>
+        <w:rFonts w:ascii="Symbol" w:hAnsi="Symbol" w:hint="default"/>
+        <w:sz w:val="20"/>
+      </w:rPr>
+    </w:lvl>
+    <w:lvl w:ilvl="1">
+      <w:start w:val="1"/>
+      <w:numFmt w:val="bullet"/>
+      <w:lvlText w:val="o"/>
+      <w:lvlJc w:val="left"/>
+      <w:pPr>
+        <w:tabs>
+          <w:tab w:val="num" w:pos="1440"/>
+        </w:tabs>
+        <w:ind w:left="1440" w:hanging="360"/>
+      </w:pPr>
+      <w:rPr>
+        <w:rFonts w:ascii="Courier New" w:hAnsi="Courier New" w:hint="default"/>
+        <w:sz w:val="20"/>
+      </w:rPr>
+    </w:lvl>
+    <w:lvl w:ilvl="2" w:tentative="1">
+      <w:start w:val="1"/>
+      <w:numFmt w:val="bullet"/>
+      <w:lvlText w:val=""/>
+      <w:lvlJc w:val="left"/>
+      <w:pPr>
+        <w:tabs>
+          <w:tab w:val="num" w:pos="2160"/>
+        </w:tabs>
+        <w:ind w:left="2160" w:hanging="360"/>
+      </w:pPr>
+      <w:rPr>
+        <w:rFonts w:ascii="Wingdings" w:hAnsi="Wingdings" w:hint="default"/>
+        <w:sz w:val="20"/>
+      </w:rPr>
+    </w:lvl>
+    <w:lvl w:ilvl="3" w:tentative="1">
+      <w:start w:val="1"/>
+      <w:numFmt w:val="bullet"/>
+      <w:lvlText w:val=""/>
+      <w:lvlJc w:val="left"/>
+      <w:pPr>
+        <w:tabs>
+          <w:tab w:val="num" w:pos="2880"/>
+        </w:tabs>
+        <w:ind w:left="2880" w:hanging="360"/>
+      </w:pPr>
+      <w:rPr>
+        <w:rFonts w:ascii="Wingdings" w:hAnsi="Wingdings" w:hint="default"/>
+        <w:sz w:val="20"/>
+      </w:rPr>
+    </w:lvl>
+    <w:lvl w:ilvl="4" w:tentative="1">
+      <w:start w:val="1"/>
+      <w:numFmt w:val="bullet"/>
+      <w:lvlText w:val=""/>
+      <w:lvlJc w:val="left"/>
+      <w:pPr>
+        <w:tabs>
+          <w:tab w:val="num" w:pos="3600"/>
+        </w:tabs>
+        <w:ind w:left="3600" w:hanging="360"/>
+      </w:pPr>
+      <w:rPr>
+        <w:rFonts w:ascii="Wingdings" w:hAnsi="Wingdings" w:hint="default"/>
+        <w:sz w:val="20"/>
+      </w:rPr>
+    </w:lvl>
+    <w:lvl w:ilvl="5" w:tentative="1">
+      <w:start w:val="1"/>
+      <w:numFmt w:val="bullet"/>
+      <w:lvlText w:val=""/>
+      <w:lvlJc w:val="left"/>
+      <w:pPr>
+        <w:tabs>
+          <w:tab w:val="num" w:pos="4320"/>
+        </w:tabs>
+        <w:ind w:left="4320" w:hanging="360"/>
+      </w:pPr>
+      <w:rPr>
+        <w:rFonts w:ascii="Wingdings" w:hAnsi="Wingdings" w:hint="default"/>
+        <w:sz w:val="20"/>
+      </w:rPr>
+    </w:lvl>
+    <w:lvl w:ilvl="6" w:tentative="1">
+      <w:start w:val="1"/>
+      <w:numFmt w:val="bullet"/>
+      <w:lvlText w:val=""/>
+      <w:lvlJc w:val="left"/>
+      <w:pPr>
+        <w:tabs>
+          <w:tab w:val="num" w:pos="5040"/>
+        </w:tabs>
+        <w:ind w:left="5040" w:hanging="360"/>
+      </w:pPr>
+      <w:rPr>
+        <w:rFonts w:ascii="Wingdings" w:hAnsi="Wingdings" w:hint="default"/>
+        <w:sz w:val="20"/>
+      </w:rPr>
+    </w:lvl>
+    <w:lvl w:ilvl="7" w:tentative="1">
+      <w:start w:val="1"/>
+      <w:numFmt w:val="bullet"/>
+      <w:lvlText w:val=""/>
+      <w:lvlJc w:val="left"/>
+      <w:pPr>
+        <w:tabs>
+          <w:tab w:val="num" w:pos="5760"/>
+        </w:tabs>
+        <w:ind w:left="5760" w:hanging="360"/>
+      </w:pPr>
+      <w:rPr>
+        <w:rFonts w:ascii="Wingdings" w:hAnsi="Wingdings" w:hint="default"/>
+        <w:sz w:val="20"/>
+      </w:rPr>
+    </w:lvl>
+    <w:lvl w:ilvl="8" w:tentative="1">
+      <w:start w:val="1"/>
+      <w:numFmt w:val="bullet"/>
+      <w:lvlText w:val=""/>
+      <w:lvlJc w:val="left"/>
+      <w:pPr>
+        <w:tabs>
+          <w:tab w:val="num" w:pos="6480"/>
+        </w:tabs>
+        <w:ind w:left="6480" w:hanging="360"/>
+      </w:pPr>
+      <w:rPr>
+        <w:rFonts w:ascii="Wingdings" w:hAnsi="Wingdings" w:hint="default"/>
+        <w:sz w:val="20"/>
+      </w:rPr>
+    </w:lvl>
+  </w:abstractNum>
+  <w:abstractNum w:abstractNumId="13" w15:restartNumberingAfterBreak="0">
+    <w:nsid w:val="555E450F"/>
+    <w:multiLevelType w:val="multilevel"/>
+    <w:tmpl w:val="1EB44892"/>
+    <w:lvl w:ilvl="0">
+      <w:start w:val="1"/>
+      <w:numFmt w:val="bullet"/>
+      <w:lvlText w:val=""/>
+      <w:lvlJc w:val="left"/>
+      <w:pPr>
+        <w:tabs>
+          <w:tab w:val="num" w:pos="720"/>
+        </w:tabs>
+        <w:ind w:left="720" w:hanging="360"/>
+      </w:pPr>
+      <w:rPr>
+        <w:rFonts w:ascii="Symbol" w:hAnsi="Symbol" w:hint="default"/>
+        <w:sz w:val="20"/>
+      </w:rPr>
+    </w:lvl>
+    <w:lvl w:ilvl="1" w:tentative="1">
+      <w:start w:val="1"/>
+      <w:numFmt w:val="bullet"/>
+      <w:lvlText w:val="o"/>
+      <w:lvlJc w:val="left"/>
+      <w:pPr>
+        <w:tabs>
+          <w:tab w:val="num" w:pos="1440"/>
+        </w:tabs>
+        <w:ind w:left="1440" w:hanging="360"/>
+      </w:pPr>
+      <w:rPr>
+        <w:rFonts w:ascii="Courier New" w:hAnsi="Courier New" w:hint="default"/>
+        <w:sz w:val="20"/>
+      </w:rPr>
+    </w:lvl>
+    <w:lvl w:ilvl="2" w:tentative="1">
+      <w:start w:val="1"/>
+      <w:numFmt w:val="bullet"/>
+      <w:lvlText w:val=""/>
+      <w:lvlJc w:val="left"/>
+      <w:pPr>
+        <w:tabs>
+          <w:tab w:val="num" w:pos="2160"/>
+        </w:tabs>
+        <w:ind w:left="2160" w:hanging="360"/>
+      </w:pPr>
+      <w:rPr>
+        <w:rFonts w:ascii="Wingdings" w:hAnsi="Wingdings" w:hint="default"/>
+        <w:sz w:val="20"/>
+      </w:rPr>
+    </w:lvl>
+    <w:lvl w:ilvl="3" w:tentative="1">
+      <w:start w:val="1"/>
+      <w:numFmt w:val="bullet"/>
+      <w:lvlText w:val=""/>
+      <w:lvlJc w:val="left"/>
+      <w:pPr>
+        <w:tabs>
+          <w:tab w:val="num" w:pos="2880"/>
+        </w:tabs>
+        <w:ind w:left="2880" w:hanging="360"/>
+      </w:pPr>
+      <w:rPr>
+        <w:rFonts w:ascii="Wingdings" w:hAnsi="Wingdings" w:hint="default"/>
+        <w:sz w:val="20"/>
+      </w:rPr>
+    </w:lvl>
+    <w:lvl w:ilvl="4" w:tentative="1">
+      <w:start w:val="1"/>
+      <w:numFmt w:val="bullet"/>
+      <w:lvlText w:val=""/>
+      <w:lvlJc w:val="left"/>
+      <w:pPr>
+        <w:tabs>
+          <w:tab w:val="num" w:pos="3600"/>
+        </w:tabs>
+        <w:ind w:left="3600" w:hanging="360"/>
+      </w:pPr>
+      <w:rPr>
+        <w:rFonts w:ascii="Wingdings" w:hAnsi="Wingdings" w:hint="default"/>
+        <w:sz w:val="20"/>
+      </w:rPr>
+    </w:lvl>
+    <w:lvl w:ilvl="5" w:tentative="1">
+      <w:start w:val="1"/>
+      <w:numFmt w:val="bullet"/>
+      <w:lvlText w:val=""/>
+      <w:lvlJc w:val="left"/>
+      <w:pPr>
+        <w:tabs>
+          <w:tab w:val="num" w:pos="4320"/>
+        </w:tabs>
+        <w:ind w:left="4320" w:hanging="360"/>
+      </w:pPr>
+      <w:rPr>
+        <w:rFonts w:ascii="Wingdings" w:hAnsi="Wingdings" w:hint="default"/>
+        <w:sz w:val="20"/>
+      </w:rPr>
+    </w:lvl>
+    <w:lvl w:ilvl="6" w:tentative="1">
+      <w:start w:val="1"/>
+      <w:numFmt w:val="bullet"/>
+      <w:lvlText w:val=""/>
+      <w:lvlJc w:val="left"/>
+      <w:pPr>
+        <w:tabs>
+          <w:tab w:val="num" w:pos="5040"/>
+        </w:tabs>
+        <w:ind w:left="5040" w:hanging="360"/>
+      </w:pPr>
+      <w:rPr>
+        <w:rFonts w:ascii="Wingdings" w:hAnsi="Wingdings" w:hint="default"/>
+        <w:sz w:val="20"/>
+      </w:rPr>
+    </w:lvl>
+    <w:lvl w:ilvl="7" w:tentative="1">
+      <w:start w:val="1"/>
+      <w:numFmt w:val="bullet"/>
+      <w:lvlText w:val=""/>
+      <w:lvlJc w:val="left"/>
+      <w:pPr>
+        <w:tabs>
+          <w:tab w:val="num" w:pos="5760"/>
+        </w:tabs>
+        <w:ind w:left="5760" w:hanging="360"/>
+      </w:pPr>
+      <w:rPr>
+        <w:rFonts w:ascii="Wingdings" w:hAnsi="Wingdings" w:hint="default"/>
+        <w:sz w:val="20"/>
+      </w:rPr>
+    </w:lvl>
+    <w:lvl w:ilvl="8" w:tentative="1">
+      <w:start w:val="1"/>
+      <w:numFmt w:val="bullet"/>
+      <w:lvlText w:val=""/>
+      <w:lvlJc w:val="left"/>
+      <w:pPr>
+        <w:tabs>
+          <w:tab w:val="num" w:pos="6480"/>
+        </w:tabs>
+        <w:ind w:left="6480" w:hanging="360"/>
+      </w:pPr>
+      <w:rPr>
+        <w:rFonts w:ascii="Wingdings" w:hAnsi="Wingdings" w:hint="default"/>
+        <w:sz w:val="20"/>
+      </w:rPr>
+    </w:lvl>
+  </w:abstractNum>
+  <w:abstractNum w:abstractNumId="14" w15:restartNumberingAfterBreak="0">
+    <w:nsid w:val="60EA3944"/>
+    <w:multiLevelType w:val="multilevel"/>
+    <w:tmpl w:val="4F2EEE2A"/>
+    <w:lvl w:ilvl="0">
+      <w:start w:val="1"/>
+      <w:numFmt w:val="bullet"/>
+      <w:lvlText w:val=""/>
+      <w:lvlJc w:val="left"/>
+      <w:pPr>
+        <w:tabs>
+          <w:tab w:val="num" w:pos="720"/>
+        </w:tabs>
+        <w:ind w:left="720" w:hanging="360"/>
+      </w:pPr>
+      <w:rPr>
+        <w:rFonts w:ascii="Symbol" w:hAnsi="Symbol" w:hint="default"/>
+        <w:sz w:val="20"/>
+      </w:rPr>
+    </w:lvl>
+    <w:lvl w:ilvl="1" w:tentative="1">
+      <w:start w:val="1"/>
+      <w:numFmt w:val="bullet"/>
+      <w:lvlText w:val="o"/>
+      <w:lvlJc w:val="left"/>
+      <w:pPr>
+        <w:tabs>
+          <w:tab w:val="num" w:pos="1440"/>
+        </w:tabs>
+        <w:ind w:left="1440" w:hanging="360"/>
+      </w:pPr>
+      <w:rPr>
+        <w:rFonts w:ascii="Courier New" w:hAnsi="Courier New" w:hint="default"/>
+        <w:sz w:val="20"/>
+      </w:rPr>
+    </w:lvl>
+    <w:lvl w:ilvl="2" w:tentative="1">
+      <w:start w:val="1"/>
+      <w:numFmt w:val="bullet"/>
+      <w:lvlText w:val=""/>
+      <w:lvlJc w:val="left"/>
+      <w:pPr>
+        <w:tabs>
+          <w:tab w:val="num" w:pos="2160"/>
+        </w:tabs>
+        <w:ind w:left="2160" w:hanging="360"/>
+      </w:pPr>
+      <w:rPr>
+        <w:rFonts w:ascii="Wingdings" w:hAnsi="Wingdings" w:hint="default"/>
+        <w:sz w:val="20"/>
+      </w:rPr>
+    </w:lvl>
+    <w:lvl w:ilvl="3" w:tentative="1">
+      <w:start w:val="1"/>
+      <w:numFmt w:val="bullet"/>
+      <w:lvlText w:val=""/>
+      <w:lvlJc w:val="left"/>
+      <w:pPr>
+        <w:tabs>
+          <w:tab w:val="num" w:pos="2880"/>
+        </w:tabs>
+        <w:ind w:left="2880" w:hanging="360"/>
+      </w:pPr>
+      <w:rPr>
+        <w:rFonts w:ascii="Wingdings" w:hAnsi="Wingdings" w:hint="default"/>
+        <w:sz w:val="20"/>
+      </w:rPr>
+    </w:lvl>
+    <w:lvl w:ilvl="4" w:tentative="1">
+      <w:start w:val="1"/>
+      <w:numFmt w:val="bullet"/>
+      <w:lvlText w:val=""/>
+      <w:lvlJc w:val="left"/>
+      <w:pPr>
+        <w:tabs>
+          <w:tab w:val="num" w:pos="3600"/>
+        </w:tabs>
+        <w:ind w:left="3600" w:hanging="360"/>
+      </w:pPr>
+      <w:rPr>
+        <w:rFonts w:ascii="Wingdings" w:hAnsi="Wingdings" w:hint="default"/>
+        <w:sz w:val="20"/>
+      </w:rPr>
+    </w:lvl>
+    <w:lvl w:ilvl="5" w:tentative="1">
+      <w:start w:val="1"/>
+      <w:numFmt w:val="bullet"/>
+      <w:lvlText w:val=""/>
+      <w:lvlJc w:val="left"/>
+      <w:pPr>
+        <w:tabs>
+          <w:tab w:val="num" w:pos="4320"/>
+        </w:tabs>
+        <w:ind w:left="4320" w:hanging="360"/>
+      </w:pPr>
+      <w:rPr>
+        <w:rFonts w:ascii="Wingdings" w:hAnsi="Wingdings" w:hint="default"/>
+        <w:sz w:val="20"/>
+      </w:rPr>
+    </w:lvl>
+    <w:lvl w:ilvl="6" w:tentative="1">
+      <w:start w:val="1"/>
+      <w:numFmt w:val="bullet"/>
+      <w:lvlText w:val=""/>
+      <w:lvlJc w:val="left"/>
+      <w:pPr>
+        <w:tabs>
+          <w:tab w:val="num" w:pos="5040"/>
+        </w:tabs>
+        <w:ind w:left="5040" w:hanging="360"/>
+      </w:pPr>
+      <w:rPr>
+        <w:rFonts w:ascii="Wingdings" w:hAnsi="Wingdings" w:hint="default"/>
+        <w:sz w:val="20"/>
+      </w:rPr>
+    </w:lvl>
+    <w:lvl w:ilvl="7" w:tentative="1">
+      <w:start w:val="1"/>
+      <w:numFmt w:val="bullet"/>
+      <w:lvlText w:val=""/>
+      <w:lvlJc w:val="left"/>
+      <w:pPr>
+        <w:tabs>
+          <w:tab w:val="num" w:pos="5760"/>
+        </w:tabs>
+        <w:ind w:left="5760" w:hanging="360"/>
+      </w:pPr>
+      <w:rPr>
+        <w:rFonts w:ascii="Wingdings" w:hAnsi="Wingdings" w:hint="default"/>
+        <w:sz w:val="20"/>
+      </w:rPr>
+    </w:lvl>
+    <w:lvl w:ilvl="8" w:tentative="1">
+      <w:start w:val="1"/>
+      <w:numFmt w:val="bullet"/>
+      <w:lvlText w:val=""/>
+      <w:lvlJc w:val="left"/>
+      <w:pPr>
+        <w:tabs>
+          <w:tab w:val="num" w:pos="6480"/>
+        </w:tabs>
+        <w:ind w:left="6480" w:hanging="360"/>
+      </w:pPr>
+      <w:rPr>
+        <w:rFonts w:ascii="Wingdings" w:hAnsi="Wingdings" w:hint="default"/>
+        <w:sz w:val="20"/>
+      </w:rPr>
+    </w:lvl>
+  </w:abstractNum>
+  <w:abstractNum w:abstractNumId="15" w15:restartNumberingAfterBreak="0">
+    <w:nsid w:val="68BD55F1"/>
+    <w:multiLevelType w:val="multilevel"/>
+    <w:tmpl w:val="B152039E"/>
+    <w:lvl w:ilvl="0">
+      <w:start w:val="1"/>
+      <w:numFmt w:val="bullet"/>
+      <w:lvlText w:val=""/>
+      <w:lvlJc w:val="left"/>
+      <w:pPr>
+        <w:tabs>
+          <w:tab w:val="num" w:pos="720"/>
+        </w:tabs>
+        <w:ind w:left="720" w:hanging="360"/>
+      </w:pPr>
+      <w:rPr>
+        <w:rFonts w:ascii="Symbol" w:hAnsi="Symbol" w:hint="default"/>
+        <w:sz w:val="20"/>
+      </w:rPr>
+    </w:lvl>
+    <w:lvl w:ilvl="1" w:tentative="1">
+      <w:start w:val="1"/>
+      <w:numFmt w:val="bullet"/>
+      <w:lvlText w:val="o"/>
+      <w:lvlJc w:val="left"/>
+      <w:pPr>
+        <w:tabs>
+          <w:tab w:val="num" w:pos="1440"/>
+        </w:tabs>
+        <w:ind w:left="1440" w:hanging="360"/>
+      </w:pPr>
+      <w:rPr>
+        <w:rFonts w:ascii="Courier New" w:hAnsi="Courier New" w:hint="default"/>
+        <w:sz w:val="20"/>
+      </w:rPr>
+    </w:lvl>
+    <w:lvl w:ilvl="2" w:tentative="1">
+      <w:start w:val="1"/>
+      <w:numFmt w:val="bullet"/>
+      <w:lvlText w:val=""/>
+      <w:lvlJc w:val="left"/>
+      <w:pPr>
+        <w:tabs>
+          <w:tab w:val="num" w:pos="2160"/>
+        </w:tabs>
+        <w:ind w:left="2160" w:hanging="360"/>
+      </w:pPr>
+      <w:rPr>
+        <w:rFonts w:ascii="Wingdings" w:hAnsi="Wingdings" w:hint="default"/>
+        <w:sz w:val="20"/>
+      </w:rPr>
+    </w:lvl>
+    <w:lvl w:ilvl="3" w:tentative="1">
+      <w:start w:val="1"/>
+      <w:numFmt w:val="bullet"/>
+      <w:lvlText w:val=""/>
+      <w:lvlJc w:val="left"/>
+      <w:pPr>
+        <w:tabs>
+          <w:tab w:val="num" w:pos="2880"/>
+        </w:tabs>
+        <w:ind w:left="2880" w:hanging="360"/>
+      </w:pPr>
+      <w:rPr>
+        <w:rFonts w:ascii="Wingdings" w:hAnsi="Wingdings" w:hint="default"/>
+        <w:sz w:val="20"/>
+      </w:rPr>
+    </w:lvl>
+    <w:lvl w:ilvl="4" w:tentative="1">
+      <w:start w:val="1"/>
+      <w:numFmt w:val="bullet"/>
+      <w:lvlText w:val=""/>
+      <w:lvlJc w:val="left"/>
+      <w:pPr>
+        <w:tabs>
+          <w:tab w:val="num" w:pos="3600"/>
+        </w:tabs>
+        <w:ind w:left="3600" w:hanging="360"/>
+      </w:pPr>
+      <w:rPr>
+        <w:rFonts w:ascii="Wingdings" w:hAnsi="Wingdings" w:hint="default"/>
+        <w:sz w:val="20"/>
+      </w:rPr>
+    </w:lvl>
+    <w:lvl w:ilvl="5" w:tentative="1">
+      <w:start w:val="1"/>
+      <w:numFmt w:val="bullet"/>
+      <w:lvlText w:val=""/>
+      <w:lvlJc w:val="left"/>
+      <w:pPr>
+        <w:tabs>
+          <w:tab w:val="num" w:pos="4320"/>
+        </w:tabs>
+        <w:ind w:left="4320" w:hanging="360"/>
+      </w:pPr>
+      <w:rPr>
+        <w:rFonts w:ascii="Wingdings" w:hAnsi="Wingdings" w:hint="default"/>
+        <w:sz w:val="20"/>
+      </w:rPr>
+    </w:lvl>
+    <w:lvl w:ilvl="6" w:tentative="1">
+      <w:start w:val="1"/>
+      <w:numFmt w:val="bullet"/>
+      <w:lvlText w:val=""/>
+      <w:lvlJc w:val="left"/>
+      <w:pPr>
+        <w:tabs>
+          <w:tab w:val="num" w:pos="5040"/>
+        </w:tabs>
+        <w:ind w:left="5040" w:hanging="360"/>
+      </w:pPr>
+      <w:rPr>
+        <w:rFonts w:ascii="Wingdings" w:hAnsi="Wingdings" w:hint="default"/>
+        <w:sz w:val="20"/>
+      </w:rPr>
+    </w:lvl>
+    <w:lvl w:ilvl="7" w:tentative="1">
+      <w:start w:val="1"/>
+      <w:numFmt w:val="bullet"/>
+      <w:lvlText w:val=""/>
+      <w:lvlJc w:val="left"/>
+      <w:pPr>
+        <w:tabs>
+          <w:tab w:val="num" w:pos="5760"/>
+        </w:tabs>
+        <w:ind w:left="5760" w:hanging="360"/>
+      </w:pPr>
+      <w:rPr>
+        <w:rFonts w:ascii="Wingdings" w:hAnsi="Wingdings" w:hint="default"/>
+        <w:sz w:val="20"/>
+      </w:rPr>
+    </w:lvl>
+    <w:lvl w:ilvl="8" w:tentative="1">
+      <w:start w:val="1"/>
+      <w:numFmt w:val="bullet"/>
+      <w:lvlText w:val=""/>
+      <w:lvlJc w:val="left"/>
+      <w:pPr>
+        <w:tabs>
+          <w:tab w:val="num" w:pos="6480"/>
+        </w:tabs>
+        <w:ind w:left="6480" w:hanging="360"/>
+      </w:pPr>
+      <w:rPr>
+        <w:rFonts w:ascii="Wingdings" w:hAnsi="Wingdings" w:hint="default"/>
+        <w:sz w:val="20"/>
+      </w:rPr>
+    </w:lvl>
+  </w:abstractNum>
+  <w:abstractNum w:abstractNumId="16" w15:restartNumberingAfterBreak="0">
+    <w:nsid w:val="6E2A1224"/>
+    <w:multiLevelType w:val="multilevel"/>
+    <w:tmpl w:val="5010D820"/>
+    <w:lvl w:ilvl="0">
+      <w:start w:val="1"/>
+      <w:numFmt w:val="bullet"/>
+      <w:lvlText w:val=""/>
+      <w:lvlJc w:val="left"/>
+      <w:pPr>
+        <w:tabs>
+          <w:tab w:val="num" w:pos="720"/>
+        </w:tabs>
+        <w:ind w:left="720" w:hanging="360"/>
+      </w:pPr>
+      <w:rPr>
+        <w:rFonts w:ascii="Symbol" w:hAnsi="Symbol" w:hint="default"/>
+        <w:sz w:val="20"/>
+      </w:rPr>
+    </w:lvl>
+    <w:lvl w:ilvl="1" w:tentative="1">
+      <w:start w:val="1"/>
+      <w:numFmt w:val="bullet"/>
+      <w:lvlText w:val="o"/>
+      <w:lvlJc w:val="left"/>
+      <w:pPr>
+        <w:tabs>
+          <w:tab w:val="num" w:pos="1440"/>
+        </w:tabs>
+        <w:ind w:left="1440" w:hanging="360"/>
+      </w:pPr>
+      <w:rPr>
+        <w:rFonts w:ascii="Courier New" w:hAnsi="Courier New" w:hint="default"/>
+        <w:sz w:val="20"/>
+      </w:rPr>
+    </w:lvl>
+    <w:lvl w:ilvl="2" w:tentative="1">
+      <w:start w:val="1"/>
+      <w:numFmt w:val="bullet"/>
+      <w:lvlText w:val=""/>
+      <w:lvlJc w:val="left"/>
+      <w:pPr>
+        <w:tabs>
+          <w:tab w:val="num" w:pos="2160"/>
+        </w:tabs>
+        <w:ind w:left="2160" w:hanging="360"/>
+      </w:pPr>
+      <w:rPr>
+        <w:rFonts w:ascii="Wingdings" w:hAnsi="Wingdings" w:hint="default"/>
+        <w:sz w:val="20"/>
+      </w:rPr>
+    </w:lvl>
+    <w:lvl w:ilvl="3" w:tentative="1">
+      <w:start w:val="1"/>
+      <w:numFmt w:val="bullet"/>
+      <w:lvlText w:val=""/>
+      <w:lvlJc w:val="left"/>
+      <w:pPr>
+        <w:tabs>
+          <w:tab w:val="num" w:pos="2880"/>
+        </w:tabs>
+        <w:ind w:left="2880" w:hanging="360"/>
+      </w:pPr>
+      <w:rPr>
+        <w:rFonts w:ascii="Wingdings" w:hAnsi="Wingdings" w:hint="default"/>
+        <w:sz w:val="20"/>
+      </w:rPr>
+    </w:lvl>
+    <w:lvl w:ilvl="4" w:tentative="1">
+      <w:start w:val="1"/>
+      <w:numFmt w:val="bullet"/>
+      <w:lvlText w:val=""/>
+      <w:lvlJc w:val="left"/>
+      <w:pPr>
+        <w:tabs>
+          <w:tab w:val="num" w:pos="3600"/>
+        </w:tabs>
+        <w:ind w:left="3600" w:hanging="360"/>
+      </w:pPr>
+      <w:rPr>
+        <w:rFonts w:ascii="Wingdings" w:hAnsi="Wingdings" w:hint="default"/>
+        <w:sz w:val="20"/>
+      </w:rPr>
+    </w:lvl>
+    <w:lvl w:ilvl="5" w:tentative="1">
+      <w:start w:val="1"/>
+      <w:numFmt w:val="bullet"/>
+      <w:lvlText w:val=""/>
+      <w:lvlJc w:val="left"/>
+      <w:pPr>
+        <w:tabs>
+          <w:tab w:val="num" w:pos="4320"/>
+        </w:tabs>
+        <w:ind w:left="4320" w:hanging="360"/>
+      </w:pPr>
+      <w:rPr>
+        <w:rFonts w:ascii="Wingdings" w:hAnsi="Wingdings" w:hint="default"/>
+        <w:sz w:val="20"/>
+      </w:rPr>
+    </w:lvl>
+    <w:lvl w:ilvl="6" w:tentative="1">
+      <w:start w:val="1"/>
+      <w:numFmt w:val="bullet"/>
+      <w:lvlText w:val=""/>
+      <w:lvlJc w:val="left"/>
+      <w:pPr>
+        <w:tabs>
+          <w:tab w:val="num" w:pos="5040"/>
+        </w:tabs>
+        <w:ind w:left="5040" w:hanging="360"/>
+      </w:pPr>
+      <w:rPr>
+        <w:rFonts w:ascii="Wingdings" w:hAnsi="Wingdings" w:hint="default"/>
+        <w:sz w:val="20"/>
+      </w:rPr>
+    </w:lvl>
+    <w:lvl w:ilvl="7" w:tentative="1">
+      <w:start w:val="1"/>
+      <w:numFmt w:val="bullet"/>
+      <w:lvlText w:val=""/>
+      <w:lvlJc w:val="left"/>
+      <w:pPr>
+        <w:tabs>
+          <w:tab w:val="num" w:pos="5760"/>
+        </w:tabs>
+        <w:ind w:left="5760" w:hanging="360"/>
+      </w:pPr>
+      <w:rPr>
+        <w:rFonts w:ascii="Wingdings" w:hAnsi="Wingdings" w:hint="default"/>
+        <w:sz w:val="20"/>
+      </w:rPr>
+    </w:lvl>
+    <w:lvl w:ilvl="8" w:tentative="1">
+      <w:start w:val="1"/>
+      <w:numFmt w:val="bullet"/>
+      <w:lvlText w:val=""/>
+      <w:lvlJc w:val="left"/>
+      <w:pPr>
+        <w:tabs>
+          <w:tab w:val="num" w:pos="6480"/>
+        </w:tabs>
+        <w:ind w:left="6480" w:hanging="360"/>
+      </w:pPr>
+      <w:rPr>
+        <w:rFonts w:ascii="Wingdings" w:hAnsi="Wingdings" w:hint="default"/>
+        <w:sz w:val="20"/>
+      </w:rPr>
+    </w:lvl>
+  </w:abstractNum>
   <w:num w:numId="1" w16cid:durableId="10840429">
+    <w:abstractNumId w:val="7"/>
+  </w:num>
+  <w:num w:numId="2" w16cid:durableId="165025425">
+    <w:abstractNumId w:val="6"/>
+  </w:num>
+  <w:num w:numId="3" w16cid:durableId="1583638142">
+    <w:abstractNumId w:val="16"/>
+  </w:num>
+  <w:num w:numId="4" w16cid:durableId="294261582">
+    <w:abstractNumId w:val="5"/>
+  </w:num>
+  <w:num w:numId="5" w16cid:durableId="778985002">
+    <w:abstractNumId w:val="11"/>
+  </w:num>
+  <w:num w:numId="6" w16cid:durableId="1907567343">
+    <w:abstractNumId w:val="9"/>
+  </w:num>
+  <w:num w:numId="7" w16cid:durableId="1313753987">
+    <w:abstractNumId w:val="10"/>
+  </w:num>
+  <w:num w:numId="8" w16cid:durableId="1808741426">
+    <w:abstractNumId w:val="2"/>
+  </w:num>
+  <w:num w:numId="9" w16cid:durableId="73094060">
+    <w:abstractNumId w:val="3"/>
+  </w:num>
+  <w:num w:numId="10" w16cid:durableId="712273545">
+    <w:abstractNumId w:val="4"/>
+  </w:num>
+  <w:num w:numId="11" w16cid:durableId="1748769484">
+    <w:abstractNumId w:val="8"/>
+  </w:num>
+  <w:num w:numId="12" w16cid:durableId="1855149820">
+    <w:abstractNumId w:val="12"/>
+  </w:num>
+  <w:num w:numId="13" w16cid:durableId="869954634">
+    <w:abstractNumId w:val="13"/>
+  </w:num>
+  <w:num w:numId="14" w16cid:durableId="926957652">
     <w:abstractNumId w:val="0"/>
+  </w:num>
+  <w:num w:numId="15" w16cid:durableId="1744713370">
+    <w:abstractNumId w:val="1"/>
+  </w:num>
+  <w:num w:numId="16" w16cid:durableId="526211964">
+    <w:abstractNumId w:val="15"/>
+  </w:num>
+  <w:num w:numId="17" w16cid:durableId="676999979">
+    <w:abstractNumId w:val="14"/>
   </w:num>
 </w:numbering>
 </file>
@@ -957,7 +5130,6 @@
   <w:style w:type="character" w:default="1" w:styleId="a0">
     <w:name w:val="Default Paragraph Font"/>
     <w:uiPriority w:val="1"/>
-    <w:semiHidden/>
     <w:unhideWhenUsed/>
   </w:style>
   <w:style w:type="table" w:default="1" w:styleId="a1">

--- a/Инвестиционный ПОРТФЕЛЬ.docx
+++ b/Инвестиционный ПОРТФЕЛЬ.docx
@@ -10,10 +10,28 @@
     <w:p>
       <w:pPr>
         <w:pStyle w:val="a7"/>
+        <w:spacing w:after="0"/>
+        <w:ind w:left="283"/>
+        <w:contextualSpacing w:val="0"/>
+      </w:pPr>
+      <w:r>
+        <w:t>Работа с изменением цен</w:t>
+      </w:r>
+    </w:p>
+    <w:p>
+      <w:pPr>
+        <w:spacing w:after="0"/>
+      </w:pPr>
+    </w:p>
+    <w:p>
+      <w:pPr>
+        <w:pStyle w:val="a7"/>
         <w:numPr>
           <w:ilvl w:val="0"/>
           <w:numId w:val="1"/>
         </w:numPr>
+        <w:spacing w:after="0"/>
+        <w:contextualSpacing w:val="0"/>
       </w:pPr>
       <w:r>
         <w:t>Регистрация</w:t>
@@ -26,6 +44,8 @@
           <w:ilvl w:val="0"/>
           <w:numId w:val="1"/>
         </w:numPr>
+        <w:spacing w:after="0"/>
+        <w:contextualSpacing w:val="0"/>
       </w:pPr>
       <w:r>
         <w:t>Авторизация</w:t>
@@ -38,6 +58,7 @@
           <w:ilvl w:val="0"/>
           <w:numId w:val="1"/>
         </w:numPr>
+        <w:contextualSpacing w:val="0"/>
       </w:pPr>
       <w:r>
         <w:t>Редактирование</w:t>
@@ -51,9 +72,25 @@
           <w:ilvl w:val="0"/>
           <w:numId w:val="1"/>
         </w:numPr>
-      </w:pPr>
-      <w:r>
-        <w:t>Ввод покупки и продажи валюты (интеграция?)</w:t>
+        <w:contextualSpacing w:val="0"/>
+      </w:pPr>
+      <w:r>
+        <w:t>П</w:t>
+      </w:r>
+      <w:r>
+        <w:t>окупк</w:t>
+      </w:r>
+      <w:r>
+        <w:t>а</w:t>
+      </w:r>
+      <w:r>
+        <w:t xml:space="preserve"> и продаж</w:t>
+      </w:r>
+      <w:r>
+        <w:t>а</w:t>
+      </w:r>
+      <w:r>
+        <w:t xml:space="preserve"> валюты</w:t>
       </w:r>
     </w:p>
     <w:p>
@@ -63,10 +100,27 @@
           <w:ilvl w:val="0"/>
           <w:numId w:val="1"/>
         </w:numPr>
+        <w:contextualSpacing w:val="0"/>
       </w:pPr>
       <w:r>
         <w:t>Оценка средней стоимости портфеля</w:t>
       </w:r>
+      <w:r>
+        <w:t xml:space="preserve"> по валютам</w:t>
+      </w:r>
+    </w:p>
+    <w:p>
+      <w:pPr>
+        <w:pStyle w:val="a7"/>
+        <w:numPr>
+          <w:ilvl w:val="0"/>
+          <w:numId w:val="1"/>
+        </w:numPr>
+        <w:contextualSpacing w:val="0"/>
+      </w:pPr>
+      <w:r>
+        <w:t>Общая прибыль</w:t>
+      </w:r>
     </w:p>
     <w:p/>
     <w:p>
@@ -76,6 +130,7 @@
           <w:ilvl w:val="0"/>
           <w:numId w:val="1"/>
         </w:numPr>
+        <w:contextualSpacing w:val="0"/>
       </w:pPr>
       <w:r>
         <w:t>Получение актуальной цены (интеграция!!!)</w:t>
@@ -88,6 +143,8 @@
           <w:ilvl w:val="0"/>
           <w:numId w:val="1"/>
         </w:numPr>
+        <w:spacing w:after="0"/>
+        <w:contextualSpacing w:val="0"/>
       </w:pPr>
       <w:r>
         <w:t>Указание прибыльности с продажи по начальной цене</w:t>
@@ -100,6 +157,8 @@
           <w:ilvl w:val="0"/>
           <w:numId w:val="1"/>
         </w:numPr>
+        <w:spacing w:after="0"/>
+        <w:contextualSpacing w:val="0"/>
       </w:pPr>
       <w:r>
         <w:t>Уведомление о возможной прибыли</w:t>
@@ -112,14 +171,12 @@
       </w:r>
     </w:p>
     <w:p>
-      <w:proofErr w:type="spellStart"/>
       <w:r>
         <w:rPr>
           <w:lang w:val="en-US"/>
         </w:rPr>
         <w:t>Postgre</w:t>
       </w:r>
-      <w:proofErr w:type="spellEnd"/>
     </w:p>
     <w:p/>
     <w:p>
@@ -137,18 +194,9 @@
     <w:p>
       <w:pPr>
         <w:rPr>
-          <w:lang w:val="en-US"/>
-        </w:rPr>
-      </w:pPr>
-    </w:p>
-    <w:p>
-      <w:pPr>
-        <w:rPr>
-          <w:lang w:val="en-US"/>
-        </w:rPr>
-      </w:pPr>
-    </w:p>
-    <w:p>
+          <w:rStyle w:val="ac"/>
+        </w:rPr>
+      </w:pPr>
       <w:r>
         <w:t>Репозиторий</w:t>
       </w:r>
@@ -169,7 +217,6 @@
           </w:rPr>
           <w:t>://</w:t>
         </w:r>
-        <w:proofErr w:type="spellStart"/>
         <w:r>
           <w:rPr>
             <w:rStyle w:val="ac"/>
@@ -177,7 +224,6 @@
           </w:rPr>
           <w:t>github</w:t>
         </w:r>
-        <w:proofErr w:type="spellEnd"/>
         <w:r>
           <w:rPr>
             <w:rStyle w:val="ac"/>
@@ -197,7 +243,6 @@
           </w:rPr>
           <w:t>/</w:t>
         </w:r>
-        <w:proofErr w:type="spellStart"/>
         <w:r>
           <w:rPr>
             <w:rStyle w:val="ac"/>
@@ -205,14 +250,12 @@
           </w:rPr>
           <w:t>KironIllo</w:t>
         </w:r>
-        <w:proofErr w:type="spellEnd"/>
         <w:r>
           <w:rPr>
             <w:rStyle w:val="ac"/>
           </w:rPr>
           <w:t>/</w:t>
         </w:r>
-        <w:proofErr w:type="spellStart"/>
         <w:r>
           <w:rPr>
             <w:rStyle w:val="ac"/>
@@ -220,19 +263,32 @@
           </w:rPr>
           <w:t>EduPractice</w:t>
         </w:r>
-        <w:proofErr w:type="spellEnd"/>
       </w:hyperlink>
     </w:p>
     <w:p>
       <w:r>
+        <w:t>Канбан</w:t>
+      </w:r>
+      <w:r>
+        <w:t xml:space="preserve"> - </w:t>
+      </w:r>
+      <w:hyperlink r:id="rId6" w:history="1">
+        <w:r>
+          <w:rPr>
+            <w:rStyle w:val="ac"/>
+          </w:rPr>
+          <w:t>https://ngkinvest.yougile.com</w:t>
+        </w:r>
+      </w:hyperlink>
+    </w:p>
+    <w:p>
+      <w:r>
         <w:rPr>
           <w:lang w:val="en-US"/>
         </w:rPr>
         <w:t>README</w:t>
       </w:r>
     </w:p>
-    <w:p/>
-    <w:p/>
     <w:p/>
     <w:p>
       <w:pPr>
@@ -261,6 +317,7 @@
           <w:b/>
           <w:bCs/>
         </w:rPr>
+        <w:lastRenderedPageBreak/>
         <w:t>Структура базы данных</w:t>
       </w:r>
     </w:p>
@@ -272,13 +329,8 @@
         </w:rPr>
         <w:t>1. Таблица </w:t>
       </w:r>
-      <w:proofErr w:type="spellStart"/>
-      <w:r>
-        <w:t>users</w:t>
-      </w:r>
-      <w:proofErr w:type="spellEnd"/>
-      <w:r>
-        <w:t> (пользователи):</w:t>
+      <w:r>
+        <w:t>users (пользователи):</w:t>
       </w:r>
     </w:p>
     <w:p>
@@ -288,21 +340,8 @@
           <w:numId w:val="2"/>
         </w:numPr>
       </w:pPr>
-      <w:proofErr w:type="spellStart"/>
-      <w:r>
-        <w:t>user_id</w:t>
-      </w:r>
-      <w:proofErr w:type="spellEnd"/>
-      <w:r>
-        <w:t> (PK, INT, </w:t>
-      </w:r>
-      <w:proofErr w:type="spellStart"/>
-      <w:r>
-        <w:t>автоинкремент</w:t>
-      </w:r>
-      <w:proofErr w:type="spellEnd"/>
-      <w:r>
-        <w:t>) — ID пользователя;</w:t>
+      <w:r>
+        <w:t>user_id (PK, INT, автоинкремент) — ID пользователя;</w:t>
       </w:r>
     </w:p>
     <w:p>
@@ -312,13 +351,8 @@
           <w:numId w:val="2"/>
         </w:numPr>
       </w:pPr>
-      <w:proofErr w:type="spellStart"/>
-      <w:r>
-        <w:t>username</w:t>
-      </w:r>
-      <w:proofErr w:type="spellEnd"/>
-      <w:r>
-        <w:t> (VARCHAR) — логин;</w:t>
+      <w:r>
+        <w:t>username (VARCHAR) — логин;</w:t>
       </w:r>
     </w:p>
     <w:p>
@@ -328,20 +362,42 @@
           <w:numId w:val="2"/>
         </w:numPr>
       </w:pPr>
-      <w:proofErr w:type="spellStart"/>
-      <w:r>
-        <w:t>email</w:t>
-      </w:r>
-      <w:proofErr w:type="spellEnd"/>
-      <w:r>
-        <w:t xml:space="preserve"> (VARCHAR, уникальный) — </w:t>
-      </w:r>
-      <w:proofErr w:type="spellStart"/>
-      <w:r>
-        <w:t>email</w:t>
-      </w:r>
-      <w:proofErr w:type="spellEnd"/>
-      <w:r>
+      <w:r>
+        <w:t>email (VARCHAR, уникальный) — email;</w:t>
+      </w:r>
+    </w:p>
+    <w:p>
+      <w:pPr>
+        <w:numPr>
+          <w:ilvl w:val="0"/>
+          <w:numId w:val="2"/>
+        </w:numPr>
+        <w:rPr>
+          <w:lang w:val="en-US"/>
+        </w:rPr>
+      </w:pPr>
+      <w:r>
+        <w:rPr>
+          <w:lang w:val="en-US"/>
+        </w:rPr>
+        <w:t xml:space="preserve">password_hash (VARCHAR) — </w:t>
+      </w:r>
+      <w:r>
+        <w:t>хэш</w:t>
+      </w:r>
+      <w:r>
+        <w:rPr>
+          <w:lang w:val="en-US"/>
+        </w:rPr>
+        <w:t> </w:t>
+      </w:r>
+      <w:r>
+        <w:t>пароля</w:t>
+      </w:r>
+      <w:r>
+        <w:rPr>
+          <w:lang w:val="en-US"/>
+        </w:rPr>
         <w:t>;</w:t>
       </w:r>
     </w:p>
@@ -355,62 +411,11 @@
           <w:lang w:val="en-US"/>
         </w:rPr>
       </w:pPr>
-      <w:proofErr w:type="spellStart"/>
-      <w:r>
-        <w:rPr>
-          <w:lang w:val="en-US"/>
-        </w:rPr>
-        <w:t>password_hash</w:t>
-      </w:r>
-      <w:proofErr w:type="spellEnd"/>
-      <w:r>
-        <w:rPr>
-          <w:lang w:val="en-US"/>
-        </w:rPr>
-        <w:t xml:space="preserve"> (VARCHAR) — </w:t>
-      </w:r>
-      <w:r>
-        <w:t>хэш</w:t>
-      </w:r>
-      <w:r>
-        <w:rPr>
-          <w:lang w:val="en-US"/>
-        </w:rPr>
-        <w:t> </w:t>
-      </w:r>
-      <w:r>
-        <w:t>пароля</w:t>
-      </w:r>
-      <w:r>
-        <w:rPr>
-          <w:lang w:val="en-US"/>
-        </w:rPr>
-        <w:t>;</w:t>
-      </w:r>
-    </w:p>
-    <w:p>
-      <w:pPr>
-        <w:numPr>
-          <w:ilvl w:val="0"/>
-          <w:numId w:val="2"/>
-        </w:numPr>
-        <w:rPr>
-          <w:lang w:val="en-US"/>
-        </w:rPr>
-      </w:pPr>
-      <w:proofErr w:type="spellStart"/>
-      <w:r>
-        <w:rPr>
-          <w:lang w:val="en-US"/>
-        </w:rPr>
-        <w:t>registration_date</w:t>
-      </w:r>
-      <w:proofErr w:type="spellEnd"/>
-      <w:r>
-        <w:rPr>
-          <w:lang w:val="en-US"/>
-        </w:rPr>
-        <w:t xml:space="preserve"> (DATETIME) — </w:t>
+      <w:r>
+        <w:rPr>
+          <w:lang w:val="en-US"/>
+        </w:rPr>
+        <w:t xml:space="preserve">registration_date (DATETIME) — </w:t>
       </w:r>
       <w:r>
         <w:t>дата</w:t>
@@ -439,13 +444,8 @@
         </w:rPr>
         <w:t>2. Таблица </w:t>
       </w:r>
-      <w:proofErr w:type="spellStart"/>
-      <w:r>
-        <w:t>portfolios</w:t>
-      </w:r>
-      <w:proofErr w:type="spellEnd"/>
-      <w:r>
-        <w:t> (портфели):</w:t>
+      <w:r>
+        <w:t>portfolios (портфели):</w:t>
       </w:r>
     </w:p>
     <w:p>
@@ -455,21 +455,8 @@
           <w:numId w:val="3"/>
         </w:numPr>
       </w:pPr>
-      <w:proofErr w:type="spellStart"/>
-      <w:r>
-        <w:t>portfolio_id</w:t>
-      </w:r>
-      <w:proofErr w:type="spellEnd"/>
-      <w:r>
-        <w:t> (PK, INT, </w:t>
-      </w:r>
-      <w:proofErr w:type="spellStart"/>
-      <w:r>
-        <w:t>автоинкремент</w:t>
-      </w:r>
-      <w:proofErr w:type="spellEnd"/>
-      <w:r>
-        <w:t>) — ID портфеля;</w:t>
+      <w:r>
+        <w:t>portfolio_id (PK, INT, автоинкремент) — ID портфеля;</w:t>
       </w:r>
     </w:p>
     <w:p>
@@ -479,13 +466,8 @@
           <w:numId w:val="3"/>
         </w:numPr>
       </w:pPr>
-      <w:proofErr w:type="spellStart"/>
-      <w:r>
-        <w:t>user_id</w:t>
-      </w:r>
-      <w:proofErr w:type="spellEnd"/>
-      <w:r>
-        <w:t> (FK, INT) — ссылка на пользователя;</w:t>
+      <w:r>
+        <w:t>user_id (FK, INT) — ссылка на пользователя;</w:t>
       </w:r>
     </w:p>
     <w:p>
@@ -495,13 +477,8 @@
           <w:numId w:val="3"/>
         </w:numPr>
       </w:pPr>
-      <w:proofErr w:type="spellStart"/>
-      <w:r>
-        <w:t>name</w:t>
-      </w:r>
-      <w:proofErr w:type="spellEnd"/>
-      <w:r>
-        <w:t> (VARCHAR) — название портфеля;</w:t>
+      <w:r>
+        <w:t>name (VARCHAR) — название портфеля;</w:t>
       </w:r>
     </w:p>
     <w:p>
@@ -514,19 +491,11 @@
           <w:lang w:val="en-US"/>
         </w:rPr>
       </w:pPr>
-      <w:proofErr w:type="spellStart"/>
-      <w:r>
-        <w:rPr>
-          <w:lang w:val="en-US"/>
-        </w:rPr>
-        <w:t>creation_date</w:t>
-      </w:r>
-      <w:proofErr w:type="spellEnd"/>
-      <w:r>
-        <w:rPr>
-          <w:lang w:val="en-US"/>
-        </w:rPr>
-        <w:t xml:space="preserve"> (DATETIME) — </w:t>
+      <w:r>
+        <w:rPr>
+          <w:lang w:val="en-US"/>
+        </w:rPr>
+        <w:t xml:space="preserve">creation_date (DATETIME) — </w:t>
       </w:r>
       <w:r>
         <w:t>дата</w:t>
@@ -555,13 +524,8 @@
         </w:rPr>
         <w:t>3. Таблица </w:t>
       </w:r>
-      <w:proofErr w:type="spellStart"/>
-      <w:r>
-        <w:t>assets</w:t>
-      </w:r>
-      <w:proofErr w:type="spellEnd"/>
-      <w:r>
-        <w:t> (активы):</w:t>
+      <w:r>
+        <w:t>assets (активы):</w:t>
       </w:r>
     </w:p>
     <w:p>
@@ -571,21 +535,8 @@
           <w:numId w:val="4"/>
         </w:numPr>
       </w:pPr>
-      <w:proofErr w:type="spellStart"/>
-      <w:r>
-        <w:t>asset_id</w:t>
-      </w:r>
-      <w:proofErr w:type="spellEnd"/>
-      <w:r>
-        <w:t> (PK, INT, </w:t>
-      </w:r>
-      <w:proofErr w:type="spellStart"/>
-      <w:r>
-        <w:t>автоинкремент</w:t>
-      </w:r>
-      <w:proofErr w:type="spellEnd"/>
-      <w:r>
-        <w:t>) — ID актива;</w:t>
+      <w:r>
+        <w:t>asset_id (PK, INT, автоинкремент) — ID актива;</w:t>
       </w:r>
     </w:p>
     <w:p>
@@ -595,13 +546,8 @@
           <w:numId w:val="4"/>
         </w:numPr>
       </w:pPr>
-      <w:proofErr w:type="spellStart"/>
-      <w:r>
-        <w:t>symbol</w:t>
-      </w:r>
-      <w:proofErr w:type="spellEnd"/>
-      <w:r>
-        <w:t> (VARCHAR, уникальный) — тикер (например, AAPL, BTC-USD);</w:t>
+      <w:r>
+        <w:t>symbol (VARCHAR, уникальный) — тикер (например, AAPL, BTC-USD);</w:t>
       </w:r>
     </w:p>
     <w:p>
@@ -646,13 +592,8 @@
           <w:numId w:val="4"/>
         </w:numPr>
       </w:pPr>
-      <w:proofErr w:type="spellStart"/>
-      <w:r>
-        <w:t>type</w:t>
-      </w:r>
-      <w:proofErr w:type="spellEnd"/>
-      <w:r>
-        <w:t> (ENUM) — тип: «акция», «облигация», «валюта», «криптовалюта», «ETF» и т. д.</w:t>
+      <w:r>
+        <w:t>type (ENUM) — тип: «акция», «облигация», «валюта», «криптовалюта», «ETF» и т. д.</w:t>
       </w:r>
     </w:p>
     <w:p>
@@ -663,13 +604,8 @@
         </w:rPr>
         <w:t>4. Таблица </w:t>
       </w:r>
-      <w:proofErr w:type="spellStart"/>
-      <w:r>
-        <w:t>transactions</w:t>
-      </w:r>
-      <w:proofErr w:type="spellEnd"/>
-      <w:r>
-        <w:t> (сделки):</w:t>
+      <w:r>
+        <w:t>transactions (сделки):</w:t>
       </w:r>
     </w:p>
     <w:p>
@@ -682,25 +618,15 @@
           <w:lang w:val="en-US"/>
         </w:rPr>
       </w:pPr>
-      <w:proofErr w:type="spellStart"/>
-      <w:r>
-        <w:rPr>
-          <w:lang w:val="en-US"/>
-        </w:rPr>
-        <w:t>transaction_id</w:t>
-      </w:r>
-      <w:proofErr w:type="spellEnd"/>
-      <w:r>
-        <w:rPr>
-          <w:lang w:val="en-US"/>
-        </w:rPr>
-        <w:t> (PK, INT, </w:t>
-      </w:r>
-      <w:proofErr w:type="spellStart"/>
+      <w:r>
+        <w:rPr>
+          <w:lang w:val="en-US"/>
+        </w:rPr>
+        <w:t>transaction_id (PK, INT, </w:t>
+      </w:r>
       <w:r>
         <w:t>автоинкремент</w:t>
       </w:r>
-      <w:proofErr w:type="spellEnd"/>
       <w:r>
         <w:rPr>
           <w:lang w:val="en-US"/>
@@ -727,19 +653,11 @@
           <w:lang w:val="en-US"/>
         </w:rPr>
       </w:pPr>
-      <w:proofErr w:type="spellStart"/>
-      <w:r>
-        <w:rPr>
-          <w:lang w:val="en-US"/>
-        </w:rPr>
-        <w:t>portfolio_id</w:t>
-      </w:r>
-      <w:proofErr w:type="spellEnd"/>
-      <w:r>
-        <w:rPr>
-          <w:lang w:val="en-US"/>
-        </w:rPr>
-        <w:t> (FK, INT) — ID </w:t>
+      <w:r>
+        <w:rPr>
+          <w:lang w:val="en-US"/>
+        </w:rPr>
+        <w:t>portfolio_id (FK, INT) — ID </w:t>
       </w:r>
       <w:r>
         <w:t>портфеля</w:t>
@@ -761,19 +679,11 @@
           <w:lang w:val="en-US"/>
         </w:rPr>
       </w:pPr>
-      <w:proofErr w:type="spellStart"/>
-      <w:r>
-        <w:rPr>
-          <w:lang w:val="en-US"/>
-        </w:rPr>
-        <w:t>asset_id</w:t>
-      </w:r>
-      <w:proofErr w:type="spellEnd"/>
-      <w:r>
-        <w:rPr>
-          <w:lang w:val="en-US"/>
-        </w:rPr>
-        <w:t> (FK, INT) — ID </w:t>
+      <w:r>
+        <w:rPr>
+          <w:lang w:val="en-US"/>
+        </w:rPr>
+        <w:t>asset_id (FK, INT) — ID </w:t>
       </w:r>
       <w:r>
         <w:t>актива</w:t>
@@ -795,19 +705,11 @@
           <w:lang w:val="en-US"/>
         </w:rPr>
       </w:pPr>
-      <w:proofErr w:type="spellStart"/>
-      <w:r>
-        <w:rPr>
-          <w:lang w:val="en-US"/>
-        </w:rPr>
-        <w:t>transaction_type</w:t>
-      </w:r>
-      <w:proofErr w:type="spellEnd"/>
-      <w:r>
-        <w:rPr>
-          <w:lang w:val="en-US"/>
-        </w:rPr>
-        <w:t xml:space="preserve"> (ENUM: ‘buy’, ‘sell’) — </w:t>
+      <w:r>
+        <w:rPr>
+          <w:lang w:val="en-US"/>
+        </w:rPr>
+        <w:t xml:space="preserve">transaction_type (ENUM: ‘buy’, ‘sell’) — </w:t>
       </w:r>
       <w:r>
         <w:t>тип</w:t>
@@ -835,13 +737,8 @@
           <w:numId w:val="5"/>
         </w:numPr>
       </w:pPr>
-      <w:proofErr w:type="spellStart"/>
-      <w:r>
-        <w:t>quantity</w:t>
-      </w:r>
-      <w:proofErr w:type="spellEnd"/>
-      <w:r>
-        <w:t> (DECIMAL) — количество;</w:t>
+      <w:r>
+        <w:t>quantity (DECIMAL) — количество;</w:t>
       </w:r>
     </w:p>
     <w:p>
@@ -851,13 +748,8 @@
           <w:numId w:val="5"/>
         </w:numPr>
       </w:pPr>
-      <w:proofErr w:type="spellStart"/>
-      <w:r>
-        <w:t>price</w:t>
-      </w:r>
-      <w:proofErr w:type="spellEnd"/>
-      <w:r>
-        <w:t> (DECIMAL) — цена за единицу;</w:t>
+      <w:r>
+        <w:t>price (DECIMAL) — цена за единицу;</w:t>
       </w:r>
     </w:p>
     <w:p>
@@ -867,13 +759,8 @@
           <w:numId w:val="5"/>
         </w:numPr>
       </w:pPr>
-      <w:proofErr w:type="spellStart"/>
-      <w:r>
-        <w:t>total_amount</w:t>
-      </w:r>
-      <w:proofErr w:type="spellEnd"/>
-      <w:r>
-        <w:t> (DECIMAL) — общая сумма (с учётом комиссий);</w:t>
+      <w:r>
+        <w:t>total_amount (DECIMAL) — общая сумма (с учётом комиссий);</w:t>
       </w:r>
     </w:p>
     <w:p>
@@ -883,13 +770,8 @@
           <w:numId w:val="5"/>
         </w:numPr>
       </w:pPr>
-      <w:proofErr w:type="spellStart"/>
-      <w:r>
-        <w:t>commission</w:t>
-      </w:r>
-      <w:proofErr w:type="spellEnd"/>
-      <w:r>
-        <w:t> (DECIMAL) — комиссия;</w:t>
+      <w:r>
+        <w:t>commission (DECIMAL) — комиссия;</w:t>
       </w:r>
     </w:p>
     <w:p>
@@ -937,19 +819,11 @@
           <w:lang w:val="en-US"/>
         </w:rPr>
       </w:pPr>
-      <w:proofErr w:type="spellStart"/>
-      <w:r>
-        <w:rPr>
-          <w:lang w:val="en-US"/>
-        </w:rPr>
-        <w:t>transaction_date</w:t>
-      </w:r>
-      <w:proofErr w:type="spellEnd"/>
-      <w:r>
-        <w:rPr>
-          <w:lang w:val="en-US"/>
-        </w:rPr>
-        <w:t xml:space="preserve"> (DATETIME) — </w:t>
+      <w:r>
+        <w:rPr>
+          <w:lang w:val="en-US"/>
+        </w:rPr>
+        <w:t xml:space="preserve">transaction_date (DATETIME) — </w:t>
       </w:r>
       <w:r>
         <w:t>дата</w:t>
@@ -996,13 +870,8 @@
         </w:rPr>
         <w:t>5. Таблица </w:t>
       </w:r>
-      <w:proofErr w:type="spellStart"/>
-      <w:r>
-        <w:t>market_data</w:t>
-      </w:r>
-      <w:proofErr w:type="spellEnd"/>
-      <w:r>
-        <w:t> (актуальные рыночные данные):</w:t>
+      <w:r>
+        <w:t>market_data (актуальные рыночные данные):</w:t>
       </w:r>
     </w:p>
     <w:p>
@@ -1012,21 +881,8 @@
           <w:numId w:val="6"/>
         </w:numPr>
       </w:pPr>
-      <w:proofErr w:type="spellStart"/>
-      <w:r>
-        <w:t>data_id</w:t>
-      </w:r>
-      <w:proofErr w:type="spellEnd"/>
-      <w:r>
-        <w:t> (PK, INT, </w:t>
-      </w:r>
-      <w:proofErr w:type="spellStart"/>
-      <w:r>
-        <w:t>автоинкремент</w:t>
-      </w:r>
-      <w:proofErr w:type="spellEnd"/>
-      <w:r>
-        <w:t>);</w:t>
+      <w:r>
+        <w:t>data_id (PK, INT, автоинкремент);</w:t>
       </w:r>
     </w:p>
     <w:p>
@@ -1036,13 +892,8 @@
           <w:numId w:val="6"/>
         </w:numPr>
       </w:pPr>
-      <w:proofErr w:type="spellStart"/>
-      <w:r>
-        <w:t>asset_id</w:t>
-      </w:r>
-      <w:proofErr w:type="spellEnd"/>
-      <w:r>
-        <w:t> (FK, INT);</w:t>
+      <w:r>
+        <w:t>asset_id (FK, INT);</w:t>
       </w:r>
     </w:p>
     <w:p>
@@ -1055,19 +906,11 @@
           <w:lang w:val="en-US"/>
         </w:rPr>
       </w:pPr>
-      <w:proofErr w:type="spellStart"/>
-      <w:r>
-        <w:rPr>
-          <w:lang w:val="en-US"/>
-        </w:rPr>
-        <w:t>current_price</w:t>
-      </w:r>
-      <w:proofErr w:type="spellEnd"/>
-      <w:r>
-        <w:rPr>
-          <w:lang w:val="en-US"/>
-        </w:rPr>
-        <w:t xml:space="preserve"> (DECIMAL) — </w:t>
+      <w:r>
+        <w:rPr>
+          <w:lang w:val="en-US"/>
+        </w:rPr>
+        <w:t xml:space="preserve">current_price (DECIMAL) — </w:t>
       </w:r>
       <w:r>
         <w:t>актуальная</w:t>
@@ -1095,13 +938,9 @@
           <w:numId w:val="6"/>
         </w:numPr>
       </w:pPr>
-      <w:proofErr w:type="spellStart"/>
-      <w:r>
-        <w:t>last_updated</w:t>
-      </w:r>
-      <w:proofErr w:type="spellEnd"/>
-      <w:r>
-        <w:t> (DATETIME) — время последнего обновления;</w:t>
+      <w:r>
+        <w:lastRenderedPageBreak/>
+        <w:t>last_updated (DATETIME) — время последнего обновления;</w:t>
       </w:r>
     </w:p>
     <w:p>
@@ -1111,13 +950,8 @@
           <w:numId w:val="6"/>
         </w:numPr>
       </w:pPr>
-      <w:proofErr w:type="spellStart"/>
-      <w:r>
-        <w:t>change_percent</w:t>
-      </w:r>
-      <w:proofErr w:type="spellEnd"/>
-      <w:r>
-        <w:t> (DECIMAL) — изменение в % за день.</w:t>
+      <w:r>
+        <w:t>change_percent (DECIMAL) — изменение в % за день.</w:t>
       </w:r>
     </w:p>
     <w:p>
@@ -1128,13 +962,8 @@
         </w:rPr>
         <w:t>6. Таблица </w:t>
       </w:r>
-      <w:proofErr w:type="spellStart"/>
-      <w:r>
-        <w:t>notifications</w:t>
-      </w:r>
-      <w:proofErr w:type="spellEnd"/>
-      <w:r>
-        <w:t> (уведомления):</w:t>
+      <w:r>
+        <w:t>notifications (уведомления):</w:t>
       </w:r>
     </w:p>
     <w:p>
@@ -1147,25 +976,15 @@
           <w:lang w:val="en-US"/>
         </w:rPr>
       </w:pPr>
-      <w:proofErr w:type="spellStart"/>
-      <w:r>
-        <w:rPr>
-          <w:lang w:val="en-US"/>
-        </w:rPr>
-        <w:t>notification_id</w:t>
-      </w:r>
-      <w:proofErr w:type="spellEnd"/>
-      <w:r>
-        <w:rPr>
-          <w:lang w:val="en-US"/>
-        </w:rPr>
-        <w:t> (PK, INT, </w:t>
-      </w:r>
-      <w:proofErr w:type="spellStart"/>
+      <w:r>
+        <w:rPr>
+          <w:lang w:val="en-US"/>
+        </w:rPr>
+        <w:t>notification_id (PK, INT, </w:t>
+      </w:r>
       <w:r>
         <w:t>автоинкремент</w:t>
       </w:r>
-      <w:proofErr w:type="spellEnd"/>
       <w:r>
         <w:rPr>
           <w:lang w:val="en-US"/>
@@ -1180,13 +999,8 @@
           <w:numId w:val="7"/>
         </w:numPr>
       </w:pPr>
-      <w:proofErr w:type="spellStart"/>
-      <w:r>
-        <w:t>user_id</w:t>
-      </w:r>
-      <w:proofErr w:type="spellEnd"/>
-      <w:r>
-        <w:t> (FK, INT);</w:t>
+      <w:r>
+        <w:t>user_id (FK, INT);</w:t>
       </w:r>
     </w:p>
     <w:p>
@@ -1196,13 +1010,8 @@
           <w:numId w:val="7"/>
         </w:numPr>
       </w:pPr>
-      <w:proofErr w:type="spellStart"/>
-      <w:r>
-        <w:t>message</w:t>
-      </w:r>
-      <w:proofErr w:type="spellEnd"/>
-      <w:r>
-        <w:t> (TEXT) — текст уведомления;</w:t>
+      <w:r>
+        <w:t>message (TEXT) — текст уведомления;</w:t>
       </w:r>
     </w:p>
     <w:p>
@@ -1212,13 +1021,8 @@
           <w:numId w:val="7"/>
         </w:numPr>
       </w:pPr>
-      <w:proofErr w:type="spellStart"/>
-      <w:r>
-        <w:t>is_read</w:t>
-      </w:r>
-      <w:proofErr w:type="spellEnd"/>
-      <w:r>
-        <w:t> (BOOLEAN) — прочитано ли;</w:t>
+      <w:r>
+        <w:t>is_read (BOOLEAN) — прочитано ли;</w:t>
       </w:r>
     </w:p>
     <w:p>
@@ -1231,19 +1035,11 @@
           <w:lang w:val="en-US"/>
         </w:rPr>
       </w:pPr>
-      <w:proofErr w:type="spellStart"/>
-      <w:r>
-        <w:rPr>
-          <w:lang w:val="en-US"/>
-        </w:rPr>
-        <w:t>created_at</w:t>
-      </w:r>
-      <w:proofErr w:type="spellEnd"/>
-      <w:r>
-        <w:rPr>
-          <w:lang w:val="en-US"/>
-        </w:rPr>
-        <w:t xml:space="preserve"> (DATETIME) — </w:t>
+      <w:r>
+        <w:rPr>
+          <w:lang w:val="en-US"/>
+        </w:rPr>
+        <w:t xml:space="preserve">created_at (DATETIME) — </w:t>
       </w:r>
       <w:r>
         <w:t>дата</w:t>
@@ -1267,7 +1063,7 @@
     <w:p>
       <w:r>
         <w:pict w14:anchorId="70EF0DC8">
-          <v:rect id="_x0000_i1037" style="width:0;height:1.5pt" o:hralign="center" o:hrstd="t" o:hr="t" fillcolor="#a0a0a0" stroked="f"/>
+          <v:rect id="_x0000_i1025" style="width:0;height:1.5pt" o:hralign="center" o:hrstd="t" o:hr="t" fillcolor="#a0a0a0" stroked="f"/>
         </w:pict>
       </w:r>
     </w:p>
@@ -1303,15 +1099,7 @@
         </w:numPr>
       </w:pPr>
       <w:r>
-        <w:t>пользователь регистрируется, данные сохраняются в </w:t>
-      </w:r>
-      <w:proofErr w:type="spellStart"/>
-      <w:r>
-        <w:t>users</w:t>
-      </w:r>
-      <w:proofErr w:type="spellEnd"/>
-      <w:r>
-        <w:t>;</w:t>
+        <w:t>пользователь регистрируется, данные сохраняются в users;</w:t>
       </w:r>
     </w:p>
     <w:p>
@@ -1322,15 +1110,7 @@
         </w:numPr>
       </w:pPr>
       <w:r>
-        <w:t>при авторизации система проверяет </w:t>
-      </w:r>
-      <w:proofErr w:type="spellStart"/>
-      <w:r>
-        <w:t>email</w:t>
-      </w:r>
-      <w:proofErr w:type="spellEnd"/>
-      <w:r>
-        <w:t> и хэш пароля.</w:t>
+        <w:t>при авторизации система проверяет email и хэш пароля.</w:t>
       </w:r>
     </w:p>
     <w:p>
@@ -1370,15 +1150,7 @@
         </w:numPr>
       </w:pPr>
       <w:r>
-        <w:t>при покупке/продаже создаётся запись в </w:t>
-      </w:r>
-      <w:proofErr w:type="spellStart"/>
-      <w:r>
-        <w:t>transactions</w:t>
-      </w:r>
-      <w:proofErr w:type="spellEnd"/>
-      <w:r>
-        <w:t> с указанием:</w:t>
+        <w:t>при покупке/продаже создаётся запись в transactions с указанием:</w:t>
       </w:r>
     </w:p>
     <w:p>
@@ -1389,15 +1161,7 @@
         </w:numPr>
       </w:pPr>
       <w:r>
-        <w:t>портфеля (</w:t>
-      </w:r>
-      <w:proofErr w:type="spellStart"/>
-      <w:r>
-        <w:t>portfolio_id</w:t>
-      </w:r>
-      <w:proofErr w:type="spellEnd"/>
-      <w:r>
-        <w:t>);</w:t>
+        <w:t>портфеля (portfolio_id);</w:t>
       </w:r>
     </w:p>
     <w:p>
@@ -1408,15 +1172,7 @@
         </w:numPr>
       </w:pPr>
       <w:r>
-        <w:t>актива (</w:t>
-      </w:r>
-      <w:proofErr w:type="spellStart"/>
-      <w:r>
-        <w:t>asset_id</w:t>
-      </w:r>
-      <w:proofErr w:type="spellEnd"/>
-      <w:r>
-        <w:t>);</w:t>
+        <w:t>актива (asset_id);</w:t>
       </w:r>
     </w:p>
     <w:p>
@@ -1427,23 +1183,7 @@
         </w:numPr>
       </w:pPr>
       <w:r>
-        <w:t>типа сделки (</w:t>
-      </w:r>
-      <w:proofErr w:type="spellStart"/>
-      <w:r>
-        <w:t>buy</w:t>
-      </w:r>
-      <w:proofErr w:type="spellEnd"/>
-      <w:r>
-        <w:t>/</w:t>
-      </w:r>
-      <w:proofErr w:type="spellStart"/>
-      <w:r>
-        <w:t>sell</w:t>
-      </w:r>
-      <w:proofErr w:type="spellEnd"/>
-      <w:r>
-        <w:t>);</w:t>
+        <w:t>типа сделки (buy/sell);</w:t>
       </w:r>
     </w:p>
     <w:p>
@@ -1485,23 +1225,7 @@
         </w:numPr>
       </w:pPr>
       <w:r>
-        <w:t>для каждого актива: </w:t>
-      </w:r>
-      <w:proofErr w:type="spellStart"/>
-      <w:r>
-        <w:t>количество_в_портфеле</w:t>
-      </w:r>
-      <w:proofErr w:type="spellEnd"/>
-      <w:r>
-        <w:t xml:space="preserve"> × </w:t>
-      </w:r>
-      <w:proofErr w:type="spellStart"/>
-      <w:r>
-        <w:t>актуальная_цена</w:t>
-      </w:r>
-      <w:proofErr w:type="spellEnd"/>
-      <w:r>
-        <w:t>;</w:t>
+        <w:t>для каждого актива: количество_в_портфеле × актуальная_цена;</w:t>
       </w:r>
     </w:p>
     <w:p>
@@ -1528,11 +1252,7 @@
     </w:p>
     <w:p>
       <w:r>
-        <w:t>Средняя стоимость=∑(</w:t>
-      </w:r>
-      <w:proofErr w:type="spellStart"/>
-      <w:r>
-        <w:t>количество</w:t>
+        <w:t>Средняя стоимость=∑(количество</w:t>
       </w:r>
       <w:r>
         <w:rPr>
@@ -1541,13 +1261,8 @@
         </w:rPr>
         <w:t>i</w:t>
       </w:r>
-      <w:proofErr w:type="spellEnd"/>
-      <w:r>
-        <w:t>​×</w:t>
-      </w:r>
-      <w:proofErr w:type="spellStart"/>
-      <w:r>
-        <w:t>актуальная_цена</w:t>
+      <w:r>
+        <w:t>​×актуальная_цена</w:t>
       </w:r>
       <w:r>
         <w:rPr>
@@ -1556,7 +1271,6 @@
         </w:rPr>
         <w:t>i</w:t>
       </w:r>
-      <w:proofErr w:type="spellEnd"/>
       <w:r>
         <w:t>​)</w:t>
       </w:r>
@@ -1611,15 +1325,7 @@
         </w:numPr>
       </w:pPr>
       <w:r>
-        <w:t>полученные цены обновляются в таблице </w:t>
-      </w:r>
-      <w:proofErr w:type="spellStart"/>
-      <w:r>
-        <w:t>market_data</w:t>
-      </w:r>
-      <w:proofErr w:type="spellEnd"/>
-      <w:r>
-        <w:t>.</w:t>
+        <w:t>полученные цены обновляются в таблице market_data.</w:t>
       </w:r>
     </w:p>
     <w:p>
@@ -1628,6 +1334,7 @@
           <w:b/>
           <w:bCs/>
         </w:rPr>
+        <w:lastRenderedPageBreak/>
         <w:t>6. Расчёт прибыльности:</w:t>
       </w:r>
     </w:p>
@@ -1644,23 +1351,7 @@
     </w:p>
     <w:p>
       <w:r>
-        <w:t>Прибыль/убыток=(</w:t>
-      </w:r>
-      <w:proofErr w:type="spellStart"/>
-      <w:r>
-        <w:t>актуальная_цена−средняя_цена_</w:t>
-      </w:r>
-      <w:proofErr w:type="gramStart"/>
-      <w:r>
-        <w:t>покупки</w:t>
-      </w:r>
-      <w:proofErr w:type="spellEnd"/>
-      <w:r>
-        <w:t>)×</w:t>
-      </w:r>
-      <w:proofErr w:type="gramEnd"/>
-      <w:r>
-        <w:t>количество</w:t>
+        <w:t>Прибыль/убыток=(актуальная_цена−средняя_цена_покупки)×количество</w:t>
       </w:r>
     </w:p>
     <w:p>
@@ -1719,7 +1410,7 @@
     <w:p>
       <w:r>
         <w:pict w14:anchorId="1DF09C95">
-          <v:rect id="_x0000_i1038" style="width:0;height:1.5pt" o:hralign="center" o:hrstd="t" o:hr="t" fillcolor="#a0a0a0" stroked="f"/>
+          <v:rect id="_x0000_i1026" style="width:0;height:1.5pt" o:hralign="center" o:hrstd="t" o:hr="t" fillcolor="#a0a0a0" stroked="f"/>
         </w:pict>
       </w:r>
     </w:p>
@@ -1776,21 +1467,7 @@
         <w:rPr>
           <w:lang w:val="en-US"/>
         </w:rPr>
-        <w:t> Python (Django/</w:t>
-      </w:r>
-      <w:proofErr w:type="spellStart"/>
-      <w:r>
-        <w:rPr>
-          <w:lang w:val="en-US"/>
-        </w:rPr>
-        <w:t>FastAPI</w:t>
-      </w:r>
-      <w:proofErr w:type="spellEnd"/>
-      <w:r>
-        <w:rPr>
-          <w:lang w:val="en-US"/>
-        </w:rPr>
-        <w:t>), Node.js (Express), PHP (Laravel) </w:t>
+        <w:t> Python (Django/FastAPI), Node.js (Express), PHP (Laravel) </w:t>
       </w:r>
       <w:r>
         <w:t>или</w:t>
@@ -5130,6 +4807,7 @@
   <w:style w:type="character" w:default="1" w:styleId="a0">
     <w:name w:val="Default Paragraph Font"/>
     <w:uiPriority w:val="1"/>
+    <w:semiHidden/>
     <w:unhideWhenUsed/>
   </w:style>
   <w:style w:type="table" w:default="1" w:styleId="a1">
